--- a/docs/milton_da_technical_report.docx
+++ b/docs/milton_da_technical_report.docx
@@ -22439,7 +22439,8747 @@
         <w:rPr>
           <w:rFonts w:ascii="Times New Roman" w:cs="Times New Roman" w:eastAsia="Times New Roman" w:hAnsi="Times New Roman"/>
         </w:rPr>
-        <w:t xml:space="preserve">Appendix B. References</w:t>
+        <w:t xml:space="preserve">Appendix B. Glossary of terms</w:t>
+      </w:r>
+    </w:p>
+    <w:p>
+      <w:pPr>
+        <w:spacing w:after="160" w:line="300"/>
+        <w:jc w:val="both"/>
+      </w:pPr>
+      <w:r>
+        <w:rPr>
+          <w:rFonts w:ascii="Times New Roman" w:cs="Times New Roman" w:eastAsia="Times New Roman" w:hAnsi="Times New Roman"/>
+          <w:sz w:val="24"/>
+          <w:szCs w:val="24"/>
+        </w:rPr>
+        <w:t xml:space="preserve">Terms used in this report and on the dashboard, grouped by subject. The Tomorrow.io product terms are included because Section 15 refers to them.</w:t>
+      </w:r>
+    </w:p>
+    <w:p>
+      <w:pPr>
+        <w:pStyle w:val="Heading2"/>
+        <w:spacing w:after="120" w:before="280"/>
+      </w:pPr>
+      <w:r>
+        <w:rPr>
+          <w:rFonts w:ascii="Times New Roman" w:cs="Times New Roman" w:eastAsia="Times New Roman" w:hAnsi="Times New Roman"/>
+        </w:rPr>
+        <w:t xml:space="preserve">B.1 Data assimilation and estimation</w:t>
+      </w:r>
+    </w:p>
+    <w:tbl>
+      <w:tblPr>
+        <w:tblW w:type="dxa" w:w="9360"/>
+        <w:tblBorders>
+          <w:top w:val="single" w:color="auto" w:sz="4"/>
+          <w:left w:val="single" w:color="auto" w:sz="4"/>
+          <w:bottom w:val="single" w:color="auto" w:sz="4"/>
+          <w:right w:val="single" w:color="auto" w:sz="4"/>
+          <w:insideH w:val="single" w:color="auto" w:sz="4"/>
+          <w:insideV w:val="single" w:color="auto" w:sz="4"/>
+        </w:tblBorders>
+      </w:tblPr>
+      <w:tblGrid>
+        <w:gridCol w:w="2700"/>
+        <w:gridCol w:w="6660"/>
+      </w:tblGrid>
+      <w:tr>
+        <w:trPr>
+          <w:tblHeader/>
+        </w:trPr>
+        <w:tc>
+          <w:tcPr>
+            <w:tcW w:type="dxa" w:w="2700"/>
+            <w:shd w:fill="E4E9F0" w:color="auto" w:val="clear"/>
+            <w:tcMar>
+              <w:top w:type="dxa" w:w="60"/>
+              <w:left w:type="dxa" w:w="100"/>
+              <w:bottom w:type="dxa" w:w="60"/>
+              <w:right w:type="dxa" w:w="100"/>
+            </w:tcMar>
+            <w:vAlign w:val="center"/>
+          </w:tcPr>
+          <w:p>
+            <w:pPr>
+              <w:spacing w:after="0"/>
+              <w:jc w:val="left"/>
+            </w:pPr>
+            <w:r>
+              <w:rPr>
+                <w:rFonts w:ascii="Times New Roman" w:cs="Times New Roman" w:eastAsia="Times New Roman" w:hAnsi="Times New Roman"/>
+                <w:b/>
+                <w:bCs/>
+                <w:sz w:val="20"/>
+                <w:szCs w:val="20"/>
+              </w:rPr>
+              <w:t xml:space="preserve">Term</w:t>
+            </w:r>
+          </w:p>
+        </w:tc>
+        <w:tc>
+          <w:tcPr>
+            <w:tcW w:type="dxa" w:w="6660"/>
+            <w:shd w:fill="E4E9F0" w:color="auto" w:val="clear"/>
+            <w:tcMar>
+              <w:top w:type="dxa" w:w="60"/>
+              <w:left w:type="dxa" w:w="100"/>
+              <w:bottom w:type="dxa" w:w="60"/>
+              <w:right w:type="dxa" w:w="100"/>
+            </w:tcMar>
+            <w:vAlign w:val="center"/>
+          </w:tcPr>
+          <w:p>
+            <w:pPr>
+              <w:spacing w:after="0"/>
+              <w:jc w:val="left"/>
+            </w:pPr>
+            <w:r>
+              <w:rPr>
+                <w:rFonts w:ascii="Times New Roman" w:cs="Times New Roman" w:eastAsia="Times New Roman" w:hAnsi="Times New Roman"/>
+                <w:b/>
+                <w:bCs/>
+                <w:sz w:val="20"/>
+                <w:szCs w:val="20"/>
+              </w:rPr>
+              <w:t xml:space="preserve">Meaning</w:t>
+            </w:r>
+          </w:p>
+        </w:tc>
+      </w:tr>
+      <w:tr>
+        <w:tc>
+          <w:tcPr>
+            <w:tcW w:type="dxa" w:w="2700"/>
+            <w:tcMar>
+              <w:top w:type="dxa" w:w="60"/>
+              <w:left w:type="dxa" w:w="100"/>
+              <w:bottom w:type="dxa" w:w="60"/>
+              <w:right w:type="dxa" w:w="100"/>
+            </w:tcMar>
+            <w:vAlign w:val="center"/>
+          </w:tcPr>
+          <w:p>
+            <w:pPr>
+              <w:spacing w:after="0"/>
+              <w:jc w:val="left"/>
+            </w:pPr>
+            <w:r>
+              <w:rPr>
+                <w:rFonts w:ascii="Times New Roman" w:cs="Times New Roman" w:eastAsia="Times New Roman" w:hAnsi="Times New Roman"/>
+                <w:sz w:val="20"/>
+                <w:szCs w:val="20"/>
+              </w:rPr>
+              <w:t xml:space="preserve">Data assimilation (DA)</w:t>
+            </w:r>
+          </w:p>
+        </w:tc>
+        <w:tc>
+          <w:tcPr>
+            <w:tcW w:type="dxa" w:w="6660"/>
+            <w:tcMar>
+              <w:top w:type="dxa" w:w="60"/>
+              <w:left w:type="dxa" w:w="100"/>
+              <w:bottom w:type="dxa" w:w="60"/>
+              <w:right w:type="dxa" w:w="100"/>
+            </w:tcMar>
+            <w:vAlign w:val="center"/>
+          </w:tcPr>
+          <w:p>
+            <w:pPr>
+              <w:spacing w:after="0"/>
+              <w:jc w:val="left"/>
+            </w:pPr>
+            <w:r>
+              <w:rPr>
+                <w:rFonts w:ascii="Times New Roman" w:cs="Times New Roman" w:eastAsia="Times New Roman" w:hAnsi="Times New Roman"/>
+                <w:sz w:val="20"/>
+                <w:szCs w:val="20"/>
+              </w:rPr>
+              <w:t xml:space="preserve">The estimation of the state of the atmosphere by combining a prior estimate (the background, usually a short forecast or climatology) with observations, each weighted by how much it is trusted. Every forecast starts from an analysis produced this way.</w:t>
+            </w:r>
+          </w:p>
+        </w:tc>
+      </w:tr>
+      <w:tr>
+        <w:tc>
+          <w:tcPr>
+            <w:tcW w:type="dxa" w:w="2700"/>
+            <w:tcMar>
+              <w:top w:type="dxa" w:w="60"/>
+              <w:left w:type="dxa" w:w="100"/>
+              <w:bottom w:type="dxa" w:w="60"/>
+              <w:right w:type="dxa" w:w="100"/>
+            </w:tcMar>
+            <w:vAlign w:val="center"/>
+          </w:tcPr>
+          <w:p>
+            <w:pPr>
+              <w:spacing w:after="0"/>
+              <w:jc w:val="left"/>
+            </w:pPr>
+            <w:r>
+              <w:rPr>
+                <w:rFonts w:ascii="Times New Roman" w:cs="Times New Roman" w:eastAsia="Times New Roman" w:hAnsi="Times New Roman"/>
+                <w:sz w:val="20"/>
+                <w:szCs w:val="20"/>
+              </w:rPr>
+              <w:t xml:space="preserve">Analysis</w:t>
+            </w:r>
+          </w:p>
+        </w:tc>
+        <w:tc>
+          <w:tcPr>
+            <w:tcW w:type="dxa" w:w="6660"/>
+            <w:tcMar>
+              <w:top w:type="dxa" w:w="60"/>
+              <w:left w:type="dxa" w:w="100"/>
+              <w:bottom w:type="dxa" w:w="60"/>
+              <w:right w:type="dxa" w:w="100"/>
+            </w:tcMar>
+            <w:vAlign w:val="center"/>
+          </w:tcPr>
+          <w:p>
+            <w:pPr>
+              <w:spacing w:after="0"/>
+              <w:jc w:val="left"/>
+            </w:pPr>
+            <w:r>
+              <w:rPr>
+                <w:rFonts w:ascii="Times New Roman" w:cs="Times New Roman" w:eastAsia="Times New Roman" w:hAnsi="Times New Roman"/>
+                <w:sz w:val="20"/>
+                <w:szCs w:val="20"/>
+              </w:rPr>
+              <w:t xml:space="preserve">The estimated state of the atmosphere at one time after observations have been assimilated. Sky 1 produces one every hour; national centres produce one every six hours.</w:t>
+            </w:r>
+          </w:p>
+        </w:tc>
+      </w:tr>
+      <w:tr>
+        <w:tc>
+          <w:tcPr>
+            <w:tcW w:type="dxa" w:w="2700"/>
+            <w:tcMar>
+              <w:top w:type="dxa" w:w="60"/>
+              <w:left w:type="dxa" w:w="100"/>
+              <w:bottom w:type="dxa" w:w="60"/>
+              <w:right w:type="dxa" w:w="100"/>
+            </w:tcMar>
+            <w:vAlign w:val="center"/>
+          </w:tcPr>
+          <w:p>
+            <w:pPr>
+              <w:spacing w:after="0"/>
+              <w:jc w:val="left"/>
+            </w:pPr>
+            <w:r>
+              <w:rPr>
+                <w:rFonts w:ascii="Times New Roman" w:cs="Times New Roman" w:eastAsia="Times New Roman" w:hAnsi="Times New Roman"/>
+                <w:sz w:val="20"/>
+                <w:szCs w:val="20"/>
+              </w:rPr>
+              <w:t xml:space="preserve">Background (first guess)</w:t>
+            </w:r>
+          </w:p>
+        </w:tc>
+        <w:tc>
+          <w:tcPr>
+            <w:tcW w:type="dxa" w:w="6660"/>
+            <w:tcMar>
+              <w:top w:type="dxa" w:w="60"/>
+              <w:left w:type="dxa" w:w="100"/>
+              <w:bottom w:type="dxa" w:w="60"/>
+              <w:right w:type="dxa" w:w="100"/>
+            </w:tcMar>
+            <w:vAlign w:val="center"/>
+          </w:tcPr>
+          <w:p>
+            <w:pPr>
+              <w:spacing w:after="0"/>
+              <w:jc w:val="left"/>
+            </w:pPr>
+            <w:r>
+              <w:rPr>
+                <w:rFonts w:ascii="Times New Roman" w:cs="Times New Roman" w:eastAsia="Times New Roman" w:hAnsi="Times New Roman"/>
+                <w:sz w:val="20"/>
+                <w:szCs w:val="20"/>
+              </w:rPr>
+              <w:t xml:space="preserve">The prior state before observations are used, normally the previous forecast valid at the analysis time. In the Milton system the learned diffusion prior plays this role, and a background term is what cycling would add.</w:t>
+            </w:r>
+          </w:p>
+        </w:tc>
+      </w:tr>
+      <w:tr>
+        <w:tc>
+          <w:tcPr>
+            <w:tcW w:type="dxa" w:w="2700"/>
+            <w:tcMar>
+              <w:top w:type="dxa" w:w="60"/>
+              <w:left w:type="dxa" w:w="100"/>
+              <w:bottom w:type="dxa" w:w="60"/>
+              <w:right w:type="dxa" w:w="100"/>
+            </w:tcMar>
+            <w:vAlign w:val="center"/>
+          </w:tcPr>
+          <w:p>
+            <w:pPr>
+              <w:spacing w:after="0"/>
+              <w:jc w:val="left"/>
+            </w:pPr>
+            <w:r>
+              <w:rPr>
+                <w:rFonts w:ascii="Times New Roman" w:cs="Times New Roman" w:eastAsia="Times New Roman" w:hAnsi="Times New Roman"/>
+                <w:sz w:val="20"/>
+                <w:szCs w:val="20"/>
+              </w:rPr>
+              <w:t xml:space="preserve">Initial conditions</w:t>
+            </w:r>
+          </w:p>
+        </w:tc>
+        <w:tc>
+          <w:tcPr>
+            <w:tcW w:type="dxa" w:w="6660"/>
+            <w:tcMar>
+              <w:top w:type="dxa" w:w="60"/>
+              <w:left w:type="dxa" w:w="100"/>
+              <w:bottom w:type="dxa" w:w="60"/>
+              <w:right w:type="dxa" w:w="100"/>
+            </w:tcMar>
+            <w:vAlign w:val="center"/>
+          </w:tcPr>
+          <w:p>
+            <w:pPr>
+              <w:spacing w:after="0"/>
+              <w:jc w:val="left"/>
+            </w:pPr>
+            <w:r>
+              <w:rPr>
+                <w:rFonts w:ascii="Times New Roman" w:cs="Times New Roman" w:eastAsia="Times New Roman" w:hAnsi="Times New Roman"/>
+                <w:sz w:val="20"/>
+                <w:szCs w:val="20"/>
+              </w:rPr>
+              <w:t xml:space="preserve">The state a forecast model starts from. Errors here grow through the forecast, which is why a better starting picture improves the forecast without changing the model.</w:t>
+            </w:r>
+          </w:p>
+        </w:tc>
+      </w:tr>
+      <w:tr>
+        <w:tc>
+          <w:tcPr>
+            <w:tcW w:type="dxa" w:w="2700"/>
+            <w:tcMar>
+              <w:top w:type="dxa" w:w="60"/>
+              <w:left w:type="dxa" w:w="100"/>
+              <w:bottom w:type="dxa" w:w="60"/>
+              <w:right w:type="dxa" w:w="100"/>
+            </w:tcMar>
+            <w:vAlign w:val="center"/>
+          </w:tcPr>
+          <w:p>
+            <w:pPr>
+              <w:spacing w:after="0"/>
+              <w:jc w:val="left"/>
+            </w:pPr>
+            <w:r>
+              <w:rPr>
+                <w:rFonts w:ascii="Times New Roman" w:cs="Times New Roman" w:eastAsia="Times New Roman" w:hAnsi="Times New Roman"/>
+                <w:sz w:val="20"/>
+                <w:szCs w:val="20"/>
+              </w:rPr>
+              <w:t xml:space="preserve">Cycling</w:t>
+            </w:r>
+          </w:p>
+        </w:tc>
+        <w:tc>
+          <w:tcPr>
+            <w:tcW w:type="dxa" w:w="6660"/>
+            <w:tcMar>
+              <w:top w:type="dxa" w:w="60"/>
+              <w:left w:type="dxa" w:w="100"/>
+              <w:bottom w:type="dxa" w:w="60"/>
+              <w:right w:type="dxa" w:w="100"/>
+            </w:tcMar>
+            <w:vAlign w:val="center"/>
+          </w:tcPr>
+          <w:p>
+            <w:pPr>
+              <w:spacing w:after="0"/>
+              <w:jc w:val="left"/>
+            </w:pPr>
+            <w:r>
+              <w:rPr>
+                <w:rFonts w:ascii="Times New Roman" w:cs="Times New Roman" w:eastAsia="Times New Roman" w:hAnsi="Times New Roman"/>
+                <w:sz w:val="20"/>
+                <w:szCs w:val="20"/>
+              </w:rPr>
+              <w:t xml:space="preserve">Running the analysis repeatedly, each one starting from the forecast made from the previous analysis, so information from past observations is carried forward.</w:t>
+            </w:r>
+          </w:p>
+        </w:tc>
+      </w:tr>
+      <w:tr>
+        <w:tc>
+          <w:tcPr>
+            <w:tcW w:type="dxa" w:w="2700"/>
+            <w:tcMar>
+              <w:top w:type="dxa" w:w="60"/>
+              <w:left w:type="dxa" w:w="100"/>
+              <w:bottom w:type="dxa" w:w="60"/>
+              <w:right w:type="dxa" w:w="100"/>
+            </w:tcMar>
+            <w:vAlign w:val="center"/>
+          </w:tcPr>
+          <w:p>
+            <w:pPr>
+              <w:spacing w:after="0"/>
+              <w:jc w:val="left"/>
+            </w:pPr>
+            <w:r>
+              <w:rPr>
+                <w:rFonts w:ascii="Times New Roman" w:cs="Times New Roman" w:eastAsia="Times New Roman" w:hAnsi="Times New Roman"/>
+                <w:sz w:val="20"/>
+                <w:szCs w:val="20"/>
+              </w:rPr>
+              <w:t xml:space="preserve">Observation operator (H)</w:t>
+            </w:r>
+          </w:p>
+        </w:tc>
+        <w:tc>
+          <w:tcPr>
+            <w:tcW w:type="dxa" w:w="6660"/>
+            <w:tcMar>
+              <w:top w:type="dxa" w:w="60"/>
+              <w:left w:type="dxa" w:w="100"/>
+              <w:bottom w:type="dxa" w:w="60"/>
+              <w:right w:type="dxa" w:w="100"/>
+            </w:tcMar>
+            <w:vAlign w:val="center"/>
+          </w:tcPr>
+          <w:p>
+            <w:pPr>
+              <w:spacing w:after="0"/>
+              <w:jc w:val="left"/>
+            </w:pPr>
+            <w:r>
+              <w:rPr>
+                <w:rFonts w:ascii="Times New Roman" w:cs="Times New Roman" w:eastAsia="Times New Roman" w:hAnsi="Times New Roman"/>
+                <w:sz w:val="20"/>
+                <w:szCs w:val="20"/>
+              </w:rPr>
+              <w:t xml:space="preserve">The function that maps a model state to what an instrument would measure, for example temperature profile to brightness temperature. Also called the forward model. Its errors go straight into the analysis, hence the audit.</w:t>
+            </w:r>
+          </w:p>
+        </w:tc>
+      </w:tr>
+      <w:tr>
+        <w:tc>
+          <w:tcPr>
+            <w:tcW w:type="dxa" w:w="2700"/>
+            <w:tcMar>
+              <w:top w:type="dxa" w:w="60"/>
+              <w:left w:type="dxa" w:w="100"/>
+              <w:bottom w:type="dxa" w:w="60"/>
+              <w:right w:type="dxa" w:w="100"/>
+            </w:tcMar>
+            <w:vAlign w:val="center"/>
+          </w:tcPr>
+          <w:p>
+            <w:pPr>
+              <w:spacing w:after="0"/>
+              <w:jc w:val="left"/>
+            </w:pPr>
+            <w:r>
+              <w:rPr>
+                <w:rFonts w:ascii="Times New Roman" w:cs="Times New Roman" w:eastAsia="Times New Roman" w:hAnsi="Times New Roman"/>
+                <w:sz w:val="20"/>
+                <w:szCs w:val="20"/>
+              </w:rPr>
+              <w:t xml:space="preserve">Observation error covariance (R)</w:t>
+            </w:r>
+          </w:p>
+        </w:tc>
+        <w:tc>
+          <w:tcPr>
+            <w:tcW w:type="dxa" w:w="6660"/>
+            <w:tcMar>
+              <w:top w:type="dxa" w:w="60"/>
+              <w:left w:type="dxa" w:w="100"/>
+              <w:bottom w:type="dxa" w:w="60"/>
+              <w:right w:type="dxa" w:w="100"/>
+            </w:tcMar>
+            <w:vAlign w:val="center"/>
+          </w:tcPr>
+          <w:p>
+            <w:pPr>
+              <w:spacing w:after="0"/>
+              <w:jc w:val="left"/>
+            </w:pPr>
+            <w:r>
+              <w:rPr>
+                <w:rFonts w:ascii="Times New Roman" w:cs="Times New Roman" w:eastAsia="Times New Roman" w:hAnsi="Times New Roman"/>
+                <w:sz w:val="20"/>
+                <w:szCs w:val="20"/>
+              </w:rPr>
+              <w:t xml:space="preserve">The assumed errors of the observations, including instrument noise, representativeness and operator error. The per-channel weights in the Milton likelihood are 1 over the measured error variance.</w:t>
+            </w:r>
+          </w:p>
+        </w:tc>
+      </w:tr>
+      <w:tr>
+        <w:tc>
+          <w:tcPr>
+            <w:tcW w:type="dxa" w:w="2700"/>
+            <w:tcMar>
+              <w:top w:type="dxa" w:w="60"/>
+              <w:left w:type="dxa" w:w="100"/>
+              <w:bottom w:type="dxa" w:w="60"/>
+              <w:right w:type="dxa" w:w="100"/>
+            </w:tcMar>
+            <w:vAlign w:val="center"/>
+          </w:tcPr>
+          <w:p>
+            <w:pPr>
+              <w:spacing w:after="0"/>
+              <w:jc w:val="left"/>
+            </w:pPr>
+            <w:r>
+              <w:rPr>
+                <w:rFonts w:ascii="Times New Roman" w:cs="Times New Roman" w:eastAsia="Times New Roman" w:hAnsi="Times New Roman"/>
+                <w:sz w:val="20"/>
+                <w:szCs w:val="20"/>
+              </w:rPr>
+              <w:t xml:space="preserve">Background error covariance (B)</w:t>
+            </w:r>
+          </w:p>
+        </w:tc>
+        <w:tc>
+          <w:tcPr>
+            <w:tcW w:type="dxa" w:w="6660"/>
+            <w:tcMar>
+              <w:top w:type="dxa" w:w="60"/>
+              <w:left w:type="dxa" w:w="100"/>
+              <w:bottom w:type="dxa" w:w="60"/>
+              <w:right w:type="dxa" w:w="100"/>
+            </w:tcMar>
+            <w:vAlign w:val="center"/>
+          </w:tcPr>
+          <w:p>
+            <w:pPr>
+              <w:spacing w:after="0"/>
+              <w:jc w:val="left"/>
+            </w:pPr>
+            <w:r>
+              <w:rPr>
+                <w:rFonts w:ascii="Times New Roman" w:cs="Times New Roman" w:eastAsia="Times New Roman" w:hAnsi="Times New Roman"/>
+                <w:sz w:val="20"/>
+                <w:szCs w:val="20"/>
+              </w:rPr>
+              <w:t xml:space="preserve">How errors in the prior state are correlated in space and between variables. Hand-built in variational systems, estimated from members in ensemble systems, learned from data in a score-based prior.</w:t>
+            </w:r>
+          </w:p>
+        </w:tc>
+      </w:tr>
+      <w:tr>
+        <w:tc>
+          <w:tcPr>
+            <w:tcW w:type="dxa" w:w="2700"/>
+            <w:tcMar>
+              <w:top w:type="dxa" w:w="60"/>
+              <w:left w:type="dxa" w:w="100"/>
+              <w:bottom w:type="dxa" w:w="60"/>
+              <w:right w:type="dxa" w:w="100"/>
+            </w:tcMar>
+            <w:vAlign w:val="center"/>
+          </w:tcPr>
+          <w:p>
+            <w:pPr>
+              <w:spacing w:after="0"/>
+              <w:jc w:val="left"/>
+            </w:pPr>
+            <w:r>
+              <w:rPr>
+                <w:rFonts w:ascii="Times New Roman" w:cs="Times New Roman" w:eastAsia="Times New Roman" w:hAnsi="Times New Roman"/>
+                <w:sz w:val="20"/>
+                <w:szCs w:val="20"/>
+              </w:rPr>
+              <w:t xml:space="preserve">Innovation (O minus B, residual)</w:t>
+            </w:r>
+          </w:p>
+        </w:tc>
+        <w:tc>
+          <w:tcPr>
+            <w:tcW w:type="dxa" w:w="6660"/>
+            <w:tcMar>
+              <w:top w:type="dxa" w:w="60"/>
+              <w:left w:type="dxa" w:w="100"/>
+              <w:bottom w:type="dxa" w:w="60"/>
+              <w:right w:type="dxa" w:w="100"/>
+            </w:tcMar>
+            <w:vAlign w:val="center"/>
+          </w:tcPr>
+          <w:p>
+            <w:pPr>
+              <w:spacing w:after="0"/>
+              <w:jc w:val="left"/>
+            </w:pPr>
+            <w:r>
+              <w:rPr>
+                <w:rFonts w:ascii="Times New Roman" w:cs="Times New Roman" w:eastAsia="Times New Roman" w:hAnsi="Times New Roman"/>
+                <w:sz w:val="20"/>
+                <w:szCs w:val="20"/>
+              </w:rPr>
+              <w:t xml:space="preserve">Observation minus the simulated observation from the background. The per-channel bias and scatter of innovations is the standard health check of an assimilation system.</w:t>
+            </w:r>
+          </w:p>
+        </w:tc>
+      </w:tr>
+      <w:tr>
+        <w:tc>
+          <w:tcPr>
+            <w:tcW w:type="dxa" w:w="2700"/>
+            <w:tcMar>
+              <w:top w:type="dxa" w:w="60"/>
+              <w:left w:type="dxa" w:w="100"/>
+              <w:bottom w:type="dxa" w:w="60"/>
+              <w:right w:type="dxa" w:w="100"/>
+            </w:tcMar>
+            <w:vAlign w:val="center"/>
+          </w:tcPr>
+          <w:p>
+            <w:pPr>
+              <w:spacing w:after="0"/>
+              <w:jc w:val="left"/>
+            </w:pPr>
+            <w:r>
+              <w:rPr>
+                <w:rFonts w:ascii="Times New Roman" w:cs="Times New Roman" w:eastAsia="Times New Roman" w:hAnsi="Times New Roman"/>
+                <w:sz w:val="20"/>
+                <w:szCs w:val="20"/>
+              </w:rPr>
+              <w:t xml:space="preserve">Bias correction</w:t>
+            </w:r>
+          </w:p>
+        </w:tc>
+        <w:tc>
+          <w:tcPr>
+            <w:tcW w:type="dxa" w:w="6660"/>
+            <w:tcMar>
+              <w:top w:type="dxa" w:w="60"/>
+              <w:left w:type="dxa" w:w="100"/>
+              <w:bottom w:type="dxa" w:w="60"/>
+              <w:right w:type="dxa" w:w="100"/>
+            </w:tcMar>
+            <w:vAlign w:val="center"/>
+          </w:tcPr>
+          <w:p>
+            <w:pPr>
+              <w:spacing w:after="0"/>
+              <w:jc w:val="left"/>
+            </w:pPr>
+            <w:r>
+              <w:rPr>
+                <w:rFonts w:ascii="Times New Roman" w:cs="Times New Roman" w:eastAsia="Times New Roman" w:hAnsi="Times New Roman"/>
+                <w:sz w:val="20"/>
+                <w:szCs w:val="20"/>
+              </w:rPr>
+              <w:t xml:space="preserve">Removing a systematic offset from an observation or operator so that only random error remains. Works when the error is an offset (sounding channels), not when it is scatter (window channels under cloud).</w:t>
+            </w:r>
+          </w:p>
+        </w:tc>
+      </w:tr>
+      <w:tr>
+        <w:tc>
+          <w:tcPr>
+            <w:tcW w:type="dxa" w:w="2700"/>
+            <w:tcMar>
+              <w:top w:type="dxa" w:w="60"/>
+              <w:left w:type="dxa" w:w="100"/>
+              <w:bottom w:type="dxa" w:w="60"/>
+              <w:right w:type="dxa" w:w="100"/>
+            </w:tcMar>
+            <w:vAlign w:val="center"/>
+          </w:tcPr>
+          <w:p>
+            <w:pPr>
+              <w:spacing w:after="0"/>
+              <w:jc w:val="left"/>
+            </w:pPr>
+            <w:r>
+              <w:rPr>
+                <w:rFonts w:ascii="Times New Roman" w:cs="Times New Roman" w:eastAsia="Times New Roman" w:hAnsi="Times New Roman"/>
+                <w:sz w:val="20"/>
+                <w:szCs w:val="20"/>
+              </w:rPr>
+              <w:t xml:space="preserve">VarBC</w:t>
+            </w:r>
+          </w:p>
+        </w:tc>
+        <w:tc>
+          <w:tcPr>
+            <w:tcW w:type="dxa" w:w="6660"/>
+            <w:tcMar>
+              <w:top w:type="dxa" w:w="60"/>
+              <w:left w:type="dxa" w:w="100"/>
+              <w:bottom w:type="dxa" w:w="60"/>
+              <w:right w:type="dxa" w:w="100"/>
+            </w:tcMar>
+            <w:vAlign w:val="center"/>
+          </w:tcPr>
+          <w:p>
+            <w:pPr>
+              <w:spacing w:after="0"/>
+              <w:jc w:val="left"/>
+            </w:pPr>
+            <w:r>
+              <w:rPr>
+                <w:rFonts w:ascii="Times New Roman" w:cs="Times New Roman" w:eastAsia="Times New Roman" w:hAnsi="Times New Roman"/>
+                <w:sz w:val="20"/>
+                <w:szCs w:val="20"/>
+              </w:rPr>
+              <w:t xml:space="preserve">Variational bias correction: a bias model with a few predictors (scan angle, air mass) whose coefficients are estimated inside the assimilation itself.</w:t>
+            </w:r>
+          </w:p>
+        </w:tc>
+      </w:tr>
+      <w:tr>
+        <w:tc>
+          <w:tcPr>
+            <w:tcW w:type="dxa" w:w="2700"/>
+            <w:tcMar>
+              <w:top w:type="dxa" w:w="60"/>
+              <w:left w:type="dxa" w:w="100"/>
+              <w:bottom w:type="dxa" w:w="60"/>
+              <w:right w:type="dxa" w:w="100"/>
+            </w:tcMar>
+            <w:vAlign w:val="center"/>
+          </w:tcPr>
+          <w:p>
+            <w:pPr>
+              <w:spacing w:after="0"/>
+              <w:jc w:val="left"/>
+            </w:pPr>
+            <w:r>
+              <w:rPr>
+                <w:rFonts w:ascii="Times New Roman" w:cs="Times New Roman" w:eastAsia="Times New Roman" w:hAnsi="Times New Roman"/>
+                <w:sz w:val="20"/>
+                <w:szCs w:val="20"/>
+              </w:rPr>
+              <w:t xml:space="preserve">3D-Var and 4D-Var</w:t>
+            </w:r>
+          </w:p>
+        </w:tc>
+        <w:tc>
+          <w:tcPr>
+            <w:tcW w:type="dxa" w:w="6660"/>
+            <w:tcMar>
+              <w:top w:type="dxa" w:w="60"/>
+              <w:left w:type="dxa" w:w="100"/>
+              <w:bottom w:type="dxa" w:w="60"/>
+              <w:right w:type="dxa" w:w="100"/>
+            </w:tcMar>
+            <w:vAlign w:val="center"/>
+          </w:tcPr>
+          <w:p>
+            <w:pPr>
+              <w:spacing w:after="0"/>
+              <w:jc w:val="left"/>
+            </w:pPr>
+            <w:r>
+              <w:rPr>
+                <w:rFonts w:ascii="Times New Roman" w:cs="Times New Roman" w:eastAsia="Times New Roman" w:hAnsi="Times New Roman"/>
+                <w:sz w:val="20"/>
+                <w:szCs w:val="20"/>
+              </w:rPr>
+              <w:t xml:space="preserve">Variational DA: find the state that minimises a cost function of background misfit plus observation misfit, at one time (3D) or over a window with the forecast model and its adjoint (4D).</w:t>
+            </w:r>
+          </w:p>
+        </w:tc>
+      </w:tr>
+      <w:tr>
+        <w:tc>
+          <w:tcPr>
+            <w:tcW w:type="dxa" w:w="2700"/>
+            <w:tcMar>
+              <w:top w:type="dxa" w:w="60"/>
+              <w:left w:type="dxa" w:w="100"/>
+              <w:bottom w:type="dxa" w:w="60"/>
+              <w:right w:type="dxa" w:w="100"/>
+            </w:tcMar>
+            <w:vAlign w:val="center"/>
+          </w:tcPr>
+          <w:p>
+            <w:pPr>
+              <w:spacing w:after="0"/>
+              <w:jc w:val="left"/>
+            </w:pPr>
+            <w:r>
+              <w:rPr>
+                <w:rFonts w:ascii="Times New Roman" w:cs="Times New Roman" w:eastAsia="Times New Roman" w:hAnsi="Times New Roman"/>
+                <w:sz w:val="20"/>
+                <w:szCs w:val="20"/>
+              </w:rPr>
+              <w:t xml:space="preserve">Ensemble Kalman filter (EnKF)</w:t>
+            </w:r>
+          </w:p>
+        </w:tc>
+        <w:tc>
+          <w:tcPr>
+            <w:tcW w:type="dxa" w:w="6660"/>
+            <w:tcMar>
+              <w:top w:type="dxa" w:w="60"/>
+              <w:left w:type="dxa" w:w="100"/>
+              <w:bottom w:type="dxa" w:w="60"/>
+              <w:right w:type="dxa" w:w="100"/>
+            </w:tcMar>
+            <w:vAlign w:val="center"/>
+          </w:tcPr>
+          <w:p>
+            <w:pPr>
+              <w:spacing w:after="0"/>
+              <w:jc w:val="left"/>
+            </w:pPr>
+            <w:r>
+              <w:rPr>
+                <w:rFonts w:ascii="Times New Roman" w:cs="Times New Roman" w:eastAsia="Times New Roman" w:hAnsi="Times New Roman"/>
+                <w:sz w:val="20"/>
+                <w:szCs w:val="20"/>
+              </w:rPr>
+              <w:t xml:space="preserve">DA that estimates the background covariance from an ensemble of forecasts and applies a linear update to each member.</w:t>
+            </w:r>
+          </w:p>
+        </w:tc>
+      </w:tr>
+      <w:tr>
+        <w:tc>
+          <w:tcPr>
+            <w:tcW w:type="dxa" w:w="2700"/>
+            <w:tcMar>
+              <w:top w:type="dxa" w:w="60"/>
+              <w:left w:type="dxa" w:w="100"/>
+              <w:bottom w:type="dxa" w:w="60"/>
+              <w:right w:type="dxa" w:w="100"/>
+            </w:tcMar>
+            <w:vAlign w:val="center"/>
+          </w:tcPr>
+          <w:p>
+            <w:pPr>
+              <w:spacing w:after="0"/>
+              <w:jc w:val="left"/>
+            </w:pPr>
+            <w:r>
+              <w:rPr>
+                <w:rFonts w:ascii="Times New Roman" w:cs="Times New Roman" w:eastAsia="Times New Roman" w:hAnsi="Times New Roman"/>
+                <w:sz w:val="20"/>
+                <w:szCs w:val="20"/>
+              </w:rPr>
+              <w:t xml:space="preserve">Adjoint</w:t>
+            </w:r>
+          </w:p>
+        </w:tc>
+        <w:tc>
+          <w:tcPr>
+            <w:tcW w:type="dxa" w:w="6660"/>
+            <w:tcMar>
+              <w:top w:type="dxa" w:w="60"/>
+              <w:left w:type="dxa" w:w="100"/>
+              <w:bottom w:type="dxa" w:w="60"/>
+              <w:right w:type="dxa" w:w="100"/>
+            </w:tcMar>
+            <w:vAlign w:val="center"/>
+          </w:tcPr>
+          <w:p>
+            <w:pPr>
+              <w:spacing w:after="0"/>
+              <w:jc w:val="left"/>
+            </w:pPr>
+            <w:r>
+              <w:rPr>
+                <w:rFonts w:ascii="Times New Roman" w:cs="Times New Roman" w:eastAsia="Times New Roman" w:hAnsi="Times New Roman"/>
+                <w:sz w:val="20"/>
+                <w:szCs w:val="20"/>
+              </w:rPr>
+              <w:t xml:space="preserve">The transpose of the linearised model or operator, used to propagate gradients backward in variational DA. Automatic differentiation plays the same role in a learned system.</w:t>
+            </w:r>
+          </w:p>
+        </w:tc>
+      </w:tr>
+      <w:tr>
+        <w:tc>
+          <w:tcPr>
+            <w:tcW w:type="dxa" w:w="2700"/>
+            <w:tcMar>
+              <w:top w:type="dxa" w:w="60"/>
+              <w:left w:type="dxa" w:w="100"/>
+              <w:bottom w:type="dxa" w:w="60"/>
+              <w:right w:type="dxa" w:w="100"/>
+            </w:tcMar>
+            <w:vAlign w:val="center"/>
+          </w:tcPr>
+          <w:p>
+            <w:pPr>
+              <w:spacing w:after="0"/>
+              <w:jc w:val="left"/>
+            </w:pPr>
+            <w:r>
+              <w:rPr>
+                <w:rFonts w:ascii="Times New Roman" w:cs="Times New Roman" w:eastAsia="Times New Roman" w:hAnsi="Times New Roman"/>
+                <w:sz w:val="20"/>
+                <w:szCs w:val="20"/>
+              </w:rPr>
+              <w:t xml:space="preserve">Posterior</w:t>
+            </w:r>
+          </w:p>
+        </w:tc>
+        <w:tc>
+          <w:tcPr>
+            <w:tcW w:type="dxa" w:w="6660"/>
+            <w:tcMar>
+              <w:top w:type="dxa" w:w="60"/>
+              <w:left w:type="dxa" w:w="100"/>
+              <w:bottom w:type="dxa" w:w="60"/>
+              <w:right w:type="dxa" w:w="100"/>
+            </w:tcMar>
+            <w:vAlign w:val="center"/>
+          </w:tcPr>
+          <w:p>
+            <w:pPr>
+              <w:spacing w:after="0"/>
+              <w:jc w:val="left"/>
+            </w:pPr>
+            <w:r>
+              <w:rPr>
+                <w:rFonts w:ascii="Times New Roman" w:cs="Times New Roman" w:eastAsia="Times New Roman" w:hAnsi="Times New Roman"/>
+                <w:sz w:val="20"/>
+                <w:szCs w:val="20"/>
+              </w:rPr>
+              <w:t xml:space="preserve">The probability distribution of the state given the observations. The analysis is its mean or mode; the ensemble spread describes its width.</w:t>
+            </w:r>
+          </w:p>
+        </w:tc>
+      </w:tr>
+      <w:tr>
+        <w:tc>
+          <w:tcPr>
+            <w:tcW w:type="dxa" w:w="2700"/>
+            <w:tcMar>
+              <w:top w:type="dxa" w:w="60"/>
+              <w:left w:type="dxa" w:w="100"/>
+              <w:bottom w:type="dxa" w:w="60"/>
+              <w:right w:type="dxa" w:w="100"/>
+            </w:tcMar>
+            <w:vAlign w:val="center"/>
+          </w:tcPr>
+          <w:p>
+            <w:pPr>
+              <w:spacing w:after="0"/>
+              <w:jc w:val="left"/>
+            </w:pPr>
+            <w:r>
+              <w:rPr>
+                <w:rFonts w:ascii="Times New Roman" w:cs="Times New Roman" w:eastAsia="Times New Roman" w:hAnsi="Times New Roman"/>
+                <w:sz w:val="20"/>
+                <w:szCs w:val="20"/>
+              </w:rPr>
+              <w:t xml:space="preserve">Likelihood</w:t>
+            </w:r>
+          </w:p>
+        </w:tc>
+        <w:tc>
+          <w:tcPr>
+            <w:tcW w:type="dxa" w:w="6660"/>
+            <w:tcMar>
+              <w:top w:type="dxa" w:w="60"/>
+              <w:left w:type="dxa" w:w="100"/>
+              <w:bottom w:type="dxa" w:w="60"/>
+              <w:right w:type="dxa" w:w="100"/>
+            </w:tcMar>
+            <w:vAlign w:val="center"/>
+          </w:tcPr>
+          <w:p>
+            <w:pPr>
+              <w:spacing w:after="0"/>
+              <w:jc w:val="left"/>
+            </w:pPr>
+            <w:r>
+              <w:rPr>
+                <w:rFonts w:ascii="Times New Roman" w:cs="Times New Roman" w:eastAsia="Times New Roman" w:hAnsi="Times New Roman"/>
+                <w:sz w:val="20"/>
+                <w:szCs w:val="20"/>
+              </w:rPr>
+              <w:t xml:space="preserve">The probability of the observations given a state, p(y given x). Its negative log is the observation misfit term in the cost function.</w:t>
+            </w:r>
+          </w:p>
+        </w:tc>
+      </w:tr>
+      <w:tr>
+        <w:tc>
+          <w:tcPr>
+            <w:tcW w:type="dxa" w:w="2700"/>
+            <w:tcMar>
+              <w:top w:type="dxa" w:w="60"/>
+              <w:left w:type="dxa" w:w="100"/>
+              <w:bottom w:type="dxa" w:w="60"/>
+              <w:right w:type="dxa" w:w="100"/>
+            </w:tcMar>
+            <w:vAlign w:val="center"/>
+          </w:tcPr>
+          <w:p>
+            <w:pPr>
+              <w:spacing w:after="0"/>
+              <w:jc w:val="left"/>
+            </w:pPr>
+            <w:r>
+              <w:rPr>
+                <w:rFonts w:ascii="Times New Roman" w:cs="Times New Roman" w:eastAsia="Times New Roman" w:hAnsi="Times New Roman"/>
+                <w:sz w:val="20"/>
+                <w:szCs w:val="20"/>
+              </w:rPr>
+              <w:t xml:space="preserve">Prior</w:t>
+            </w:r>
+          </w:p>
+        </w:tc>
+        <w:tc>
+          <w:tcPr>
+            <w:tcW w:type="dxa" w:w="6660"/>
+            <w:tcMar>
+              <w:top w:type="dxa" w:w="60"/>
+              <w:left w:type="dxa" w:w="100"/>
+              <w:bottom w:type="dxa" w:w="60"/>
+              <w:right w:type="dxa" w:w="100"/>
+            </w:tcMar>
+            <w:vAlign w:val="center"/>
+          </w:tcPr>
+          <w:p>
+            <w:pPr>
+              <w:spacing w:after="0"/>
+              <w:jc w:val="left"/>
+            </w:pPr>
+            <w:r>
+              <w:rPr>
+                <w:rFonts w:ascii="Times New Roman" w:cs="Times New Roman" w:eastAsia="Times New Roman" w:hAnsi="Times New Roman"/>
+                <w:sz w:val="20"/>
+                <w:szCs w:val="20"/>
+              </w:rPr>
+              <w:t xml:space="preserve">What is believed about the state before the observations are used. In score-based DA the prior is a generative model trained on real states.</w:t>
+            </w:r>
+          </w:p>
+        </w:tc>
+      </w:tr>
+      <w:tr>
+        <w:tc>
+          <w:tcPr>
+            <w:tcW w:type="dxa" w:w="2700"/>
+            <w:tcMar>
+              <w:top w:type="dxa" w:w="60"/>
+              <w:left w:type="dxa" w:w="100"/>
+              <w:bottom w:type="dxa" w:w="60"/>
+              <w:right w:type="dxa" w:w="100"/>
+            </w:tcMar>
+            <w:vAlign w:val="center"/>
+          </w:tcPr>
+          <w:p>
+            <w:pPr>
+              <w:spacing w:after="0"/>
+              <w:jc w:val="left"/>
+            </w:pPr>
+            <w:r>
+              <w:rPr>
+                <w:rFonts w:ascii="Times New Roman" w:cs="Times New Roman" w:eastAsia="Times New Roman" w:hAnsi="Times New Roman"/>
+                <w:sz w:val="20"/>
+                <w:szCs w:val="20"/>
+              </w:rPr>
+              <w:t xml:space="preserve">Retrieval</w:t>
+            </w:r>
+          </w:p>
+        </w:tc>
+        <w:tc>
+          <w:tcPr>
+            <w:tcW w:type="dxa" w:w="6660"/>
+            <w:tcMar>
+              <w:top w:type="dxa" w:w="60"/>
+              <w:left w:type="dxa" w:w="100"/>
+              <w:bottom w:type="dxa" w:w="60"/>
+              <w:right w:type="dxa" w:w="100"/>
+            </w:tcMar>
+            <w:vAlign w:val="center"/>
+          </w:tcPr>
+          <w:p>
+            <w:pPr>
+              <w:spacing w:after="0"/>
+              <w:jc w:val="left"/>
+            </w:pPr>
+            <w:r>
+              <w:rPr>
+                <w:rFonts w:ascii="Times New Roman" w:cs="Times New Roman" w:eastAsia="Times New Roman" w:hAnsi="Times New Roman"/>
+                <w:sz w:val="20"/>
+                <w:szCs w:val="20"/>
+              </w:rPr>
+              <w:t xml:space="preserve">Estimating a geophysical quantity (temperature profile, rain rate) from satellite radiances, with or without a forecast model.</w:t>
+            </w:r>
+          </w:p>
+        </w:tc>
+      </w:tr>
+      <w:tr>
+        <w:tc>
+          <w:tcPr>
+            <w:tcW w:type="dxa" w:w="2700"/>
+            <w:tcMar>
+              <w:top w:type="dxa" w:w="60"/>
+              <w:left w:type="dxa" w:w="100"/>
+              <w:bottom w:type="dxa" w:w="60"/>
+              <w:right w:type="dxa" w:w="100"/>
+            </w:tcMar>
+            <w:vAlign w:val="center"/>
+          </w:tcPr>
+          <w:p>
+            <w:pPr>
+              <w:spacing w:after="0"/>
+              <w:jc w:val="left"/>
+            </w:pPr>
+            <w:r>
+              <w:rPr>
+                <w:rFonts w:ascii="Times New Roman" w:cs="Times New Roman" w:eastAsia="Times New Roman" w:hAnsi="Times New Roman"/>
+                <w:sz w:val="20"/>
+                <w:szCs w:val="20"/>
+              </w:rPr>
+              <w:t xml:space="preserve">Denial experiment (OSE)</w:t>
+            </w:r>
+          </w:p>
+        </w:tc>
+        <w:tc>
+          <w:tcPr>
+            <w:tcW w:type="dxa" w:w="6660"/>
+            <w:tcMar>
+              <w:top w:type="dxa" w:w="60"/>
+              <w:left w:type="dxa" w:w="100"/>
+              <w:bottom w:type="dxa" w:w="60"/>
+              <w:right w:type="dxa" w:w="100"/>
+            </w:tcMar>
+            <w:vAlign w:val="center"/>
+          </w:tcPr>
+          <w:p>
+            <w:pPr>
+              <w:spacing w:after="0"/>
+              <w:jc w:val="left"/>
+            </w:pPr>
+            <w:r>
+              <w:rPr>
+                <w:rFonts w:ascii="Times New Roman" w:cs="Times New Roman" w:eastAsia="Times New Roman" w:hAnsi="Times New Roman"/>
+                <w:sz w:val="20"/>
+                <w:szCs w:val="20"/>
+              </w:rPr>
+              <w:t xml:space="preserve">Assimilating with and without one observation type and scoring the forecasts, to measure that observation's impact.</w:t>
+            </w:r>
+          </w:p>
+        </w:tc>
+      </w:tr>
+      <w:tr>
+        <w:tc>
+          <w:tcPr>
+            <w:tcW w:type="dxa" w:w="2700"/>
+            <w:tcMar>
+              <w:top w:type="dxa" w:w="60"/>
+              <w:left w:type="dxa" w:w="100"/>
+              <w:bottom w:type="dxa" w:w="60"/>
+              <w:right w:type="dxa" w:w="100"/>
+            </w:tcMar>
+            <w:vAlign w:val="center"/>
+          </w:tcPr>
+          <w:p>
+            <w:pPr>
+              <w:spacing w:after="0"/>
+              <w:jc w:val="left"/>
+            </w:pPr>
+            <w:r>
+              <w:rPr>
+                <w:rFonts w:ascii="Times New Roman" w:cs="Times New Roman" w:eastAsia="Times New Roman" w:hAnsi="Times New Roman"/>
+                <w:sz w:val="20"/>
+                <w:szCs w:val="20"/>
+              </w:rPr>
+              <w:t xml:space="preserve">Representativeness error</w:t>
+            </w:r>
+          </w:p>
+        </w:tc>
+        <w:tc>
+          <w:tcPr>
+            <w:tcW w:type="dxa" w:w="6660"/>
+            <w:tcMar>
+              <w:top w:type="dxa" w:w="60"/>
+              <w:left w:type="dxa" w:w="100"/>
+              <w:bottom w:type="dxa" w:w="60"/>
+              <w:right w:type="dxa" w:w="100"/>
+            </w:tcMar>
+            <w:vAlign w:val="center"/>
+          </w:tcPr>
+          <w:p>
+            <w:pPr>
+              <w:spacing w:after="0"/>
+              <w:jc w:val="left"/>
+            </w:pPr>
+            <w:r>
+              <w:rPr>
+                <w:rFonts w:ascii="Times New Roman" w:cs="Times New Roman" w:eastAsia="Times New Roman" w:hAnsi="Times New Roman"/>
+                <w:sz w:val="20"/>
+                <w:szCs w:val="20"/>
+              </w:rPr>
+              <w:t xml:space="preserve">The part of the observation minus background difference caused by the model not resolving what the instrument sees (a 2 km cloud top versus a 30 km grid cell), rather than by instrument noise.</w:t>
+            </w:r>
+          </w:p>
+        </w:tc>
+      </w:tr>
+    </w:tbl>
+    <w:p>
+      <w:pPr>
+        <w:spacing w:after="120"/>
+      </w:pPr>
+    </w:p>
+    <w:p>
+      <w:pPr>
+        <w:pStyle w:val="Heading2"/>
+        <w:spacing w:after="120" w:before="280"/>
+      </w:pPr>
+      <w:r>
+        <w:rPr>
+          <w:rFonts w:ascii="Times New Roman" w:cs="Times New Roman" w:eastAsia="Times New Roman" w:hAnsi="Times New Roman"/>
+        </w:rPr>
+        <w:t xml:space="preserve">B.2 Diffusion and generative modelling</w:t>
+      </w:r>
+    </w:p>
+    <w:tbl>
+      <w:tblPr>
+        <w:tblW w:type="dxa" w:w="9360"/>
+        <w:tblBorders>
+          <w:top w:val="single" w:color="auto" w:sz="4"/>
+          <w:left w:val="single" w:color="auto" w:sz="4"/>
+          <w:bottom w:val="single" w:color="auto" w:sz="4"/>
+          <w:right w:val="single" w:color="auto" w:sz="4"/>
+          <w:insideH w:val="single" w:color="auto" w:sz="4"/>
+          <w:insideV w:val="single" w:color="auto" w:sz="4"/>
+        </w:tblBorders>
+      </w:tblPr>
+      <w:tblGrid>
+        <w:gridCol w:w="2700"/>
+        <w:gridCol w:w="6660"/>
+      </w:tblGrid>
+      <w:tr>
+        <w:trPr>
+          <w:tblHeader/>
+        </w:trPr>
+        <w:tc>
+          <w:tcPr>
+            <w:tcW w:type="dxa" w:w="2700"/>
+            <w:shd w:fill="E4E9F0" w:color="auto" w:val="clear"/>
+            <w:tcMar>
+              <w:top w:type="dxa" w:w="60"/>
+              <w:left w:type="dxa" w:w="100"/>
+              <w:bottom w:type="dxa" w:w="60"/>
+              <w:right w:type="dxa" w:w="100"/>
+            </w:tcMar>
+            <w:vAlign w:val="center"/>
+          </w:tcPr>
+          <w:p>
+            <w:pPr>
+              <w:spacing w:after="0"/>
+              <w:jc w:val="left"/>
+            </w:pPr>
+            <w:r>
+              <w:rPr>
+                <w:rFonts w:ascii="Times New Roman" w:cs="Times New Roman" w:eastAsia="Times New Roman" w:hAnsi="Times New Roman"/>
+                <w:b/>
+                <w:bCs/>
+                <w:sz w:val="20"/>
+                <w:szCs w:val="20"/>
+              </w:rPr>
+              <w:t xml:space="preserve">Term</w:t>
+            </w:r>
+          </w:p>
+        </w:tc>
+        <w:tc>
+          <w:tcPr>
+            <w:tcW w:type="dxa" w:w="6660"/>
+            <w:shd w:fill="E4E9F0" w:color="auto" w:val="clear"/>
+            <w:tcMar>
+              <w:top w:type="dxa" w:w="60"/>
+              <w:left w:type="dxa" w:w="100"/>
+              <w:bottom w:type="dxa" w:w="60"/>
+              <w:right w:type="dxa" w:w="100"/>
+            </w:tcMar>
+            <w:vAlign w:val="center"/>
+          </w:tcPr>
+          <w:p>
+            <w:pPr>
+              <w:spacing w:after="0"/>
+              <w:jc w:val="left"/>
+            </w:pPr>
+            <w:r>
+              <w:rPr>
+                <w:rFonts w:ascii="Times New Roman" w:cs="Times New Roman" w:eastAsia="Times New Roman" w:hAnsi="Times New Roman"/>
+                <w:b/>
+                <w:bCs/>
+                <w:sz w:val="20"/>
+                <w:szCs w:val="20"/>
+              </w:rPr>
+              <w:t xml:space="preserve">Meaning</w:t>
+            </w:r>
+          </w:p>
+        </w:tc>
+      </w:tr>
+      <w:tr>
+        <w:tc>
+          <w:tcPr>
+            <w:tcW w:type="dxa" w:w="2700"/>
+            <w:tcMar>
+              <w:top w:type="dxa" w:w="60"/>
+              <w:left w:type="dxa" w:w="100"/>
+              <w:bottom w:type="dxa" w:w="60"/>
+              <w:right w:type="dxa" w:w="100"/>
+            </w:tcMar>
+            <w:vAlign w:val="center"/>
+          </w:tcPr>
+          <w:p>
+            <w:pPr>
+              <w:spacing w:after="0"/>
+              <w:jc w:val="left"/>
+            </w:pPr>
+            <w:r>
+              <w:rPr>
+                <w:rFonts w:ascii="Times New Roman" w:cs="Times New Roman" w:eastAsia="Times New Roman" w:hAnsi="Times New Roman"/>
+                <w:sz w:val="20"/>
+                <w:szCs w:val="20"/>
+              </w:rPr>
+              <w:t xml:space="preserve">Score</w:t>
+            </w:r>
+          </w:p>
+        </w:tc>
+        <w:tc>
+          <w:tcPr>
+            <w:tcW w:type="dxa" w:w="6660"/>
+            <w:tcMar>
+              <w:top w:type="dxa" w:w="60"/>
+              <w:left w:type="dxa" w:w="100"/>
+              <w:bottom w:type="dxa" w:w="60"/>
+              <w:right w:type="dxa" w:w="100"/>
+            </w:tcMar>
+            <w:vAlign w:val="center"/>
+          </w:tcPr>
+          <w:p>
+            <w:pPr>
+              <w:spacing w:after="0"/>
+              <w:jc w:val="left"/>
+            </w:pPr>
+            <w:r>
+              <w:rPr>
+                <w:rFonts w:ascii="Times New Roman" w:cs="Times New Roman" w:eastAsia="Times New Roman" w:hAnsi="Times New Roman"/>
+                <w:sz w:val="20"/>
+                <w:szCs w:val="20"/>
+              </w:rPr>
+              <w:t xml:space="preserve">The gradient of the log probability density with respect to the state. A network trained to output the score at every noise level is a complete description of the prior.</w:t>
+            </w:r>
+          </w:p>
+        </w:tc>
+      </w:tr>
+      <w:tr>
+        <w:tc>
+          <w:tcPr>
+            <w:tcW w:type="dxa" w:w="2700"/>
+            <w:tcMar>
+              <w:top w:type="dxa" w:w="60"/>
+              <w:left w:type="dxa" w:w="100"/>
+              <w:bottom w:type="dxa" w:w="60"/>
+              <w:right w:type="dxa" w:w="100"/>
+            </w:tcMar>
+            <w:vAlign w:val="center"/>
+          </w:tcPr>
+          <w:p>
+            <w:pPr>
+              <w:spacing w:after="0"/>
+              <w:jc w:val="left"/>
+            </w:pPr>
+            <w:r>
+              <w:rPr>
+                <w:rFonts w:ascii="Times New Roman" w:cs="Times New Roman" w:eastAsia="Times New Roman" w:hAnsi="Times New Roman"/>
+                <w:sz w:val="20"/>
+                <w:szCs w:val="20"/>
+              </w:rPr>
+              <w:t xml:space="preserve">Score-based generative model (diffusion model)</w:t>
+            </w:r>
+          </w:p>
+        </w:tc>
+        <w:tc>
+          <w:tcPr>
+            <w:tcW w:type="dxa" w:w="6660"/>
+            <w:tcMar>
+              <w:top w:type="dxa" w:w="60"/>
+              <w:left w:type="dxa" w:w="100"/>
+              <w:bottom w:type="dxa" w:w="60"/>
+              <w:right w:type="dxa" w:w="100"/>
+            </w:tcMar>
+            <w:vAlign w:val="center"/>
+          </w:tcPr>
+          <w:p>
+            <w:pPr>
+              <w:spacing w:after="0"/>
+              <w:jc w:val="left"/>
+            </w:pPr>
+            <w:r>
+              <w:rPr>
+                <w:rFonts w:ascii="Times New Roman" w:cs="Times New Roman" w:eastAsia="Times New Roman" w:hAnsi="Times New Roman"/>
+                <w:sz w:val="20"/>
+                <w:szCs w:val="20"/>
+              </w:rPr>
+              <w:t xml:space="preserve">A model that learns to reverse a gradual noising process. Sampling runs the noising backward using the learned score, producing realistic states from noise.</w:t>
+            </w:r>
+          </w:p>
+        </w:tc>
+      </w:tr>
+      <w:tr>
+        <w:tc>
+          <w:tcPr>
+            <w:tcW w:type="dxa" w:w="2700"/>
+            <w:tcMar>
+              <w:top w:type="dxa" w:w="60"/>
+              <w:left w:type="dxa" w:w="100"/>
+              <w:bottom w:type="dxa" w:w="60"/>
+              <w:right w:type="dxa" w:w="100"/>
+            </w:tcMar>
+            <w:vAlign w:val="center"/>
+          </w:tcPr>
+          <w:p>
+            <w:pPr>
+              <w:spacing w:after="0"/>
+              <w:jc w:val="left"/>
+            </w:pPr>
+            <w:r>
+              <w:rPr>
+                <w:rFonts w:ascii="Times New Roman" w:cs="Times New Roman" w:eastAsia="Times New Roman" w:hAnsi="Times New Roman"/>
+                <w:sz w:val="20"/>
+                <w:szCs w:val="20"/>
+              </w:rPr>
+              <w:t xml:space="preserve">Forward process</w:t>
+            </w:r>
+          </w:p>
+        </w:tc>
+        <w:tc>
+          <w:tcPr>
+            <w:tcW w:type="dxa" w:w="6660"/>
+            <w:tcMar>
+              <w:top w:type="dxa" w:w="60"/>
+              <w:left w:type="dxa" w:w="100"/>
+              <w:bottom w:type="dxa" w:w="60"/>
+              <w:right w:type="dxa" w:w="100"/>
+            </w:tcMar>
+            <w:vAlign w:val="center"/>
+          </w:tcPr>
+          <w:p>
+            <w:pPr>
+              <w:spacing w:after="0"/>
+              <w:jc w:val="left"/>
+            </w:pPr>
+            <w:r>
+              <w:rPr>
+                <w:rFonts w:ascii="Times New Roman" w:cs="Times New Roman" w:eastAsia="Times New Roman" w:hAnsi="Times New Roman"/>
+                <w:sz w:val="20"/>
+                <w:szCs w:val="20"/>
+              </w:rPr>
+              <w:t xml:space="preserve">Adding Gaussian noise to a real state in small steps until nothing but noise remains.</w:t>
+            </w:r>
+          </w:p>
+        </w:tc>
+      </w:tr>
+      <w:tr>
+        <w:tc>
+          <w:tcPr>
+            <w:tcW w:type="dxa" w:w="2700"/>
+            <w:tcMar>
+              <w:top w:type="dxa" w:w="60"/>
+              <w:left w:type="dxa" w:w="100"/>
+              <w:bottom w:type="dxa" w:w="60"/>
+              <w:right w:type="dxa" w:w="100"/>
+            </w:tcMar>
+            <w:vAlign w:val="center"/>
+          </w:tcPr>
+          <w:p>
+            <w:pPr>
+              <w:spacing w:after="0"/>
+              <w:jc w:val="left"/>
+            </w:pPr>
+            <w:r>
+              <w:rPr>
+                <w:rFonts w:ascii="Times New Roman" w:cs="Times New Roman" w:eastAsia="Times New Roman" w:hAnsi="Times New Roman"/>
+                <w:sz w:val="20"/>
+                <w:szCs w:val="20"/>
+              </w:rPr>
+              <w:t xml:space="preserve">Reverse process</w:t>
+            </w:r>
+          </w:p>
+        </w:tc>
+        <w:tc>
+          <w:tcPr>
+            <w:tcW w:type="dxa" w:w="6660"/>
+            <w:tcMar>
+              <w:top w:type="dxa" w:w="60"/>
+              <w:left w:type="dxa" w:w="100"/>
+              <w:bottom w:type="dxa" w:w="60"/>
+              <w:right w:type="dxa" w:w="100"/>
+            </w:tcMar>
+            <w:vAlign w:val="center"/>
+          </w:tcPr>
+          <w:p>
+            <w:pPr>
+              <w:spacing w:after="0"/>
+              <w:jc w:val="left"/>
+            </w:pPr>
+            <w:r>
+              <w:rPr>
+                <w:rFonts w:ascii="Times New Roman" w:cs="Times New Roman" w:eastAsia="Times New Roman" w:hAnsi="Times New Roman"/>
+                <w:sz w:val="20"/>
+                <w:szCs w:val="20"/>
+              </w:rPr>
+              <w:t xml:space="preserve">The learned denoising that turns noise back into a sample from the data distribution, written as a stochastic differential equation.</w:t>
+            </w:r>
+          </w:p>
+        </w:tc>
+      </w:tr>
+      <w:tr>
+        <w:tc>
+          <w:tcPr>
+            <w:tcW w:type="dxa" w:w="2700"/>
+            <w:tcMar>
+              <w:top w:type="dxa" w:w="60"/>
+              <w:left w:type="dxa" w:w="100"/>
+              <w:bottom w:type="dxa" w:w="60"/>
+              <w:right w:type="dxa" w:w="100"/>
+            </w:tcMar>
+            <w:vAlign w:val="center"/>
+          </w:tcPr>
+          <w:p>
+            <w:pPr>
+              <w:spacing w:after="0"/>
+              <w:jc w:val="left"/>
+            </w:pPr>
+            <w:r>
+              <w:rPr>
+                <w:rFonts w:ascii="Times New Roman" w:cs="Times New Roman" w:eastAsia="Times New Roman" w:hAnsi="Times New Roman"/>
+                <w:sz w:val="20"/>
+                <w:szCs w:val="20"/>
+              </w:rPr>
+              <w:t xml:space="preserve">SDE</w:t>
+            </w:r>
+          </w:p>
+        </w:tc>
+        <w:tc>
+          <w:tcPr>
+            <w:tcW w:type="dxa" w:w="6660"/>
+            <w:tcMar>
+              <w:top w:type="dxa" w:w="60"/>
+              <w:left w:type="dxa" w:w="100"/>
+              <w:bottom w:type="dxa" w:w="60"/>
+              <w:right w:type="dxa" w:w="100"/>
+            </w:tcMar>
+            <w:vAlign w:val="center"/>
+          </w:tcPr>
+          <w:p>
+            <w:pPr>
+              <w:spacing w:after="0"/>
+              <w:jc w:val="left"/>
+            </w:pPr>
+            <w:r>
+              <w:rPr>
+                <w:rFonts w:ascii="Times New Roman" w:cs="Times New Roman" w:eastAsia="Times New Roman" w:hAnsi="Times New Roman"/>
+                <w:sz w:val="20"/>
+                <w:szCs w:val="20"/>
+              </w:rPr>
+              <w:t xml:space="preserve">Stochastic differential equation: a differential equation with a random forcing term. The forward and reverse diffusion processes are both SDEs.</w:t>
+            </w:r>
+          </w:p>
+        </w:tc>
+      </w:tr>
+      <w:tr>
+        <w:tc>
+          <w:tcPr>
+            <w:tcW w:type="dxa" w:w="2700"/>
+            <w:tcMar>
+              <w:top w:type="dxa" w:w="60"/>
+              <w:left w:type="dxa" w:w="100"/>
+              <w:bottom w:type="dxa" w:w="60"/>
+              <w:right w:type="dxa" w:w="100"/>
+            </w:tcMar>
+            <w:vAlign w:val="center"/>
+          </w:tcPr>
+          <w:p>
+            <w:pPr>
+              <w:spacing w:after="0"/>
+              <w:jc w:val="left"/>
+            </w:pPr>
+            <w:r>
+              <w:rPr>
+                <w:rFonts w:ascii="Times New Roman" w:cs="Times New Roman" w:eastAsia="Times New Roman" w:hAnsi="Times New Roman"/>
+                <w:sz w:val="20"/>
+                <w:szCs w:val="20"/>
+              </w:rPr>
+              <w:t xml:space="preserve">VP-SDE</w:t>
+            </w:r>
+          </w:p>
+        </w:tc>
+        <w:tc>
+          <w:tcPr>
+            <w:tcW w:type="dxa" w:w="6660"/>
+            <w:tcMar>
+              <w:top w:type="dxa" w:w="60"/>
+              <w:left w:type="dxa" w:w="100"/>
+              <w:bottom w:type="dxa" w:w="60"/>
+              <w:right w:type="dxa" w:w="100"/>
+            </w:tcMar>
+            <w:vAlign w:val="center"/>
+          </w:tcPr>
+          <w:p>
+            <w:pPr>
+              <w:spacing w:after="0"/>
+              <w:jc w:val="left"/>
+            </w:pPr>
+            <w:r>
+              <w:rPr>
+                <w:rFonts w:ascii="Times New Roman" w:cs="Times New Roman" w:eastAsia="Times New Roman" w:hAnsi="Times New Roman"/>
+                <w:sz w:val="20"/>
+                <w:szCs w:val="20"/>
+              </w:rPr>
+              <w:t xml:space="preserve">Variance-preserving SDE: the noising schedule keeps the total variance of the noisy state near one, so normalised fields stay in range throughout.</w:t>
+            </w:r>
+          </w:p>
+        </w:tc>
+      </w:tr>
+      <w:tr>
+        <w:tc>
+          <w:tcPr>
+            <w:tcW w:type="dxa" w:w="2700"/>
+            <w:tcMar>
+              <w:top w:type="dxa" w:w="60"/>
+              <w:left w:type="dxa" w:w="100"/>
+              <w:bottom w:type="dxa" w:w="60"/>
+              <w:right w:type="dxa" w:w="100"/>
+            </w:tcMar>
+            <w:vAlign w:val="center"/>
+          </w:tcPr>
+          <w:p>
+            <w:pPr>
+              <w:spacing w:after="0"/>
+              <w:jc w:val="left"/>
+            </w:pPr>
+            <w:r>
+              <w:rPr>
+                <w:rFonts w:ascii="Times New Roman" w:cs="Times New Roman" w:eastAsia="Times New Roman" w:hAnsi="Times New Roman"/>
+                <w:sz w:val="20"/>
+                <w:szCs w:val="20"/>
+              </w:rPr>
+              <w:t xml:space="preserve">alpha_t and sigma_t</w:t>
+            </w:r>
+          </w:p>
+        </w:tc>
+        <w:tc>
+          <w:tcPr>
+            <w:tcW w:type="dxa" w:w="6660"/>
+            <w:tcMar>
+              <w:top w:type="dxa" w:w="60"/>
+              <w:left w:type="dxa" w:w="100"/>
+              <w:bottom w:type="dxa" w:w="60"/>
+              <w:right w:type="dxa" w:w="100"/>
+            </w:tcMar>
+            <w:vAlign w:val="center"/>
+          </w:tcPr>
+          <w:p>
+            <w:pPr>
+              <w:spacing w:after="0"/>
+              <w:jc w:val="left"/>
+            </w:pPr>
+            <w:r>
+              <w:rPr>
+                <w:rFonts w:ascii="Times New Roman" w:cs="Times New Roman" w:eastAsia="Times New Roman" w:hAnsi="Times New Roman"/>
+                <w:sz w:val="20"/>
+                <w:szCs w:val="20"/>
+              </w:rPr>
+              <w:t xml:space="preserve">The signal scale and noise scale at diffusion time t: x_t = alpha_t x_0 + sigma_t times noise. Near t = 0 the state is clean; near t = 1 it is nearly pure noise.</w:t>
+            </w:r>
+          </w:p>
+        </w:tc>
+      </w:tr>
+      <w:tr>
+        <w:tc>
+          <w:tcPr>
+            <w:tcW w:type="dxa" w:w="2700"/>
+            <w:tcMar>
+              <w:top w:type="dxa" w:w="60"/>
+              <w:left w:type="dxa" w:w="100"/>
+              <w:bottom w:type="dxa" w:w="60"/>
+              <w:right w:type="dxa" w:w="100"/>
+            </w:tcMar>
+            <w:vAlign w:val="center"/>
+          </w:tcPr>
+          <w:p>
+            <w:pPr>
+              <w:spacing w:after="0"/>
+              <w:jc w:val="left"/>
+            </w:pPr>
+            <w:r>
+              <w:rPr>
+                <w:rFonts w:ascii="Times New Roman" w:cs="Times New Roman" w:eastAsia="Times New Roman" w:hAnsi="Times New Roman"/>
+                <w:sz w:val="20"/>
+                <w:szCs w:val="20"/>
+              </w:rPr>
+              <w:t xml:space="preserve">Denoising score matching (DSM)</w:t>
+            </w:r>
+          </w:p>
+        </w:tc>
+        <w:tc>
+          <w:tcPr>
+            <w:tcW w:type="dxa" w:w="6660"/>
+            <w:tcMar>
+              <w:top w:type="dxa" w:w="60"/>
+              <w:left w:type="dxa" w:w="100"/>
+              <w:bottom w:type="dxa" w:w="60"/>
+              <w:right w:type="dxa" w:w="100"/>
+            </w:tcMar>
+            <w:vAlign w:val="center"/>
+          </w:tcPr>
+          <w:p>
+            <w:pPr>
+              <w:spacing w:after="0"/>
+              <w:jc w:val="left"/>
+            </w:pPr>
+            <w:r>
+              <w:rPr>
+                <w:rFonts w:ascii="Times New Roman" w:cs="Times New Roman" w:eastAsia="Times New Roman" w:hAnsi="Times New Roman"/>
+                <w:sz w:val="20"/>
+                <w:szCs w:val="20"/>
+              </w:rPr>
+              <w:t xml:space="preserve">The training objective: predict the noise that was added, which is equivalent to learning the score without ever knowing the density.</w:t>
+            </w:r>
+          </w:p>
+        </w:tc>
+      </w:tr>
+      <w:tr>
+        <w:tc>
+          <w:tcPr>
+            <w:tcW w:type="dxa" w:w="2700"/>
+            <w:tcMar>
+              <w:top w:type="dxa" w:w="60"/>
+              <w:left w:type="dxa" w:w="100"/>
+              <w:bottom w:type="dxa" w:w="60"/>
+              <w:right w:type="dxa" w:w="100"/>
+            </w:tcMar>
+            <w:vAlign w:val="center"/>
+          </w:tcPr>
+          <w:p>
+            <w:pPr>
+              <w:spacing w:after="0"/>
+              <w:jc w:val="left"/>
+            </w:pPr>
+            <w:r>
+              <w:rPr>
+                <w:rFonts w:ascii="Times New Roman" w:cs="Times New Roman" w:eastAsia="Times New Roman" w:hAnsi="Times New Roman"/>
+                <w:sz w:val="20"/>
+                <w:szCs w:val="20"/>
+              </w:rPr>
+              <w:t xml:space="preserve">EMA (exponential moving average)</w:t>
+            </w:r>
+          </w:p>
+        </w:tc>
+        <w:tc>
+          <w:tcPr>
+            <w:tcW w:type="dxa" w:w="6660"/>
+            <w:tcMar>
+              <w:top w:type="dxa" w:w="60"/>
+              <w:left w:type="dxa" w:w="100"/>
+              <w:bottom w:type="dxa" w:w="60"/>
+              <w:right w:type="dxa" w:w="100"/>
+            </w:tcMar>
+            <w:vAlign w:val="center"/>
+          </w:tcPr>
+          <w:p>
+            <w:pPr>
+              <w:spacing w:after="0"/>
+              <w:jc w:val="left"/>
+            </w:pPr>
+            <w:r>
+              <w:rPr>
+                <w:rFonts w:ascii="Times New Roman" w:cs="Times New Roman" w:eastAsia="Times New Roman" w:hAnsi="Times New Roman"/>
+                <w:sz w:val="20"/>
+                <w:szCs w:val="20"/>
+              </w:rPr>
+              <w:t xml:space="preserve">A slowly updated running average of the network weights during training; the averaged weights sample better than the raw ones.</w:t>
+            </w:r>
+          </w:p>
+        </w:tc>
+      </w:tr>
+      <w:tr>
+        <w:tc>
+          <w:tcPr>
+            <w:tcW w:type="dxa" w:w="2700"/>
+            <w:tcMar>
+              <w:top w:type="dxa" w:w="60"/>
+              <w:left w:type="dxa" w:w="100"/>
+              <w:bottom w:type="dxa" w:w="60"/>
+              <w:right w:type="dxa" w:w="100"/>
+            </w:tcMar>
+            <w:vAlign w:val="center"/>
+          </w:tcPr>
+          <w:p>
+            <w:pPr>
+              <w:spacing w:after="0"/>
+              <w:jc w:val="left"/>
+            </w:pPr>
+            <w:r>
+              <w:rPr>
+                <w:rFonts w:ascii="Times New Roman" w:cs="Times New Roman" w:eastAsia="Times New Roman" w:hAnsi="Times New Roman"/>
+                <w:sz w:val="20"/>
+                <w:szCs w:val="20"/>
+              </w:rPr>
+              <w:t xml:space="preserve">Tweedie estimate (x0_hat)</w:t>
+            </w:r>
+          </w:p>
+        </w:tc>
+        <w:tc>
+          <w:tcPr>
+            <w:tcW w:type="dxa" w:w="6660"/>
+            <w:tcMar>
+              <w:top w:type="dxa" w:w="60"/>
+              <w:left w:type="dxa" w:w="100"/>
+              <w:bottom w:type="dxa" w:w="60"/>
+              <w:right w:type="dxa" w:w="100"/>
+            </w:tcMar>
+            <w:vAlign w:val="center"/>
+          </w:tcPr>
+          <w:p>
+            <w:pPr>
+              <w:spacing w:after="0"/>
+              <w:jc w:val="left"/>
+            </w:pPr>
+            <w:r>
+              <w:rPr>
+                <w:rFonts w:ascii="Times New Roman" w:cs="Times New Roman" w:eastAsia="Times New Roman" w:hAnsi="Times New Roman"/>
+                <w:sz w:val="20"/>
+                <w:szCs w:val="20"/>
+              </w:rPr>
+              <w:t xml:space="preserve">The posterior mean of the clean state given the current noisy state, computed from the score: (x_t + sigma_t squared times score) divided by alpha_t. The likelihood in DPS is evaluated on it.</w:t>
+            </w:r>
+          </w:p>
+        </w:tc>
+      </w:tr>
+      <w:tr>
+        <w:tc>
+          <w:tcPr>
+            <w:tcW w:type="dxa" w:w="2700"/>
+            <w:tcMar>
+              <w:top w:type="dxa" w:w="60"/>
+              <w:left w:type="dxa" w:w="100"/>
+              <w:bottom w:type="dxa" w:w="60"/>
+              <w:right w:type="dxa" w:w="100"/>
+            </w:tcMar>
+            <w:vAlign w:val="center"/>
+          </w:tcPr>
+          <w:p>
+            <w:pPr>
+              <w:spacing w:after="0"/>
+              <w:jc w:val="left"/>
+            </w:pPr>
+            <w:r>
+              <w:rPr>
+                <w:rFonts w:ascii="Times New Roman" w:cs="Times New Roman" w:eastAsia="Times New Roman" w:hAnsi="Times New Roman"/>
+                <w:sz w:val="20"/>
+                <w:szCs w:val="20"/>
+              </w:rPr>
+              <w:t xml:space="preserve">Tweedie variance</w:t>
+            </w:r>
+          </w:p>
+        </w:tc>
+        <w:tc>
+          <w:tcPr>
+            <w:tcW w:type="dxa" w:w="6660"/>
+            <w:tcMar>
+              <w:top w:type="dxa" w:w="60"/>
+              <w:left w:type="dxa" w:w="100"/>
+              <w:bottom w:type="dxa" w:w="60"/>
+              <w:right w:type="dxa" w:w="100"/>
+            </w:tcMar>
+            <w:vAlign w:val="center"/>
+          </w:tcPr>
+          <w:p>
+            <w:pPr>
+              <w:spacing w:after="0"/>
+              <w:jc w:val="left"/>
+            </w:pPr>
+            <w:r>
+              <w:rPr>
+                <w:rFonts w:ascii="Times New Roman" w:cs="Times New Roman" w:eastAsia="Times New Roman" w:hAnsi="Times New Roman"/>
+                <w:sz w:val="20"/>
+                <w:szCs w:val="20"/>
+              </w:rPr>
+              <w:t xml:space="preserve">The uncertainty of the Tweedie estimate, about sigma_t squared over alpha_t squared. Huge near t = 1, tiny near t = 0. Inflating observation errors by it is the guidance schedule in the Milton sampler.</w:t>
+            </w:r>
+          </w:p>
+        </w:tc>
+      </w:tr>
+      <w:tr>
+        <w:tc>
+          <w:tcPr>
+            <w:tcW w:type="dxa" w:w="2700"/>
+            <w:tcMar>
+              <w:top w:type="dxa" w:w="60"/>
+              <w:left w:type="dxa" w:w="100"/>
+              <w:bottom w:type="dxa" w:w="60"/>
+              <w:right w:type="dxa" w:w="100"/>
+            </w:tcMar>
+            <w:vAlign w:val="center"/>
+          </w:tcPr>
+          <w:p>
+            <w:pPr>
+              <w:spacing w:after="0"/>
+              <w:jc w:val="left"/>
+            </w:pPr>
+            <w:r>
+              <w:rPr>
+                <w:rFonts w:ascii="Times New Roman" w:cs="Times New Roman" w:eastAsia="Times New Roman" w:hAnsi="Times New Roman"/>
+                <w:sz w:val="20"/>
+                <w:szCs w:val="20"/>
+              </w:rPr>
+              <w:t xml:space="preserve">Guidance</w:t>
+            </w:r>
+          </w:p>
+        </w:tc>
+        <w:tc>
+          <w:tcPr>
+            <w:tcW w:type="dxa" w:w="6660"/>
+            <w:tcMar>
+              <w:top w:type="dxa" w:w="60"/>
+              <w:left w:type="dxa" w:w="100"/>
+              <w:bottom w:type="dxa" w:w="60"/>
+              <w:right w:type="dxa" w:w="100"/>
+            </w:tcMar>
+            <w:vAlign w:val="center"/>
+          </w:tcPr>
+          <w:p>
+            <w:pPr>
+              <w:spacing w:after="0"/>
+              <w:jc w:val="left"/>
+            </w:pPr>
+            <w:r>
+              <w:rPr>
+                <w:rFonts w:ascii="Times New Roman" w:cs="Times New Roman" w:eastAsia="Times New Roman" w:hAnsi="Times New Roman"/>
+                <w:sz w:val="20"/>
+                <w:szCs w:val="20"/>
+              </w:rPr>
+              <w:t xml:space="preserve">Adding the gradient of an observation log-likelihood to the score during sampling so the samples satisfy the observations. The mechanism that turns a prior into a posterior sampler.</w:t>
+            </w:r>
+          </w:p>
+        </w:tc>
+      </w:tr>
+      <w:tr>
+        <w:tc>
+          <w:tcPr>
+            <w:tcW w:type="dxa" w:w="2700"/>
+            <w:tcMar>
+              <w:top w:type="dxa" w:w="60"/>
+              <w:left w:type="dxa" w:w="100"/>
+              <w:bottom w:type="dxa" w:w="60"/>
+              <w:right w:type="dxa" w:w="100"/>
+            </w:tcMar>
+            <w:vAlign w:val="center"/>
+          </w:tcPr>
+          <w:p>
+            <w:pPr>
+              <w:spacing w:after="0"/>
+              <w:jc w:val="left"/>
+            </w:pPr>
+            <w:r>
+              <w:rPr>
+                <w:rFonts w:ascii="Times New Roman" w:cs="Times New Roman" w:eastAsia="Times New Roman" w:hAnsi="Times New Roman"/>
+                <w:sz w:val="20"/>
+                <w:szCs w:val="20"/>
+              </w:rPr>
+              <w:t xml:space="preserve">Diffusion posterior sampling (DPS)</w:t>
+            </w:r>
+          </w:p>
+        </w:tc>
+        <w:tc>
+          <w:tcPr>
+            <w:tcW w:type="dxa" w:w="6660"/>
+            <w:tcMar>
+              <w:top w:type="dxa" w:w="60"/>
+              <w:left w:type="dxa" w:w="100"/>
+              <w:bottom w:type="dxa" w:w="60"/>
+              <w:right w:type="dxa" w:w="100"/>
+            </w:tcMar>
+            <w:vAlign w:val="center"/>
+          </w:tcPr>
+          <w:p>
+            <w:pPr>
+              <w:spacing w:after="0"/>
+              <w:jc w:val="left"/>
+            </w:pPr>
+            <w:r>
+              <w:rPr>
+                <w:rFonts w:ascii="Times New Roman" w:cs="Times New Roman" w:eastAsia="Times New Roman" w:hAnsi="Times New Roman"/>
+                <w:sz w:val="20"/>
+                <w:szCs w:val="20"/>
+              </w:rPr>
+              <w:t xml:space="preserve">Guidance where the likelihood is evaluated at the Tweedie estimate and differentiated through the score network (Chung et al. 2023).</w:t>
+            </w:r>
+          </w:p>
+        </w:tc>
+      </w:tr>
+      <w:tr>
+        <w:tc>
+          <w:tcPr>
+            <w:tcW w:type="dxa" w:w="2700"/>
+            <w:tcMar>
+              <w:top w:type="dxa" w:w="60"/>
+              <w:left w:type="dxa" w:w="100"/>
+              <w:bottom w:type="dxa" w:w="60"/>
+              <w:right w:type="dxa" w:w="100"/>
+            </w:tcMar>
+            <w:vAlign w:val="center"/>
+          </w:tcPr>
+          <w:p>
+            <w:pPr>
+              <w:spacing w:after="0"/>
+              <w:jc w:val="left"/>
+            </w:pPr>
+            <w:r>
+              <w:rPr>
+                <w:rFonts w:ascii="Times New Roman" w:cs="Times New Roman" w:eastAsia="Times New Roman" w:hAnsi="Times New Roman"/>
+                <w:sz w:val="20"/>
+                <w:szCs w:val="20"/>
+              </w:rPr>
+              <w:t xml:space="preserve">Pseudo-inverse guidance (PiGDM)</w:t>
+            </w:r>
+          </w:p>
+        </w:tc>
+        <w:tc>
+          <w:tcPr>
+            <w:tcW w:type="dxa" w:w="6660"/>
+            <w:tcMar>
+              <w:top w:type="dxa" w:w="60"/>
+              <w:left w:type="dxa" w:w="100"/>
+              <w:bottom w:type="dxa" w:w="60"/>
+              <w:right w:type="dxa" w:w="100"/>
+            </w:tcMar>
+            <w:vAlign w:val="center"/>
+          </w:tcPr>
+          <w:p>
+            <w:pPr>
+              <w:spacing w:after="0"/>
+              <w:jc w:val="left"/>
+            </w:pPr>
+            <w:r>
+              <w:rPr>
+                <w:rFonts w:ascii="Times New Roman" w:cs="Times New Roman" w:eastAsia="Times New Roman" w:hAnsi="Times New Roman"/>
+                <w:sz w:val="20"/>
+                <w:szCs w:val="20"/>
+              </w:rPr>
+              <w:t xml:space="preserve">A guidance method that accounts for the uncertainty of the Tweedie estimate by inflating the observation error with its variance (Song et al. 2023).</w:t>
+            </w:r>
+          </w:p>
+        </w:tc>
+      </w:tr>
+      <w:tr>
+        <w:tc>
+          <w:tcPr>
+            <w:tcW w:type="dxa" w:w="2700"/>
+            <w:tcMar>
+              <w:top w:type="dxa" w:w="60"/>
+              <w:left w:type="dxa" w:w="100"/>
+              <w:bottom w:type="dxa" w:w="60"/>
+              <w:right w:type="dxa" w:w="100"/>
+            </w:tcMar>
+            <w:vAlign w:val="center"/>
+          </w:tcPr>
+          <w:p>
+            <w:pPr>
+              <w:spacing w:after="0"/>
+              <w:jc w:val="left"/>
+            </w:pPr>
+            <w:r>
+              <w:rPr>
+                <w:rFonts w:ascii="Times New Roman" w:cs="Times New Roman" w:eastAsia="Times New Roman" w:hAnsi="Times New Roman"/>
+                <w:sz w:val="20"/>
+                <w:szCs w:val="20"/>
+              </w:rPr>
+              <w:t xml:space="preserve">Guidance gate (guide_t_max)</w:t>
+            </w:r>
+          </w:p>
+        </w:tc>
+        <w:tc>
+          <w:tcPr>
+            <w:tcW w:type="dxa" w:w="6660"/>
+            <w:tcMar>
+              <w:top w:type="dxa" w:w="60"/>
+              <w:left w:type="dxa" w:w="100"/>
+              <w:bottom w:type="dxa" w:w="60"/>
+              <w:right w:type="dxa" w:w="100"/>
+            </w:tcMar>
+            <w:vAlign w:val="center"/>
+          </w:tcPr>
+          <w:p>
+            <w:pPr>
+              <w:spacing w:after="0"/>
+              <w:jc w:val="left"/>
+            </w:pPr>
+            <w:r>
+              <w:rPr>
+                <w:rFonts w:ascii="Times New Roman" w:cs="Times New Roman" w:eastAsia="Times New Roman" w:hAnsi="Times New Roman"/>
+                <w:sz w:val="20"/>
+                <w:szCs w:val="20"/>
+              </w:rPr>
+              <w:t xml:space="preserve">The diffusion time above which no guidance is applied at all, because the denoised estimate carries no information there. Set to 0.65 in the Milton sampler.</w:t>
+            </w:r>
+          </w:p>
+        </w:tc>
+      </w:tr>
+      <w:tr>
+        <w:tc>
+          <w:tcPr>
+            <w:tcW w:type="dxa" w:w="2700"/>
+            <w:tcMar>
+              <w:top w:type="dxa" w:w="60"/>
+              <w:left w:type="dxa" w:w="100"/>
+              <w:bottom w:type="dxa" w:w="60"/>
+              <w:right w:type="dxa" w:w="100"/>
+            </w:tcMar>
+            <w:vAlign w:val="center"/>
+          </w:tcPr>
+          <w:p>
+            <w:pPr>
+              <w:spacing w:after="0"/>
+              <w:jc w:val="left"/>
+            </w:pPr>
+            <w:r>
+              <w:rPr>
+                <w:rFonts w:ascii="Times New Roman" w:cs="Times New Roman" w:eastAsia="Times New Roman" w:hAnsi="Times New Roman"/>
+                <w:sz w:val="20"/>
+                <w:szCs w:val="20"/>
+              </w:rPr>
+              <w:t xml:space="preserve">Predictor-corrector sampler</w:t>
+            </w:r>
+          </w:p>
+        </w:tc>
+        <w:tc>
+          <w:tcPr>
+            <w:tcW w:type="dxa" w:w="6660"/>
+            <w:tcMar>
+              <w:top w:type="dxa" w:w="60"/>
+              <w:left w:type="dxa" w:w="100"/>
+              <w:bottom w:type="dxa" w:w="60"/>
+              <w:right w:type="dxa" w:w="100"/>
+            </w:tcMar>
+            <w:vAlign w:val="center"/>
+          </w:tcPr>
+          <w:p>
+            <w:pPr>
+              <w:spacing w:after="0"/>
+              <w:jc w:val="left"/>
+            </w:pPr>
+            <w:r>
+              <w:rPr>
+                <w:rFonts w:ascii="Times New Roman" w:cs="Times New Roman" w:eastAsia="Times New Roman" w:hAnsi="Times New Roman"/>
+                <w:sz w:val="20"/>
+                <w:szCs w:val="20"/>
+              </w:rPr>
+              <w:t xml:space="preserve">A reverse-diffusion scheme that alternates a numerical step of the reverse SDE (predictor) with a Langevin refinement at the same noise level (corrector).</w:t>
+            </w:r>
+          </w:p>
+        </w:tc>
+      </w:tr>
+      <w:tr>
+        <w:tc>
+          <w:tcPr>
+            <w:tcW w:type="dxa" w:w="2700"/>
+            <w:tcMar>
+              <w:top w:type="dxa" w:w="60"/>
+              <w:left w:type="dxa" w:w="100"/>
+              <w:bottom w:type="dxa" w:w="60"/>
+              <w:right w:type="dxa" w:w="100"/>
+            </w:tcMar>
+            <w:vAlign w:val="center"/>
+          </w:tcPr>
+          <w:p>
+            <w:pPr>
+              <w:spacing w:after="0"/>
+              <w:jc w:val="left"/>
+            </w:pPr>
+            <w:r>
+              <w:rPr>
+                <w:rFonts w:ascii="Times New Roman" w:cs="Times New Roman" w:eastAsia="Times New Roman" w:hAnsi="Times New Roman"/>
+                <w:sz w:val="20"/>
+                <w:szCs w:val="20"/>
+              </w:rPr>
+              <w:t xml:space="preserve">Langevin dynamics</w:t>
+            </w:r>
+          </w:p>
+        </w:tc>
+        <w:tc>
+          <w:tcPr>
+            <w:tcW w:type="dxa" w:w="6660"/>
+            <w:tcMar>
+              <w:top w:type="dxa" w:w="60"/>
+              <w:left w:type="dxa" w:w="100"/>
+              <w:bottom w:type="dxa" w:w="60"/>
+              <w:right w:type="dxa" w:w="100"/>
+            </w:tcMar>
+            <w:vAlign w:val="center"/>
+          </w:tcPr>
+          <w:p>
+            <w:pPr>
+              <w:spacing w:after="0"/>
+              <w:jc w:val="left"/>
+            </w:pPr>
+            <w:r>
+              <w:rPr>
+                <w:rFonts w:ascii="Times New Roman" w:cs="Times New Roman" w:eastAsia="Times New Roman" w:hAnsi="Times New Roman"/>
+                <w:sz w:val="20"/>
+                <w:szCs w:val="20"/>
+              </w:rPr>
+              <w:t xml:space="preserve">Iterating x plus step times score plus noise; a way of sampling from a density using only its score.</w:t>
+            </w:r>
+          </w:p>
+        </w:tc>
+      </w:tr>
+      <w:tr>
+        <w:tc>
+          <w:tcPr>
+            <w:tcW w:type="dxa" w:w="2700"/>
+            <w:tcMar>
+              <w:top w:type="dxa" w:w="60"/>
+              <w:left w:type="dxa" w:w="100"/>
+              <w:bottom w:type="dxa" w:w="60"/>
+              <w:right w:type="dxa" w:w="100"/>
+            </w:tcMar>
+            <w:vAlign w:val="center"/>
+          </w:tcPr>
+          <w:p>
+            <w:pPr>
+              <w:spacing w:after="0"/>
+              <w:jc w:val="left"/>
+            </w:pPr>
+            <w:r>
+              <w:rPr>
+                <w:rFonts w:ascii="Times New Roman" w:cs="Times New Roman" w:eastAsia="Times New Roman" w:hAnsi="Times New Roman"/>
+                <w:sz w:val="20"/>
+                <w:szCs w:val="20"/>
+              </w:rPr>
+              <w:t xml:space="preserve">Manifold</w:t>
+            </w:r>
+          </w:p>
+        </w:tc>
+        <w:tc>
+          <w:tcPr>
+            <w:tcW w:type="dxa" w:w="6660"/>
+            <w:tcMar>
+              <w:top w:type="dxa" w:w="60"/>
+              <w:left w:type="dxa" w:w="100"/>
+              <w:bottom w:type="dxa" w:w="60"/>
+              <w:right w:type="dxa" w:w="100"/>
+            </w:tcMar>
+            <w:vAlign w:val="center"/>
+          </w:tcPr>
+          <w:p>
+            <w:pPr>
+              <w:spacing w:after="0"/>
+              <w:jc w:val="left"/>
+            </w:pPr>
+            <w:r>
+              <w:rPr>
+                <w:rFonts w:ascii="Times New Roman" w:cs="Times New Roman" w:eastAsia="Times New Roman" w:hAnsi="Times New Roman"/>
+                <w:sz w:val="20"/>
+                <w:szCs w:val="20"/>
+              </w:rPr>
+              <w:t xml:space="preserve">The set of states that look like real data. A sample pushed off it produces unphysical fields, which is what happened in the first Milton run.</w:t>
+            </w:r>
+          </w:p>
+        </w:tc>
+      </w:tr>
+      <w:tr>
+        <w:tc>
+          <w:tcPr>
+            <w:tcW w:type="dxa" w:w="2700"/>
+            <w:tcMar>
+              <w:top w:type="dxa" w:w="60"/>
+              <w:left w:type="dxa" w:w="100"/>
+              <w:bottom w:type="dxa" w:w="60"/>
+              <w:right w:type="dxa" w:w="100"/>
+            </w:tcMar>
+            <w:vAlign w:val="center"/>
+          </w:tcPr>
+          <w:p>
+            <w:pPr>
+              <w:spacing w:after="0"/>
+              <w:jc w:val="left"/>
+            </w:pPr>
+            <w:r>
+              <w:rPr>
+                <w:rFonts w:ascii="Times New Roman" w:cs="Times New Roman" w:eastAsia="Times New Roman" w:hAnsi="Times New Roman"/>
+                <w:sz w:val="20"/>
+                <w:szCs w:val="20"/>
+              </w:rPr>
+              <w:t xml:space="preserve">Soft clamp (x0_clip)</w:t>
+            </w:r>
+          </w:p>
+        </w:tc>
+        <w:tc>
+          <w:tcPr>
+            <w:tcW w:type="dxa" w:w="6660"/>
+            <w:tcMar>
+              <w:top w:type="dxa" w:w="60"/>
+              <w:left w:type="dxa" w:w="100"/>
+              <w:bottom w:type="dxa" w:w="60"/>
+              <w:right w:type="dxa" w:w="100"/>
+            </w:tcMar>
+            <w:vAlign w:val="center"/>
+          </w:tcPr>
+          <w:p>
+            <w:pPr>
+              <w:spacing w:after="0"/>
+              <w:jc w:val="left"/>
+            </w:pPr>
+            <w:r>
+              <w:rPr>
+                <w:rFonts w:ascii="Times New Roman" w:cs="Times New Roman" w:eastAsia="Times New Roman" w:hAnsi="Times New Roman"/>
+                <w:sz w:val="20"/>
+                <w:szCs w:val="20"/>
+              </w:rPr>
+              <w:t xml:space="preserve">A tanh limit on the denoised estimate in normalised units; a safety device that saturated at about 6 sigma (14 K) in the diverged run.</w:t>
+            </w:r>
+          </w:p>
+        </w:tc>
+      </w:tr>
+      <w:tr>
+        <w:tc>
+          <w:tcPr>
+            <w:tcW w:type="dxa" w:w="2700"/>
+            <w:tcMar>
+              <w:top w:type="dxa" w:w="60"/>
+              <w:left w:type="dxa" w:w="100"/>
+              <w:bottom w:type="dxa" w:w="60"/>
+              <w:right w:type="dxa" w:w="100"/>
+            </w:tcMar>
+            <w:vAlign w:val="center"/>
+          </w:tcPr>
+          <w:p>
+            <w:pPr>
+              <w:spacing w:after="0"/>
+              <w:jc w:val="left"/>
+            </w:pPr>
+            <w:r>
+              <w:rPr>
+                <w:rFonts w:ascii="Times New Roman" w:cs="Times New Roman" w:eastAsia="Times New Roman" w:hAnsi="Times New Roman"/>
+                <w:sz w:val="20"/>
+                <w:szCs w:val="20"/>
+              </w:rPr>
+              <w:t xml:space="preserve">Latent diffusion</w:t>
+            </w:r>
+          </w:p>
+        </w:tc>
+        <w:tc>
+          <w:tcPr>
+            <w:tcW w:type="dxa" w:w="6660"/>
+            <w:tcMar>
+              <w:top w:type="dxa" w:w="60"/>
+              <w:left w:type="dxa" w:w="100"/>
+              <w:bottom w:type="dxa" w:w="60"/>
+              <w:right w:type="dxa" w:w="100"/>
+            </w:tcMar>
+            <w:vAlign w:val="center"/>
+          </w:tcPr>
+          <w:p>
+            <w:pPr>
+              <w:spacing w:after="0"/>
+              <w:jc w:val="left"/>
+            </w:pPr>
+            <w:r>
+              <w:rPr>
+                <w:rFonts w:ascii="Times New Roman" w:cs="Times New Roman" w:eastAsia="Times New Roman" w:hAnsi="Times New Roman"/>
+                <w:sz w:val="20"/>
+                <w:szCs w:val="20"/>
+              </w:rPr>
+              <w:t xml:space="preserve">Diffusion run in the compressed space of an autoencoder (VAE) for speed; the approach ICGen tried before moving to direct injection.</w:t>
+            </w:r>
+          </w:p>
+        </w:tc>
+      </w:tr>
+      <w:tr>
+        <w:tc>
+          <w:tcPr>
+            <w:tcW w:type="dxa" w:w="2700"/>
+            <w:tcMar>
+              <w:top w:type="dxa" w:w="60"/>
+              <w:left w:type="dxa" w:w="100"/>
+              <w:bottom w:type="dxa" w:w="60"/>
+              <w:right w:type="dxa" w:w="100"/>
+            </w:tcMar>
+            <w:vAlign w:val="center"/>
+          </w:tcPr>
+          <w:p>
+            <w:pPr>
+              <w:spacing w:after="0"/>
+              <w:jc w:val="left"/>
+            </w:pPr>
+            <w:r>
+              <w:rPr>
+                <w:rFonts w:ascii="Times New Roman" w:cs="Times New Roman" w:eastAsia="Times New Roman" w:hAnsi="Times New Roman"/>
+                <w:sz w:val="20"/>
+                <w:szCs w:val="20"/>
+              </w:rPr>
+              <w:t xml:space="preserve">VAE</w:t>
+            </w:r>
+          </w:p>
+        </w:tc>
+        <w:tc>
+          <w:tcPr>
+            <w:tcW w:type="dxa" w:w="6660"/>
+            <w:tcMar>
+              <w:top w:type="dxa" w:w="60"/>
+              <w:left w:type="dxa" w:w="100"/>
+              <w:bottom w:type="dxa" w:w="60"/>
+              <w:right w:type="dxa" w:w="100"/>
+            </w:tcMar>
+            <w:vAlign w:val="center"/>
+          </w:tcPr>
+          <w:p>
+            <w:pPr>
+              <w:spacing w:after="0"/>
+              <w:jc w:val="left"/>
+            </w:pPr>
+            <w:r>
+              <w:rPr>
+                <w:rFonts w:ascii="Times New Roman" w:cs="Times New Roman" w:eastAsia="Times New Roman" w:hAnsi="Times New Roman"/>
+                <w:sz w:val="20"/>
+                <w:szCs w:val="20"/>
+              </w:rPr>
+              <w:t xml:space="preserve">Variational autoencoder: a network that compresses a field to a small latent vector and decodes it back.</w:t>
+            </w:r>
+          </w:p>
+        </w:tc>
+      </w:tr>
+      <w:tr>
+        <w:tc>
+          <w:tcPr>
+            <w:tcW w:type="dxa" w:w="2700"/>
+            <w:tcMar>
+              <w:top w:type="dxa" w:w="60"/>
+              <w:left w:type="dxa" w:w="100"/>
+              <w:bottom w:type="dxa" w:w="60"/>
+              <w:right w:type="dxa" w:w="100"/>
+            </w:tcMar>
+            <w:vAlign w:val="center"/>
+          </w:tcPr>
+          <w:p>
+            <w:pPr>
+              <w:spacing w:after="0"/>
+              <w:jc w:val="left"/>
+            </w:pPr>
+            <w:r>
+              <w:rPr>
+                <w:rFonts w:ascii="Times New Roman" w:cs="Times New Roman" w:eastAsia="Times New Roman" w:hAnsi="Times New Roman"/>
+                <w:sz w:val="20"/>
+                <w:szCs w:val="20"/>
+              </w:rPr>
+              <w:t xml:space="preserve">Distillation (consistency, progressive)</w:t>
+            </w:r>
+          </w:p>
+        </w:tc>
+        <w:tc>
+          <w:tcPr>
+            <w:tcW w:type="dxa" w:w="6660"/>
+            <w:tcMar>
+              <w:top w:type="dxa" w:w="60"/>
+              <w:left w:type="dxa" w:w="100"/>
+              <w:bottom w:type="dxa" w:w="60"/>
+              <w:right w:type="dxa" w:w="100"/>
+            </w:tcMar>
+            <w:vAlign w:val="center"/>
+          </w:tcPr>
+          <w:p>
+            <w:pPr>
+              <w:spacing w:after="0"/>
+              <w:jc w:val="left"/>
+            </w:pPr>
+            <w:r>
+              <w:rPr>
+                <w:rFonts w:ascii="Times New Roman" w:cs="Times New Roman" w:eastAsia="Times New Roman" w:hAnsi="Times New Roman"/>
+                <w:sz w:val="20"/>
+                <w:szCs w:val="20"/>
+              </w:rPr>
+              <w:t xml:space="preserve">Training a fast sampler to reproduce a slow one in a few steps, typically 4 to 8 instead of hundreds.</w:t>
+            </w:r>
+          </w:p>
+        </w:tc>
+      </w:tr>
+      <w:tr>
+        <w:tc>
+          <w:tcPr>
+            <w:tcW w:type="dxa" w:w="2700"/>
+            <w:tcMar>
+              <w:top w:type="dxa" w:w="60"/>
+              <w:left w:type="dxa" w:w="100"/>
+              <w:bottom w:type="dxa" w:w="60"/>
+              <w:right w:type="dxa" w:w="100"/>
+            </w:tcMar>
+            <w:vAlign w:val="center"/>
+          </w:tcPr>
+          <w:p>
+            <w:pPr>
+              <w:spacing w:after="0"/>
+              <w:jc w:val="left"/>
+            </w:pPr>
+            <w:r>
+              <w:rPr>
+                <w:rFonts w:ascii="Times New Roman" w:cs="Times New Roman" w:eastAsia="Times New Roman" w:hAnsi="Times New Roman"/>
+                <w:sz w:val="20"/>
+                <w:szCs w:val="20"/>
+              </w:rPr>
+              <w:t xml:space="preserve">Mode collapse (spread collapse)</w:t>
+            </w:r>
+          </w:p>
+        </w:tc>
+        <w:tc>
+          <w:tcPr>
+            <w:tcW w:type="dxa" w:w="6660"/>
+            <w:tcMar>
+              <w:top w:type="dxa" w:w="60"/>
+              <w:left w:type="dxa" w:w="100"/>
+              <w:bottom w:type="dxa" w:w="60"/>
+              <w:right w:type="dxa" w:w="100"/>
+            </w:tcMar>
+            <w:vAlign w:val="center"/>
+          </w:tcPr>
+          <w:p>
+            <w:pPr>
+              <w:spacing w:after="0"/>
+              <w:jc w:val="left"/>
+            </w:pPr>
+            <w:r>
+              <w:rPr>
+                <w:rFonts w:ascii="Times New Roman" w:cs="Times New Roman" w:eastAsia="Times New Roman" w:hAnsi="Times New Roman"/>
+                <w:sz w:val="20"/>
+                <w:szCs w:val="20"/>
+              </w:rPr>
+              <w:t xml:space="preserve">When an ensemble's members become nearly identical because a likelihood term is too tight; the Milton spread of about 0.1 K is an example.</w:t>
+            </w:r>
+          </w:p>
+        </w:tc>
+      </w:tr>
+      <w:tr>
+        <w:tc>
+          <w:tcPr>
+            <w:tcW w:type="dxa" w:w="2700"/>
+            <w:tcMar>
+              <w:top w:type="dxa" w:w="60"/>
+              <w:left w:type="dxa" w:w="100"/>
+              <w:bottom w:type="dxa" w:w="60"/>
+              <w:right w:type="dxa" w:w="100"/>
+            </w:tcMar>
+            <w:vAlign w:val="center"/>
+          </w:tcPr>
+          <w:p>
+            <w:pPr>
+              <w:spacing w:after="0"/>
+              <w:jc w:val="left"/>
+            </w:pPr>
+            <w:r>
+              <w:rPr>
+                <w:rFonts w:ascii="Times New Roman" w:cs="Times New Roman" w:eastAsia="Times New Roman" w:hAnsi="Times New Roman"/>
+                <w:sz w:val="20"/>
+                <w:szCs w:val="20"/>
+              </w:rPr>
+              <w:t xml:space="preserve">Conditional mean</w:t>
+            </w:r>
+          </w:p>
+        </w:tc>
+        <w:tc>
+          <w:tcPr>
+            <w:tcW w:type="dxa" w:w="6660"/>
+            <w:tcMar>
+              <w:top w:type="dxa" w:w="60"/>
+              <w:left w:type="dxa" w:w="100"/>
+              <w:bottom w:type="dxa" w:w="60"/>
+              <w:right w:type="dxa" w:w="100"/>
+            </w:tcMar>
+            <w:vAlign w:val="center"/>
+          </w:tcPr>
+          <w:p>
+            <w:pPr>
+              <w:spacing w:after="0"/>
+              <w:jc w:val="left"/>
+            </w:pPr>
+            <w:r>
+              <w:rPr>
+                <w:rFonts w:ascii="Times New Roman" w:cs="Times New Roman" w:eastAsia="Times New Roman" w:hAnsi="Times New Roman"/>
+                <w:sz w:val="20"/>
+                <w:szCs w:val="20"/>
+              </w:rPr>
+              <w:t xml:space="preserve">What a regression network trained with a pixel loss returns: the average of all plausible answers, which is blurred where the answer is uncertain.</w:t>
+            </w:r>
+          </w:p>
+        </w:tc>
+      </w:tr>
+      <w:tr>
+        <w:tc>
+          <w:tcPr>
+            <w:tcW w:type="dxa" w:w="2700"/>
+            <w:tcMar>
+              <w:top w:type="dxa" w:w="60"/>
+              <w:left w:type="dxa" w:w="100"/>
+              <w:bottom w:type="dxa" w:w="60"/>
+              <w:right w:type="dxa" w:w="100"/>
+            </w:tcMar>
+            <w:vAlign w:val="center"/>
+          </w:tcPr>
+          <w:p>
+            <w:pPr>
+              <w:spacing w:after="0"/>
+              <w:jc w:val="left"/>
+            </w:pPr>
+            <w:r>
+              <w:rPr>
+                <w:rFonts w:ascii="Times New Roman" w:cs="Times New Roman" w:eastAsia="Times New Roman" w:hAnsi="Times New Roman"/>
+                <w:sz w:val="20"/>
+                <w:szCs w:val="20"/>
+              </w:rPr>
+              <w:t xml:space="preserve">GenCast, GraphCast, Pangu, FuXi, AIFS, Aurora</w:t>
+            </w:r>
+          </w:p>
+        </w:tc>
+        <w:tc>
+          <w:tcPr>
+            <w:tcW w:type="dxa" w:w="6660"/>
+            <w:tcMar>
+              <w:top w:type="dxa" w:w="60"/>
+              <w:left w:type="dxa" w:w="100"/>
+              <w:bottom w:type="dxa" w:w="60"/>
+              <w:right w:type="dxa" w:w="100"/>
+            </w:tcMar>
+            <w:vAlign w:val="center"/>
+          </w:tcPr>
+          <w:p>
+            <w:pPr>
+              <w:spacing w:after="0"/>
+              <w:jc w:val="left"/>
+            </w:pPr>
+            <w:r>
+              <w:rPr>
+                <w:rFonts w:ascii="Times New Roman" w:cs="Times New Roman" w:eastAsia="Times New Roman" w:hAnsi="Times New Roman"/>
+                <w:sz w:val="20"/>
+                <w:szCs w:val="20"/>
+              </w:rPr>
+              <w:t xml:space="preserve">Machine-learning forecast models that step an analysis forward in time. GenCast is a diffusion model; the others are deterministic. All start from a conventional analysis.</w:t>
+            </w:r>
+          </w:p>
+        </w:tc>
+      </w:tr>
+      <w:tr>
+        <w:tc>
+          <w:tcPr>
+            <w:tcW w:type="dxa" w:w="2700"/>
+            <w:tcMar>
+              <w:top w:type="dxa" w:w="60"/>
+              <w:left w:type="dxa" w:w="100"/>
+              <w:bottom w:type="dxa" w:w="60"/>
+              <w:right w:type="dxa" w:w="100"/>
+            </w:tcMar>
+            <w:vAlign w:val="center"/>
+          </w:tcPr>
+          <w:p>
+            <w:pPr>
+              <w:spacing w:after="0"/>
+              <w:jc w:val="left"/>
+            </w:pPr>
+            <w:r>
+              <w:rPr>
+                <w:rFonts w:ascii="Times New Roman" w:cs="Times New Roman" w:eastAsia="Times New Roman" w:hAnsi="Times New Roman"/>
+                <w:sz w:val="20"/>
+                <w:szCs w:val="20"/>
+              </w:rPr>
+              <w:t xml:space="preserve">Aardvark</w:t>
+            </w:r>
+          </w:p>
+        </w:tc>
+        <w:tc>
+          <w:tcPr>
+            <w:tcW w:type="dxa" w:w="6660"/>
+            <w:tcMar>
+              <w:top w:type="dxa" w:w="60"/>
+              <w:left w:type="dxa" w:w="100"/>
+              <w:bottom w:type="dxa" w:w="60"/>
+              <w:right w:type="dxa" w:w="100"/>
+            </w:tcMar>
+            <w:vAlign w:val="center"/>
+          </w:tcPr>
+          <w:p>
+            <w:pPr>
+              <w:spacing w:after="0"/>
+              <w:jc w:val="left"/>
+            </w:pPr>
+            <w:r>
+              <w:rPr>
+                <w:rFonts w:ascii="Times New Roman" w:cs="Times New Roman" w:eastAsia="Times New Roman" w:hAnsi="Times New Roman"/>
+                <w:sz w:val="20"/>
+                <w:szCs w:val="20"/>
+              </w:rPr>
+              <w:t xml:space="preserve">An end-to-end machine-learning system that goes from raw observations to forecast, the academic family closest to a learned analysis.</w:t>
+            </w:r>
+          </w:p>
+        </w:tc>
+      </w:tr>
+    </w:tbl>
+    <w:p>
+      <w:pPr>
+        <w:spacing w:after="120"/>
+      </w:pPr>
+    </w:p>
+    <w:p>
+      <w:pPr>
+        <w:pStyle w:val="Heading2"/>
+        <w:spacing w:after="120" w:before="280"/>
+      </w:pPr>
+      <w:r>
+        <w:rPr>
+          <w:rFonts w:ascii="Times New Roman" w:cs="Times New Roman" w:eastAsia="Times New Roman" w:hAnsi="Times New Roman"/>
+        </w:rPr>
+        <w:t xml:space="preserve">B.3 Networks and training</w:t>
+      </w:r>
+    </w:p>
+    <w:tbl>
+      <w:tblPr>
+        <w:tblW w:type="dxa" w:w="9360"/>
+        <w:tblBorders>
+          <w:top w:val="single" w:color="auto" w:sz="4"/>
+          <w:left w:val="single" w:color="auto" w:sz="4"/>
+          <w:bottom w:val="single" w:color="auto" w:sz="4"/>
+          <w:right w:val="single" w:color="auto" w:sz="4"/>
+          <w:insideH w:val="single" w:color="auto" w:sz="4"/>
+          <w:insideV w:val="single" w:color="auto" w:sz="4"/>
+        </w:tblBorders>
+      </w:tblPr>
+      <w:tblGrid>
+        <w:gridCol w:w="2700"/>
+        <w:gridCol w:w="6660"/>
+      </w:tblGrid>
+      <w:tr>
+        <w:trPr>
+          <w:tblHeader/>
+        </w:trPr>
+        <w:tc>
+          <w:tcPr>
+            <w:tcW w:type="dxa" w:w="2700"/>
+            <w:shd w:fill="E4E9F0" w:color="auto" w:val="clear"/>
+            <w:tcMar>
+              <w:top w:type="dxa" w:w="60"/>
+              <w:left w:type="dxa" w:w="100"/>
+              <w:bottom w:type="dxa" w:w="60"/>
+              <w:right w:type="dxa" w:w="100"/>
+            </w:tcMar>
+            <w:vAlign w:val="center"/>
+          </w:tcPr>
+          <w:p>
+            <w:pPr>
+              <w:spacing w:after="0"/>
+              <w:jc w:val="left"/>
+            </w:pPr>
+            <w:r>
+              <w:rPr>
+                <w:rFonts w:ascii="Times New Roman" w:cs="Times New Roman" w:eastAsia="Times New Roman" w:hAnsi="Times New Roman"/>
+                <w:b/>
+                <w:bCs/>
+                <w:sz w:val="20"/>
+                <w:szCs w:val="20"/>
+              </w:rPr>
+              <w:t xml:space="preserve">Term</w:t>
+            </w:r>
+          </w:p>
+        </w:tc>
+        <w:tc>
+          <w:tcPr>
+            <w:tcW w:type="dxa" w:w="6660"/>
+            <w:shd w:fill="E4E9F0" w:color="auto" w:val="clear"/>
+            <w:tcMar>
+              <w:top w:type="dxa" w:w="60"/>
+              <w:left w:type="dxa" w:w="100"/>
+              <w:bottom w:type="dxa" w:w="60"/>
+              <w:right w:type="dxa" w:w="100"/>
+            </w:tcMar>
+            <w:vAlign w:val="center"/>
+          </w:tcPr>
+          <w:p>
+            <w:pPr>
+              <w:spacing w:after="0"/>
+              <w:jc w:val="left"/>
+            </w:pPr>
+            <w:r>
+              <w:rPr>
+                <w:rFonts w:ascii="Times New Roman" w:cs="Times New Roman" w:eastAsia="Times New Roman" w:hAnsi="Times New Roman"/>
+                <w:b/>
+                <w:bCs/>
+                <w:sz w:val="20"/>
+                <w:szCs w:val="20"/>
+              </w:rPr>
+              <w:t xml:space="preserve">Meaning</w:t>
+            </w:r>
+          </w:p>
+        </w:tc>
+      </w:tr>
+      <w:tr>
+        <w:tc>
+          <w:tcPr>
+            <w:tcW w:type="dxa" w:w="2700"/>
+            <w:tcMar>
+              <w:top w:type="dxa" w:w="60"/>
+              <w:left w:type="dxa" w:w="100"/>
+              <w:bottom w:type="dxa" w:w="60"/>
+              <w:right w:type="dxa" w:w="100"/>
+            </w:tcMar>
+            <w:vAlign w:val="center"/>
+          </w:tcPr>
+          <w:p>
+            <w:pPr>
+              <w:spacing w:after="0"/>
+              <w:jc w:val="left"/>
+            </w:pPr>
+            <w:r>
+              <w:rPr>
+                <w:rFonts w:ascii="Times New Roman" w:cs="Times New Roman" w:eastAsia="Times New Roman" w:hAnsi="Times New Roman"/>
+                <w:sz w:val="20"/>
+                <w:szCs w:val="20"/>
+              </w:rPr>
+              <w:t xml:space="preserve">U-Net</w:t>
+            </w:r>
+          </w:p>
+        </w:tc>
+        <w:tc>
+          <w:tcPr>
+            <w:tcW w:type="dxa" w:w="6660"/>
+            <w:tcMar>
+              <w:top w:type="dxa" w:w="60"/>
+              <w:left w:type="dxa" w:w="100"/>
+              <w:bottom w:type="dxa" w:w="60"/>
+              <w:right w:type="dxa" w:w="100"/>
+            </w:tcMar>
+            <w:vAlign w:val="center"/>
+          </w:tcPr>
+          <w:p>
+            <w:pPr>
+              <w:spacing w:after="0"/>
+              <w:jc w:val="left"/>
+            </w:pPr>
+            <w:r>
+              <w:rPr>
+                <w:rFonts w:ascii="Times New Roman" w:cs="Times New Roman" w:eastAsia="Times New Roman" w:hAnsi="Times New Roman"/>
+                <w:sz w:val="20"/>
+                <w:szCs w:val="20"/>
+              </w:rPr>
+              <w:t xml:space="preserve">An encoder-decoder convolutional network with skip connections between matching resolutions; the standard backbone for image-to-image tasks and for score networks.</w:t>
+            </w:r>
+          </w:p>
+        </w:tc>
+      </w:tr>
+      <w:tr>
+        <w:tc>
+          <w:tcPr>
+            <w:tcW w:type="dxa" w:w="2700"/>
+            <w:tcMar>
+              <w:top w:type="dxa" w:w="60"/>
+              <w:left w:type="dxa" w:w="100"/>
+              <w:bottom w:type="dxa" w:w="60"/>
+              <w:right w:type="dxa" w:w="100"/>
+            </w:tcMar>
+            <w:vAlign w:val="center"/>
+          </w:tcPr>
+          <w:p>
+            <w:pPr>
+              <w:spacing w:after="0"/>
+              <w:jc w:val="left"/>
+            </w:pPr>
+            <w:r>
+              <w:rPr>
+                <w:rFonts w:ascii="Times New Roman" w:cs="Times New Roman" w:eastAsia="Times New Roman" w:hAnsi="Times New Roman"/>
+                <w:sz w:val="20"/>
+                <w:szCs w:val="20"/>
+              </w:rPr>
+              <w:t xml:space="preserve">Cross-attention</w:t>
+            </w:r>
+          </w:p>
+        </w:tc>
+        <w:tc>
+          <w:tcPr>
+            <w:tcW w:type="dxa" w:w="6660"/>
+            <w:tcMar>
+              <w:top w:type="dxa" w:w="60"/>
+              <w:left w:type="dxa" w:w="100"/>
+              <w:bottom w:type="dxa" w:w="60"/>
+              <w:right w:type="dxa" w:w="100"/>
+            </w:tcMar>
+            <w:vAlign w:val="center"/>
+          </w:tcPr>
+          <w:p>
+            <w:pPr>
+              <w:spacing w:after="0"/>
+              <w:jc w:val="left"/>
+            </w:pPr>
+            <w:r>
+              <w:rPr>
+                <w:rFonts w:ascii="Times New Roman" w:cs="Times New Roman" w:eastAsia="Times New Roman" w:hAnsi="Times New Roman"/>
+                <w:sz w:val="20"/>
+                <w:szCs w:val="20"/>
+              </w:rPr>
+              <w:t xml:space="preserve">Attention where the queries come from one input (infrared features) and the keys and values from another (microwave tokens), letting each location draw on the other sensor without a shared grid.</w:t>
+            </w:r>
+          </w:p>
+        </w:tc>
+      </w:tr>
+      <w:tr>
+        <w:tc>
+          <w:tcPr>
+            <w:tcW w:type="dxa" w:w="2700"/>
+            <w:tcMar>
+              <w:top w:type="dxa" w:w="60"/>
+              <w:left w:type="dxa" w:w="100"/>
+              <w:bottom w:type="dxa" w:w="60"/>
+              <w:right w:type="dxa" w:w="100"/>
+            </w:tcMar>
+            <w:vAlign w:val="center"/>
+          </w:tcPr>
+          <w:p>
+            <w:pPr>
+              <w:spacing w:after="0"/>
+              <w:jc w:val="left"/>
+            </w:pPr>
+            <w:r>
+              <w:rPr>
+                <w:rFonts w:ascii="Times New Roman" w:cs="Times New Roman" w:eastAsia="Times New Roman" w:hAnsi="Times New Roman"/>
+                <w:sz w:val="20"/>
+                <w:szCs w:val="20"/>
+              </w:rPr>
+              <w:t xml:space="preserve">Attention mask</w:t>
+            </w:r>
+          </w:p>
+        </w:tc>
+        <w:tc>
+          <w:tcPr>
+            <w:tcW w:type="dxa" w:w="6660"/>
+            <w:tcMar>
+              <w:top w:type="dxa" w:w="60"/>
+              <w:left w:type="dxa" w:w="100"/>
+              <w:bottom w:type="dxa" w:w="60"/>
+              <w:right w:type="dxa" w:w="100"/>
+            </w:tcMar>
+            <w:vAlign w:val="center"/>
+          </w:tcPr>
+          <w:p>
+            <w:pPr>
+              <w:spacing w:after="0"/>
+              <w:jc w:val="left"/>
+            </w:pPr>
+            <w:r>
+              <w:rPr>
+                <w:rFonts w:ascii="Times New Roman" w:cs="Times New Roman" w:eastAsia="Times New Roman" w:hAnsi="Times New Roman"/>
+                <w:sz w:val="20"/>
+                <w:szCs w:val="20"/>
+              </w:rPr>
+              <w:t xml:space="preserve">A term added to attention scores that removes some tokens entirely (minus infinity), used to handle scenes with no microwave overpass.</w:t>
+            </w:r>
+          </w:p>
+        </w:tc>
+      </w:tr>
+      <w:tr>
+        <w:tc>
+          <w:tcPr>
+            <w:tcW w:type="dxa" w:w="2700"/>
+            <w:tcMar>
+              <w:top w:type="dxa" w:w="60"/>
+              <w:left w:type="dxa" w:w="100"/>
+              <w:bottom w:type="dxa" w:w="60"/>
+              <w:right w:type="dxa" w:w="100"/>
+            </w:tcMar>
+            <w:vAlign w:val="center"/>
+          </w:tcPr>
+          <w:p>
+            <w:pPr>
+              <w:spacing w:after="0"/>
+              <w:jc w:val="left"/>
+            </w:pPr>
+            <w:r>
+              <w:rPr>
+                <w:rFonts w:ascii="Times New Roman" w:cs="Times New Roman" w:eastAsia="Times New Roman" w:hAnsi="Times New Roman"/>
+                <w:sz w:val="20"/>
+                <w:szCs w:val="20"/>
+              </w:rPr>
+              <w:t xml:space="preserve">Token</w:t>
+            </w:r>
+          </w:p>
+        </w:tc>
+        <w:tc>
+          <w:tcPr>
+            <w:tcW w:type="dxa" w:w="6660"/>
+            <w:tcMar>
+              <w:top w:type="dxa" w:w="60"/>
+              <w:left w:type="dxa" w:w="100"/>
+              <w:bottom w:type="dxa" w:w="60"/>
+              <w:right w:type="dxa" w:w="100"/>
+            </w:tcMar>
+            <w:vAlign w:val="center"/>
+          </w:tcPr>
+          <w:p>
+            <w:pPr>
+              <w:spacing w:after="0"/>
+              <w:jc w:val="left"/>
+            </w:pPr>
+            <w:r>
+              <w:rPr>
+                <w:rFonts w:ascii="Times New Roman" w:cs="Times New Roman" w:eastAsia="Times New Roman" w:hAnsi="Times New Roman"/>
+                <w:sz w:val="20"/>
+                <w:szCs w:val="20"/>
+              </w:rPr>
+              <w:t xml:space="preserve">One element in an attention layer; here, one coarse-grid microwave pixel with its channel values.</w:t>
+            </w:r>
+          </w:p>
+        </w:tc>
+      </w:tr>
+      <w:tr>
+        <w:tc>
+          <w:tcPr>
+            <w:tcW w:type="dxa" w:w="2700"/>
+            <w:tcMar>
+              <w:top w:type="dxa" w:w="60"/>
+              <w:left w:type="dxa" w:w="100"/>
+              <w:bottom w:type="dxa" w:w="60"/>
+              <w:right w:type="dxa" w:w="100"/>
+            </w:tcMar>
+            <w:vAlign w:val="center"/>
+          </w:tcPr>
+          <w:p>
+            <w:pPr>
+              <w:spacing w:after="0"/>
+              <w:jc w:val="left"/>
+            </w:pPr>
+            <w:r>
+              <w:rPr>
+                <w:rFonts w:ascii="Times New Roman" w:cs="Times New Roman" w:eastAsia="Times New Roman" w:hAnsi="Times New Roman"/>
+                <w:sz w:val="20"/>
+                <w:szCs w:val="20"/>
+              </w:rPr>
+              <w:t xml:space="preserve">Positional embedding</w:t>
+            </w:r>
+          </w:p>
+        </w:tc>
+        <w:tc>
+          <w:tcPr>
+            <w:tcW w:type="dxa" w:w="6660"/>
+            <w:tcMar>
+              <w:top w:type="dxa" w:w="60"/>
+              <w:left w:type="dxa" w:w="100"/>
+              <w:bottom w:type="dxa" w:w="60"/>
+              <w:right w:type="dxa" w:w="100"/>
+            </w:tcMar>
+            <w:vAlign w:val="center"/>
+          </w:tcPr>
+          <w:p>
+            <w:pPr>
+              <w:spacing w:after="0"/>
+              <w:jc w:val="left"/>
+            </w:pPr>
+            <w:r>
+              <w:rPr>
+                <w:rFonts w:ascii="Times New Roman" w:cs="Times New Roman" w:eastAsia="Times New Roman" w:hAnsi="Times New Roman"/>
+                <w:sz w:val="20"/>
+                <w:szCs w:val="20"/>
+              </w:rPr>
+              <w:t xml:space="preserve">Extra inputs that tell a network where in the frame each pixel is; the Milton prior lacks one, so it does not know where the storm centre is.</w:t>
+            </w:r>
+          </w:p>
+        </w:tc>
+      </w:tr>
+      <w:tr>
+        <w:tc>
+          <w:tcPr>
+            <w:tcW w:type="dxa" w:w="2700"/>
+            <w:tcMar>
+              <w:top w:type="dxa" w:w="60"/>
+              <w:left w:type="dxa" w:w="100"/>
+              <w:bottom w:type="dxa" w:w="60"/>
+              <w:right w:type="dxa" w:w="100"/>
+            </w:tcMar>
+            <w:vAlign w:val="center"/>
+          </w:tcPr>
+          <w:p>
+            <w:pPr>
+              <w:spacing w:after="0"/>
+              <w:jc w:val="left"/>
+            </w:pPr>
+            <w:r>
+              <w:rPr>
+                <w:rFonts w:ascii="Times New Roman" w:cs="Times New Roman" w:eastAsia="Times New Roman" w:hAnsi="Times New Roman"/>
+                <w:sz w:val="20"/>
+                <w:szCs w:val="20"/>
+              </w:rPr>
+              <w:t xml:space="preserve">Proxy (direct U-Net)</w:t>
+            </w:r>
+          </w:p>
+        </w:tc>
+        <w:tc>
+          <w:tcPr>
+            <w:tcW w:type="dxa" w:w="6660"/>
+            <w:tcMar>
+              <w:top w:type="dxa" w:w="60"/>
+              <w:left w:type="dxa" w:w="100"/>
+              <w:bottom w:type="dxa" w:w="60"/>
+              <w:right w:type="dxa" w:w="100"/>
+            </w:tcMar>
+            <w:vAlign w:val="center"/>
+          </w:tcPr>
+          <w:p>
+            <w:pPr>
+              <w:spacing w:after="0"/>
+              <w:jc w:val="left"/>
+            </w:pPr>
+            <w:r>
+              <w:rPr>
+                <w:rFonts w:ascii="Times New Roman" w:cs="Times New Roman" w:eastAsia="Times New Roman" w:hAnsi="Times New Roman"/>
+                <w:sz w:val="20"/>
+                <w:szCs w:val="20"/>
+              </w:rPr>
+              <w:t xml:space="preserve">The deterministic network that maps observations straight to the state; used both as a baseline and as a term in the likelihood.</w:t>
+            </w:r>
+          </w:p>
+        </w:tc>
+      </w:tr>
+      <w:tr>
+        <w:tc>
+          <w:tcPr>
+            <w:tcW w:type="dxa" w:w="2700"/>
+            <w:tcMar>
+              <w:top w:type="dxa" w:w="60"/>
+              <w:left w:type="dxa" w:w="100"/>
+              <w:bottom w:type="dxa" w:w="60"/>
+              <w:right w:type="dxa" w:w="100"/>
+            </w:tcMar>
+            <w:vAlign w:val="center"/>
+          </w:tcPr>
+          <w:p>
+            <w:pPr>
+              <w:spacing w:after="0"/>
+              <w:jc w:val="left"/>
+            </w:pPr>
+            <w:r>
+              <w:rPr>
+                <w:rFonts w:ascii="Times New Roman" w:cs="Times New Roman" w:eastAsia="Times New Roman" w:hAnsi="Times New Roman"/>
+                <w:sz w:val="20"/>
+                <w:szCs w:val="20"/>
+              </w:rPr>
+              <w:t xml:space="preserve">Normaliser (per-channel statistics)</w:t>
+            </w:r>
+          </w:p>
+        </w:tc>
+        <w:tc>
+          <w:tcPr>
+            <w:tcW w:type="dxa" w:w="6660"/>
+            <w:tcMar>
+              <w:top w:type="dxa" w:w="60"/>
+              <w:left w:type="dxa" w:w="100"/>
+              <w:bottom w:type="dxa" w:w="60"/>
+              <w:right w:type="dxa" w:w="100"/>
+            </w:tcMar>
+            <w:vAlign w:val="center"/>
+          </w:tcPr>
+          <w:p>
+            <w:pPr>
+              <w:spacing w:after="0"/>
+              <w:jc w:val="left"/>
+            </w:pPr>
+            <w:r>
+              <w:rPr>
+                <w:rFonts w:ascii="Times New Roman" w:cs="Times New Roman" w:eastAsia="Times New Roman" w:hAnsi="Times New Roman"/>
+                <w:sz w:val="20"/>
+                <w:szCs w:val="20"/>
+              </w:rPr>
+              <w:t xml:space="preserve">The mean and standard deviation of each state channel, fitted on the training split and stored with the checkpoint, used to convert between physical and normalised units.</w:t>
+            </w:r>
+          </w:p>
+        </w:tc>
+      </w:tr>
+      <w:tr>
+        <w:tc>
+          <w:tcPr>
+            <w:tcW w:type="dxa" w:w="2700"/>
+            <w:tcMar>
+              <w:top w:type="dxa" w:w="60"/>
+              <w:left w:type="dxa" w:w="100"/>
+              <w:bottom w:type="dxa" w:w="60"/>
+              <w:right w:type="dxa" w:w="100"/>
+            </w:tcMar>
+            <w:vAlign w:val="center"/>
+          </w:tcPr>
+          <w:p>
+            <w:pPr>
+              <w:spacing w:after="0"/>
+              <w:jc w:val="left"/>
+            </w:pPr>
+            <w:r>
+              <w:rPr>
+                <w:rFonts w:ascii="Times New Roman" w:cs="Times New Roman" w:eastAsia="Times New Roman" w:hAnsi="Times New Roman"/>
+                <w:sz w:val="20"/>
+                <w:szCs w:val="20"/>
+              </w:rPr>
+              <w:t xml:space="preserve">Radiance-consistency loss (lambda_rtm)</w:t>
+            </w:r>
+          </w:p>
+        </w:tc>
+        <w:tc>
+          <w:tcPr>
+            <w:tcW w:type="dxa" w:w="6660"/>
+            <w:tcMar>
+              <w:top w:type="dxa" w:w="60"/>
+              <w:left w:type="dxa" w:w="100"/>
+              <w:bottom w:type="dxa" w:w="60"/>
+              <w:right w:type="dxa" w:w="100"/>
+            </w:tcMar>
+            <w:vAlign w:val="center"/>
+          </w:tcPr>
+          <w:p>
+            <w:pPr>
+              <w:spacing w:after="0"/>
+              <w:jc w:val="left"/>
+            </w:pPr>
+            <w:r>
+              <w:rPr>
+                <w:rFonts w:ascii="Times New Roman" w:cs="Times New Roman" w:eastAsia="Times New Roman" w:hAnsi="Times New Roman"/>
+                <w:sz w:val="20"/>
+                <w:szCs w:val="20"/>
+              </w:rPr>
+              <w:t xml:space="preserve">An extra training term that asks the network's output, passed through the operator, to match the observed radiances; reduced to 0.01 because operator error dominated it.</w:t>
+            </w:r>
+          </w:p>
+        </w:tc>
+      </w:tr>
+      <w:tr>
+        <w:tc>
+          <w:tcPr>
+            <w:tcW w:type="dxa" w:w="2700"/>
+            <w:tcMar>
+              <w:top w:type="dxa" w:w="60"/>
+              <w:left w:type="dxa" w:w="100"/>
+              <w:bottom w:type="dxa" w:w="60"/>
+              <w:right w:type="dxa" w:w="100"/>
+            </w:tcMar>
+            <w:vAlign w:val="center"/>
+          </w:tcPr>
+          <w:p>
+            <w:pPr>
+              <w:spacing w:after="0"/>
+              <w:jc w:val="left"/>
+            </w:pPr>
+            <w:r>
+              <w:rPr>
+                <w:rFonts w:ascii="Times New Roman" w:cs="Times New Roman" w:eastAsia="Times New Roman" w:hAnsi="Times New Roman"/>
+                <w:sz w:val="20"/>
+                <w:szCs w:val="20"/>
+              </w:rPr>
+              <w:t xml:space="preserve">Quantile loss (pinball loss)</w:t>
+            </w:r>
+          </w:p>
+        </w:tc>
+        <w:tc>
+          <w:tcPr>
+            <w:tcW w:type="dxa" w:w="6660"/>
+            <w:tcMar>
+              <w:top w:type="dxa" w:w="60"/>
+              <w:left w:type="dxa" w:w="100"/>
+              <w:bottom w:type="dxa" w:w="60"/>
+              <w:right w:type="dxa" w:w="100"/>
+            </w:tcMar>
+            <w:vAlign w:val="center"/>
+          </w:tcPr>
+          <w:p>
+            <w:pPr>
+              <w:spacing w:after="0"/>
+              <w:jc w:val="left"/>
+            </w:pPr>
+            <w:r>
+              <w:rPr>
+                <w:rFonts w:ascii="Times New Roman" w:cs="Times New Roman" w:eastAsia="Times New Roman" w:hAnsi="Times New Roman"/>
+                <w:sz w:val="20"/>
+                <w:szCs w:val="20"/>
+              </w:rPr>
+              <w:t xml:space="preserve">A loss that trains a network to predict a chosen percentile rather than the mean; used in Cannon et al. for heavy rain.</w:t>
+            </w:r>
+          </w:p>
+        </w:tc>
+      </w:tr>
+      <w:tr>
+        <w:tc>
+          <w:tcPr>
+            <w:tcW w:type="dxa" w:w="2700"/>
+            <w:tcMar>
+              <w:top w:type="dxa" w:w="60"/>
+              <w:left w:type="dxa" w:w="100"/>
+              <w:bottom w:type="dxa" w:w="60"/>
+              <w:right w:type="dxa" w:w="100"/>
+            </w:tcMar>
+            <w:vAlign w:val="center"/>
+          </w:tcPr>
+          <w:p>
+            <w:pPr>
+              <w:spacing w:after="0"/>
+              <w:jc w:val="left"/>
+            </w:pPr>
+            <w:r>
+              <w:rPr>
+                <w:rFonts w:ascii="Times New Roman" w:cs="Times New Roman" w:eastAsia="Times New Roman" w:hAnsi="Times New Roman"/>
+                <w:sz w:val="20"/>
+                <w:szCs w:val="20"/>
+              </w:rPr>
+              <w:t xml:space="preserve">EfficientNetV2, 2+1D convolution</w:t>
+            </w:r>
+          </w:p>
+        </w:tc>
+        <w:tc>
+          <w:tcPr>
+            <w:tcW w:type="dxa" w:w="6660"/>
+            <w:tcMar>
+              <w:top w:type="dxa" w:w="60"/>
+              <w:left w:type="dxa" w:w="100"/>
+              <w:bottom w:type="dxa" w:w="60"/>
+              <w:right w:type="dxa" w:w="100"/>
+            </w:tcMar>
+            <w:vAlign w:val="center"/>
+          </w:tcPr>
+          <w:p>
+            <w:pPr>
+              <w:spacing w:after="0"/>
+              <w:jc w:val="left"/>
+            </w:pPr>
+            <w:r>
+              <w:rPr>
+                <w:rFonts w:ascii="Times New Roman" w:cs="Times New Roman" w:eastAsia="Times New Roman" w:hAnsi="Times New Roman"/>
+                <w:sz w:val="20"/>
+                <w:szCs w:val="20"/>
+              </w:rPr>
+              <w:t xml:space="preserve">A family of efficient convolutional backbones; 2+1D splits space and time into separate convolutions. Used in Tomorrow.io's precipitation retrieval.</w:t>
+            </w:r>
+          </w:p>
+        </w:tc>
+      </w:tr>
+      <w:tr>
+        <w:tc>
+          <w:tcPr>
+            <w:tcW w:type="dxa" w:w="2700"/>
+            <w:tcMar>
+              <w:top w:type="dxa" w:w="60"/>
+              <w:left w:type="dxa" w:w="100"/>
+              <w:bottom w:type="dxa" w:w="60"/>
+              <w:right w:type="dxa" w:w="100"/>
+            </w:tcMar>
+            <w:vAlign w:val="center"/>
+          </w:tcPr>
+          <w:p>
+            <w:pPr>
+              <w:spacing w:after="0"/>
+              <w:jc w:val="left"/>
+            </w:pPr>
+            <w:r>
+              <w:rPr>
+                <w:rFonts w:ascii="Times New Roman" w:cs="Times New Roman" w:eastAsia="Times New Roman" w:hAnsi="Times New Roman"/>
+                <w:sz w:val="20"/>
+                <w:szCs w:val="20"/>
+              </w:rPr>
+              <w:t xml:space="preserve">Heteroscedastic head</w:t>
+            </w:r>
+          </w:p>
+        </w:tc>
+        <w:tc>
+          <w:tcPr>
+            <w:tcW w:type="dxa" w:w="6660"/>
+            <w:tcMar>
+              <w:top w:type="dxa" w:w="60"/>
+              <w:left w:type="dxa" w:w="100"/>
+              <w:bottom w:type="dxa" w:w="60"/>
+              <w:right w:type="dxa" w:w="100"/>
+            </w:tcMar>
+            <w:vAlign w:val="center"/>
+          </w:tcPr>
+          <w:p>
+            <w:pPr>
+              <w:spacing w:after="0"/>
+              <w:jc w:val="left"/>
+            </w:pPr>
+            <w:r>
+              <w:rPr>
+                <w:rFonts w:ascii="Times New Roman" w:cs="Times New Roman" w:eastAsia="Times New Roman" w:hAnsi="Times New Roman"/>
+                <w:sz w:val="20"/>
+                <w:szCs w:val="20"/>
+              </w:rPr>
+              <w:t xml:space="preserve">A network output that predicts its own uncertainty per pixel, one way to calibrate spread.</w:t>
+            </w:r>
+          </w:p>
+        </w:tc>
+      </w:tr>
+      <w:tr>
+        <w:tc>
+          <w:tcPr>
+            <w:tcW w:type="dxa" w:w="2700"/>
+            <w:tcMar>
+              <w:top w:type="dxa" w:w="60"/>
+              <w:left w:type="dxa" w:w="100"/>
+              <w:bottom w:type="dxa" w:w="60"/>
+              <w:right w:type="dxa" w:w="100"/>
+            </w:tcMar>
+            <w:vAlign w:val="center"/>
+          </w:tcPr>
+          <w:p>
+            <w:pPr>
+              <w:spacing w:after="0"/>
+              <w:jc w:val="left"/>
+            </w:pPr>
+            <w:r>
+              <w:rPr>
+                <w:rFonts w:ascii="Times New Roman" w:cs="Times New Roman" w:eastAsia="Times New Roman" w:hAnsi="Times New Roman"/>
+                <w:sz w:val="20"/>
+                <w:szCs w:val="20"/>
+              </w:rPr>
+              <w:t xml:space="preserve">Held-out season</w:t>
+            </w:r>
+          </w:p>
+        </w:tc>
+        <w:tc>
+          <w:tcPr>
+            <w:tcW w:type="dxa" w:w="6660"/>
+            <w:tcMar>
+              <w:top w:type="dxa" w:w="60"/>
+              <w:left w:type="dxa" w:w="100"/>
+              <w:bottom w:type="dxa" w:w="60"/>
+              <w:right w:type="dxa" w:w="100"/>
+            </w:tcMar>
+            <w:vAlign w:val="center"/>
+          </w:tcPr>
+          <w:p>
+            <w:pPr>
+              <w:spacing w:after="0"/>
+              <w:jc w:val="left"/>
+            </w:pPr>
+            <w:r>
+              <w:rPr>
+                <w:rFonts w:ascii="Times New Roman" w:cs="Times New Roman" w:eastAsia="Times New Roman" w:hAnsi="Times New Roman"/>
+                <w:sz w:val="20"/>
+                <w:szCs w:val="20"/>
+              </w:rPr>
+              <w:t xml:space="preserve">A validation split made of an entire year so that no training scene is a few hours from a validation scene.</w:t>
+            </w:r>
+          </w:p>
+        </w:tc>
+      </w:tr>
+      <w:tr>
+        <w:tc>
+          <w:tcPr>
+            <w:tcW w:type="dxa" w:w="2700"/>
+            <w:tcMar>
+              <w:top w:type="dxa" w:w="60"/>
+              <w:left w:type="dxa" w:w="100"/>
+              <w:bottom w:type="dxa" w:w="60"/>
+              <w:right w:type="dxa" w:w="100"/>
+            </w:tcMar>
+            <w:vAlign w:val="center"/>
+          </w:tcPr>
+          <w:p>
+            <w:pPr>
+              <w:spacing w:after="0"/>
+              <w:jc w:val="left"/>
+            </w:pPr>
+            <w:r>
+              <w:rPr>
+                <w:rFonts w:ascii="Times New Roman" w:cs="Times New Roman" w:eastAsia="Times New Roman" w:hAnsi="Times New Roman"/>
+                <w:sz w:val="20"/>
+                <w:szCs w:val="20"/>
+              </w:rPr>
+              <w:t xml:space="preserve">Checkpoint, resumable training</w:t>
+            </w:r>
+          </w:p>
+        </w:tc>
+        <w:tc>
+          <w:tcPr>
+            <w:tcW w:type="dxa" w:w="6660"/>
+            <w:tcMar>
+              <w:top w:type="dxa" w:w="60"/>
+              <w:left w:type="dxa" w:w="100"/>
+              <w:bottom w:type="dxa" w:w="60"/>
+              <w:right w:type="dxa" w:w="100"/>
+            </w:tcMar>
+            <w:vAlign w:val="center"/>
+          </w:tcPr>
+          <w:p>
+            <w:pPr>
+              <w:spacing w:after="0"/>
+              <w:jc w:val="left"/>
+            </w:pPr>
+            <w:r>
+              <w:rPr>
+                <w:rFonts w:ascii="Times New Roman" w:cs="Times New Roman" w:eastAsia="Times New Roman" w:hAnsi="Times New Roman"/>
+                <w:sz w:val="20"/>
+                <w:szCs w:val="20"/>
+              </w:rPr>
+              <w:t xml:space="preserve">Saved weights and optimiser state at intervals so that an interrupted run (a Colab disconnect) continues where it stopped.</w:t>
+            </w:r>
+          </w:p>
+        </w:tc>
+      </w:tr>
+      <w:tr>
+        <w:tc>
+          <w:tcPr>
+            <w:tcW w:type="dxa" w:w="2700"/>
+            <w:tcMar>
+              <w:top w:type="dxa" w:w="60"/>
+              <w:left w:type="dxa" w:w="100"/>
+              <w:bottom w:type="dxa" w:w="60"/>
+              <w:right w:type="dxa" w:w="100"/>
+            </w:tcMar>
+            <w:vAlign w:val="center"/>
+          </w:tcPr>
+          <w:p>
+            <w:pPr>
+              <w:spacing w:after="0"/>
+              <w:jc w:val="left"/>
+            </w:pPr>
+            <w:r>
+              <w:rPr>
+                <w:rFonts w:ascii="Times New Roman" w:cs="Times New Roman" w:eastAsia="Times New Roman" w:hAnsi="Times New Roman"/>
+                <w:sz w:val="20"/>
+                <w:szCs w:val="20"/>
+              </w:rPr>
+              <w:t xml:space="preserve">Preset (small)</w:t>
+            </w:r>
+          </w:p>
+        </w:tc>
+        <w:tc>
+          <w:tcPr>
+            <w:tcW w:type="dxa" w:w="6660"/>
+            <w:tcMar>
+              <w:top w:type="dxa" w:w="60"/>
+              <w:left w:type="dxa" w:w="100"/>
+              <w:bottom w:type="dxa" w:w="60"/>
+              <w:right w:type="dxa" w:w="100"/>
+            </w:tcMar>
+            <w:vAlign w:val="center"/>
+          </w:tcPr>
+          <w:p>
+            <w:pPr>
+              <w:spacing w:after="0"/>
+              <w:jc w:val="left"/>
+            </w:pPr>
+            <w:r>
+              <w:rPr>
+                <w:rFonts w:ascii="Times New Roman" w:cs="Times New Roman" w:eastAsia="Times New Roman" w:hAnsi="Times New Roman"/>
+                <w:sz w:val="20"/>
+                <w:szCs w:val="20"/>
+              </w:rPr>
+              <w:t xml:space="preserve">The reduced network widths used on a free GPU: U-Net base 32, score network base 48.</w:t>
+            </w:r>
+          </w:p>
+        </w:tc>
+      </w:tr>
+      <w:tr>
+        <w:tc>
+          <w:tcPr>
+            <w:tcW w:type="dxa" w:w="2700"/>
+            <w:tcMar>
+              <w:top w:type="dxa" w:w="60"/>
+              <w:left w:type="dxa" w:w="100"/>
+              <w:bottom w:type="dxa" w:w="60"/>
+              <w:right w:type="dxa" w:w="100"/>
+            </w:tcMar>
+            <w:vAlign w:val="center"/>
+          </w:tcPr>
+          <w:p>
+            <w:pPr>
+              <w:spacing w:after="0"/>
+              <w:jc w:val="left"/>
+            </w:pPr>
+            <w:r>
+              <w:rPr>
+                <w:rFonts w:ascii="Times New Roman" w:cs="Times New Roman" w:eastAsia="Times New Roman" w:hAnsi="Times New Roman"/>
+                <w:sz w:val="20"/>
+                <w:szCs w:val="20"/>
+              </w:rPr>
+              <w:t xml:space="preserve">Downscale 2</w:t>
+            </w:r>
+          </w:p>
+        </w:tc>
+        <w:tc>
+          <w:tcPr>
+            <w:tcW w:type="dxa" w:w="6660"/>
+            <w:tcMar>
+              <w:top w:type="dxa" w:w="60"/>
+              <w:left w:type="dxa" w:w="100"/>
+              <w:bottom w:type="dxa" w:w="60"/>
+              <w:right w:type="dxa" w:w="100"/>
+            </w:tcMar>
+            <w:vAlign w:val="center"/>
+          </w:tcPr>
+          <w:p>
+            <w:pPr>
+              <w:spacing w:after="0"/>
+              <w:jc w:val="left"/>
+            </w:pPr>
+            <w:r>
+              <w:rPr>
+                <w:rFonts w:ascii="Times New Roman" w:cs="Times New Roman" w:eastAsia="Times New Roman" w:hAnsi="Times New Roman"/>
+                <w:sz w:val="20"/>
+                <w:szCs w:val="20"/>
+              </w:rPr>
+              <w:t xml:space="preserve">Training and sampling at half resolution, 128 by 128 fine grid and 16 by 16 microwave grid.</w:t>
+            </w:r>
+          </w:p>
+        </w:tc>
+      </w:tr>
+    </w:tbl>
+    <w:p>
+      <w:pPr>
+        <w:spacing w:after="120"/>
+      </w:pPr>
+    </w:p>
+    <w:p>
+      <w:pPr>
+        <w:pStyle w:val="Heading2"/>
+        <w:spacing w:after="120" w:before="280"/>
+      </w:pPr>
+      <w:r>
+        <w:rPr>
+          <w:rFonts w:ascii="Times New Roman" w:cs="Times New Roman" w:eastAsia="Times New Roman" w:hAnsi="Times New Roman"/>
+        </w:rPr>
+        <w:t xml:space="preserve">B.4 Radiative transfer and instruments</w:t>
+      </w:r>
+    </w:p>
+    <w:tbl>
+      <w:tblPr>
+        <w:tblW w:type="dxa" w:w="9360"/>
+        <w:tblBorders>
+          <w:top w:val="single" w:color="auto" w:sz="4"/>
+          <w:left w:val="single" w:color="auto" w:sz="4"/>
+          <w:bottom w:val="single" w:color="auto" w:sz="4"/>
+          <w:right w:val="single" w:color="auto" w:sz="4"/>
+          <w:insideH w:val="single" w:color="auto" w:sz="4"/>
+          <w:insideV w:val="single" w:color="auto" w:sz="4"/>
+        </w:tblBorders>
+      </w:tblPr>
+      <w:tblGrid>
+        <w:gridCol w:w="2700"/>
+        <w:gridCol w:w="6660"/>
+      </w:tblGrid>
+      <w:tr>
+        <w:trPr>
+          <w:tblHeader/>
+        </w:trPr>
+        <w:tc>
+          <w:tcPr>
+            <w:tcW w:type="dxa" w:w="2700"/>
+            <w:shd w:fill="E4E9F0" w:color="auto" w:val="clear"/>
+            <w:tcMar>
+              <w:top w:type="dxa" w:w="60"/>
+              <w:left w:type="dxa" w:w="100"/>
+              <w:bottom w:type="dxa" w:w="60"/>
+              <w:right w:type="dxa" w:w="100"/>
+            </w:tcMar>
+            <w:vAlign w:val="center"/>
+          </w:tcPr>
+          <w:p>
+            <w:pPr>
+              <w:spacing w:after="0"/>
+              <w:jc w:val="left"/>
+            </w:pPr>
+            <w:r>
+              <w:rPr>
+                <w:rFonts w:ascii="Times New Roman" w:cs="Times New Roman" w:eastAsia="Times New Roman" w:hAnsi="Times New Roman"/>
+                <w:b/>
+                <w:bCs/>
+                <w:sz w:val="20"/>
+                <w:szCs w:val="20"/>
+              </w:rPr>
+              <w:t xml:space="preserve">Term</w:t>
+            </w:r>
+          </w:p>
+        </w:tc>
+        <w:tc>
+          <w:tcPr>
+            <w:tcW w:type="dxa" w:w="6660"/>
+            <w:shd w:fill="E4E9F0" w:color="auto" w:val="clear"/>
+            <w:tcMar>
+              <w:top w:type="dxa" w:w="60"/>
+              <w:left w:type="dxa" w:w="100"/>
+              <w:bottom w:type="dxa" w:w="60"/>
+              <w:right w:type="dxa" w:w="100"/>
+            </w:tcMar>
+            <w:vAlign w:val="center"/>
+          </w:tcPr>
+          <w:p>
+            <w:pPr>
+              <w:spacing w:after="0"/>
+              <w:jc w:val="left"/>
+            </w:pPr>
+            <w:r>
+              <w:rPr>
+                <w:rFonts w:ascii="Times New Roman" w:cs="Times New Roman" w:eastAsia="Times New Roman" w:hAnsi="Times New Roman"/>
+                <w:b/>
+                <w:bCs/>
+                <w:sz w:val="20"/>
+                <w:szCs w:val="20"/>
+              </w:rPr>
+              <w:t xml:space="preserve">Meaning</w:t>
+            </w:r>
+          </w:p>
+        </w:tc>
+      </w:tr>
+      <w:tr>
+        <w:tc>
+          <w:tcPr>
+            <w:tcW w:type="dxa" w:w="2700"/>
+            <w:tcMar>
+              <w:top w:type="dxa" w:w="60"/>
+              <w:left w:type="dxa" w:w="100"/>
+              <w:bottom w:type="dxa" w:w="60"/>
+              <w:right w:type="dxa" w:w="100"/>
+            </w:tcMar>
+            <w:vAlign w:val="center"/>
+          </w:tcPr>
+          <w:p>
+            <w:pPr>
+              <w:spacing w:after="0"/>
+              <w:jc w:val="left"/>
+            </w:pPr>
+            <w:r>
+              <w:rPr>
+                <w:rFonts w:ascii="Times New Roman" w:cs="Times New Roman" w:eastAsia="Times New Roman" w:hAnsi="Times New Roman"/>
+                <w:sz w:val="20"/>
+                <w:szCs w:val="20"/>
+              </w:rPr>
+              <w:t xml:space="preserve">Radiative transfer</w:t>
+            </w:r>
+          </w:p>
+        </w:tc>
+        <w:tc>
+          <w:tcPr>
+            <w:tcW w:type="dxa" w:w="6660"/>
+            <w:tcMar>
+              <w:top w:type="dxa" w:w="60"/>
+              <w:left w:type="dxa" w:w="100"/>
+              <w:bottom w:type="dxa" w:w="60"/>
+              <w:right w:type="dxa" w:w="100"/>
+            </w:tcMar>
+            <w:vAlign w:val="center"/>
+          </w:tcPr>
+          <w:p>
+            <w:pPr>
+              <w:spacing w:after="0"/>
+              <w:jc w:val="left"/>
+            </w:pPr>
+            <w:r>
+              <w:rPr>
+                <w:rFonts w:ascii="Times New Roman" w:cs="Times New Roman" w:eastAsia="Times New Roman" w:hAnsi="Times New Roman"/>
+                <w:sz w:val="20"/>
+                <w:szCs w:val="20"/>
+              </w:rPr>
+              <w:t xml:space="preserve">The physics of how radiation is emitted, absorbed and scattered as it passes through the atmosphere; the basis of every satellite observation operator.</w:t>
+            </w:r>
+          </w:p>
+        </w:tc>
+      </w:tr>
+      <w:tr>
+        <w:tc>
+          <w:tcPr>
+            <w:tcW w:type="dxa" w:w="2700"/>
+            <w:tcMar>
+              <w:top w:type="dxa" w:w="60"/>
+              <w:left w:type="dxa" w:w="100"/>
+              <w:bottom w:type="dxa" w:w="60"/>
+              <w:right w:type="dxa" w:w="100"/>
+            </w:tcMar>
+            <w:vAlign w:val="center"/>
+          </w:tcPr>
+          <w:p>
+            <w:pPr>
+              <w:spacing w:after="0"/>
+              <w:jc w:val="left"/>
+            </w:pPr>
+            <w:r>
+              <w:rPr>
+                <w:rFonts w:ascii="Times New Roman" w:cs="Times New Roman" w:eastAsia="Times New Roman" w:hAnsi="Times New Roman"/>
+                <w:sz w:val="20"/>
+                <w:szCs w:val="20"/>
+              </w:rPr>
+              <w:t xml:space="preserve">Brightness temperature (TB)</w:t>
+            </w:r>
+          </w:p>
+        </w:tc>
+        <w:tc>
+          <w:tcPr>
+            <w:tcW w:type="dxa" w:w="6660"/>
+            <w:tcMar>
+              <w:top w:type="dxa" w:w="60"/>
+              <w:left w:type="dxa" w:w="100"/>
+              <w:bottom w:type="dxa" w:w="60"/>
+              <w:right w:type="dxa" w:w="100"/>
+            </w:tcMar>
+            <w:vAlign w:val="center"/>
+          </w:tcPr>
+          <w:p>
+            <w:pPr>
+              <w:spacing w:after="0"/>
+              <w:jc w:val="left"/>
+            </w:pPr>
+            <w:r>
+              <w:rPr>
+                <w:rFonts w:ascii="Times New Roman" w:cs="Times New Roman" w:eastAsia="Times New Roman" w:hAnsi="Times New Roman"/>
+                <w:sz w:val="20"/>
+                <w:szCs w:val="20"/>
+              </w:rPr>
+              <w:t xml:space="preserve">The temperature of a black body that would emit the measured radiance; the standard unit for microwave and infrared channels.</w:t>
+            </w:r>
+          </w:p>
+        </w:tc>
+      </w:tr>
+      <w:tr>
+        <w:tc>
+          <w:tcPr>
+            <w:tcW w:type="dxa" w:w="2700"/>
+            <w:tcMar>
+              <w:top w:type="dxa" w:w="60"/>
+              <w:left w:type="dxa" w:w="100"/>
+              <w:bottom w:type="dxa" w:w="60"/>
+              <w:right w:type="dxa" w:w="100"/>
+            </w:tcMar>
+            <w:vAlign w:val="center"/>
+          </w:tcPr>
+          <w:p>
+            <w:pPr>
+              <w:spacing w:after="0"/>
+              <w:jc w:val="left"/>
+            </w:pPr>
+            <w:r>
+              <w:rPr>
+                <w:rFonts w:ascii="Times New Roman" w:cs="Times New Roman" w:eastAsia="Times New Roman" w:hAnsi="Times New Roman"/>
+                <w:sz w:val="20"/>
+                <w:szCs w:val="20"/>
+              </w:rPr>
+              <w:t xml:space="preserve">Weighting function</w:t>
+            </w:r>
+          </w:p>
+        </w:tc>
+        <w:tc>
+          <w:tcPr>
+            <w:tcW w:type="dxa" w:w="6660"/>
+            <w:tcMar>
+              <w:top w:type="dxa" w:w="60"/>
+              <w:left w:type="dxa" w:w="100"/>
+              <w:bottom w:type="dxa" w:w="60"/>
+              <w:right w:type="dxa" w:w="100"/>
+            </w:tcMar>
+            <w:vAlign w:val="center"/>
+          </w:tcPr>
+          <w:p>
+            <w:pPr>
+              <w:spacing w:after="0"/>
+              <w:jc w:val="left"/>
+            </w:pPr>
+            <w:r>
+              <w:rPr>
+                <w:rFonts w:ascii="Times New Roman" w:cs="Times New Roman" w:eastAsia="Times New Roman" w:hAnsi="Times New Roman"/>
+                <w:sz w:val="20"/>
+                <w:szCs w:val="20"/>
+              </w:rPr>
+              <w:t xml:space="preserve">How much each height contributes to a channel's brightness temperature; the derivative of transmittance with height. Its peak height is what makes a channel a sounder of a particular layer.</w:t>
+            </w:r>
+          </w:p>
+        </w:tc>
+      </w:tr>
+      <w:tr>
+        <w:tc>
+          <w:tcPr>
+            <w:tcW w:type="dxa" w:w="2700"/>
+            <w:tcMar>
+              <w:top w:type="dxa" w:w="60"/>
+              <w:left w:type="dxa" w:w="100"/>
+              <w:bottom w:type="dxa" w:w="60"/>
+              <w:right w:type="dxa" w:w="100"/>
+            </w:tcMar>
+            <w:vAlign w:val="center"/>
+          </w:tcPr>
+          <w:p>
+            <w:pPr>
+              <w:spacing w:after="0"/>
+              <w:jc w:val="left"/>
+            </w:pPr>
+            <w:r>
+              <w:rPr>
+                <w:rFonts w:ascii="Times New Roman" w:cs="Times New Roman" w:eastAsia="Times New Roman" w:hAnsi="Times New Roman"/>
+                <w:sz w:val="20"/>
+                <w:szCs w:val="20"/>
+              </w:rPr>
+              <w:t xml:space="preserve">Sounding channel</w:t>
+            </w:r>
+          </w:p>
+        </w:tc>
+        <w:tc>
+          <w:tcPr>
+            <w:tcW w:type="dxa" w:w="6660"/>
+            <w:tcMar>
+              <w:top w:type="dxa" w:w="60"/>
+              <w:left w:type="dxa" w:w="100"/>
+              <w:bottom w:type="dxa" w:w="60"/>
+              <w:right w:type="dxa" w:w="100"/>
+            </w:tcMar>
+            <w:vAlign w:val="center"/>
+          </w:tcPr>
+          <w:p>
+            <w:pPr>
+              <w:spacing w:after="0"/>
+              <w:jc w:val="left"/>
+            </w:pPr>
+            <w:r>
+              <w:rPr>
+                <w:rFonts w:ascii="Times New Roman" w:cs="Times New Roman" w:eastAsia="Times New Roman" w:hAnsi="Times New Roman"/>
+                <w:sz w:val="20"/>
+                <w:szCs w:val="20"/>
+              </w:rPr>
+              <w:t xml:space="preserve">A channel on an absorption line (oxygen at 50 to 60 GHz or 118 GHz, water vapour at 183 GHz) whose weighting function peaks in the atmosphere, giving profile information.</w:t>
+            </w:r>
+          </w:p>
+        </w:tc>
+      </w:tr>
+      <w:tr>
+        <w:tc>
+          <w:tcPr>
+            <w:tcW w:type="dxa" w:w="2700"/>
+            <w:tcMar>
+              <w:top w:type="dxa" w:w="60"/>
+              <w:left w:type="dxa" w:w="100"/>
+              <w:bottom w:type="dxa" w:w="60"/>
+              <w:right w:type="dxa" w:w="100"/>
+            </w:tcMar>
+            <w:vAlign w:val="center"/>
+          </w:tcPr>
+          <w:p>
+            <w:pPr>
+              <w:spacing w:after="0"/>
+              <w:jc w:val="left"/>
+            </w:pPr>
+            <w:r>
+              <w:rPr>
+                <w:rFonts w:ascii="Times New Roman" w:cs="Times New Roman" w:eastAsia="Times New Roman" w:hAnsi="Times New Roman"/>
+                <w:sz w:val="20"/>
+                <w:szCs w:val="20"/>
+              </w:rPr>
+              <w:t xml:space="preserve">Window channel</w:t>
+            </w:r>
+          </w:p>
+        </w:tc>
+        <w:tc>
+          <w:tcPr>
+            <w:tcW w:type="dxa" w:w="6660"/>
+            <w:tcMar>
+              <w:top w:type="dxa" w:w="60"/>
+              <w:left w:type="dxa" w:w="100"/>
+              <w:bottom w:type="dxa" w:w="60"/>
+              <w:right w:type="dxa" w:w="100"/>
+            </w:tcMar>
+            <w:vAlign w:val="center"/>
+          </w:tcPr>
+          <w:p>
+            <w:pPr>
+              <w:spacing w:after="0"/>
+              <w:jc w:val="left"/>
+            </w:pPr>
+            <w:r>
+              <w:rPr>
+                <w:rFonts w:ascii="Times New Roman" w:cs="Times New Roman" w:eastAsia="Times New Roman" w:hAnsi="Times New Roman"/>
+                <w:sz w:val="20"/>
+                <w:szCs w:val="20"/>
+              </w:rPr>
+              <w:t xml:space="preserve">A channel where the atmosphere is nearly transparent (10.3 micron infrared, 89 GHz), so it sees the surface or the highest opaque cloud.</w:t>
+            </w:r>
+          </w:p>
+        </w:tc>
+      </w:tr>
+      <w:tr>
+        <w:tc>
+          <w:tcPr>
+            <w:tcW w:type="dxa" w:w="2700"/>
+            <w:tcMar>
+              <w:top w:type="dxa" w:w="60"/>
+              <w:left w:type="dxa" w:w="100"/>
+              <w:bottom w:type="dxa" w:w="60"/>
+              <w:right w:type="dxa" w:w="100"/>
+            </w:tcMar>
+            <w:vAlign w:val="center"/>
+          </w:tcPr>
+          <w:p>
+            <w:pPr>
+              <w:spacing w:after="0"/>
+              <w:jc w:val="left"/>
+            </w:pPr>
+            <w:r>
+              <w:rPr>
+                <w:rFonts w:ascii="Times New Roman" w:cs="Times New Roman" w:eastAsia="Times New Roman" w:hAnsi="Times New Roman"/>
+                <w:sz w:val="20"/>
+                <w:szCs w:val="20"/>
+              </w:rPr>
+              <w:t xml:space="preserve">Water vapour channel</w:t>
+            </w:r>
+          </w:p>
+        </w:tc>
+        <w:tc>
+          <w:tcPr>
+            <w:tcW w:type="dxa" w:w="6660"/>
+            <w:tcMar>
+              <w:top w:type="dxa" w:w="60"/>
+              <w:left w:type="dxa" w:w="100"/>
+              <w:bottom w:type="dxa" w:w="60"/>
+              <w:right w:type="dxa" w:w="100"/>
+            </w:tcMar>
+            <w:vAlign w:val="center"/>
+          </w:tcPr>
+          <w:p>
+            <w:pPr>
+              <w:spacing w:after="0"/>
+              <w:jc w:val="left"/>
+            </w:pPr>
+            <w:r>
+              <w:rPr>
+                <w:rFonts w:ascii="Times New Roman" w:cs="Times New Roman" w:eastAsia="Times New Roman" w:hAnsi="Times New Roman"/>
+                <w:sz w:val="20"/>
+                <w:szCs w:val="20"/>
+              </w:rPr>
+              <w:t xml:space="preserve">An infrared channel near 6 to 7 micron (GOES bands 8 and 10) that sees upper-tropospheric moisture and cloud top.</w:t>
+            </w:r>
+          </w:p>
+        </w:tc>
+      </w:tr>
+      <w:tr>
+        <w:tc>
+          <w:tcPr>
+            <w:tcW w:type="dxa" w:w="2700"/>
+            <w:tcMar>
+              <w:top w:type="dxa" w:w="60"/>
+              <w:left w:type="dxa" w:w="100"/>
+              <w:bottom w:type="dxa" w:w="60"/>
+              <w:right w:type="dxa" w:w="100"/>
+            </w:tcMar>
+            <w:vAlign w:val="center"/>
+          </w:tcPr>
+          <w:p>
+            <w:pPr>
+              <w:spacing w:after="0"/>
+              <w:jc w:val="left"/>
+            </w:pPr>
+            <w:r>
+              <w:rPr>
+                <w:rFonts w:ascii="Times New Roman" w:cs="Times New Roman" w:eastAsia="Times New Roman" w:hAnsi="Times New Roman"/>
+                <w:sz w:val="20"/>
+                <w:szCs w:val="20"/>
+              </w:rPr>
+              <w:t xml:space="preserve">Oxygen absorption band</w:t>
+            </w:r>
+          </w:p>
+        </w:tc>
+        <w:tc>
+          <w:tcPr>
+            <w:tcW w:type="dxa" w:w="6660"/>
+            <w:tcMar>
+              <w:top w:type="dxa" w:w="60"/>
+              <w:left w:type="dxa" w:w="100"/>
+              <w:bottom w:type="dxa" w:w="60"/>
+              <w:right w:type="dxa" w:w="100"/>
+            </w:tcMar>
+            <w:vAlign w:val="center"/>
+          </w:tcPr>
+          <w:p>
+            <w:pPr>
+              <w:spacing w:after="0"/>
+              <w:jc w:val="left"/>
+            </w:pPr>
+            <w:r>
+              <w:rPr>
+                <w:rFonts w:ascii="Times New Roman" w:cs="Times New Roman" w:eastAsia="Times New Roman" w:hAnsi="Times New Roman"/>
+                <w:sz w:val="20"/>
+                <w:szCs w:val="20"/>
+              </w:rPr>
+              <w:t xml:space="preserve">The 50 to 60 GHz band of oxygen lines used by ATMS and AMSU for temperature sounding; the 118.75 GHz line used by TMS.</w:t>
+            </w:r>
+          </w:p>
+        </w:tc>
+      </w:tr>
+      <w:tr>
+        <w:tc>
+          <w:tcPr>
+            <w:tcW w:type="dxa" w:w="2700"/>
+            <w:tcMar>
+              <w:top w:type="dxa" w:w="60"/>
+              <w:left w:type="dxa" w:w="100"/>
+              <w:bottom w:type="dxa" w:w="60"/>
+              <w:right w:type="dxa" w:w="100"/>
+            </w:tcMar>
+            <w:vAlign w:val="center"/>
+          </w:tcPr>
+          <w:p>
+            <w:pPr>
+              <w:spacing w:after="0"/>
+              <w:jc w:val="left"/>
+            </w:pPr>
+            <w:r>
+              <w:rPr>
+                <w:rFonts w:ascii="Times New Roman" w:cs="Times New Roman" w:eastAsia="Times New Roman" w:hAnsi="Times New Roman"/>
+                <w:sz w:val="20"/>
+                <w:szCs w:val="20"/>
+              </w:rPr>
+              <w:t xml:space="preserve">Optical depth</w:t>
+            </w:r>
+          </w:p>
+        </w:tc>
+        <w:tc>
+          <w:tcPr>
+            <w:tcW w:type="dxa" w:w="6660"/>
+            <w:tcMar>
+              <w:top w:type="dxa" w:w="60"/>
+              <w:left w:type="dxa" w:w="100"/>
+              <w:bottom w:type="dxa" w:w="60"/>
+              <w:right w:type="dxa" w:w="100"/>
+            </w:tcMar>
+            <w:vAlign w:val="center"/>
+          </w:tcPr>
+          <w:p>
+            <w:pPr>
+              <w:spacing w:after="0"/>
+              <w:jc w:val="left"/>
+            </w:pPr>
+            <w:r>
+              <w:rPr>
+                <w:rFonts w:ascii="Times New Roman" w:cs="Times New Roman" w:eastAsia="Times New Roman" w:hAnsi="Times New Roman"/>
+                <w:sz w:val="20"/>
+                <w:szCs w:val="20"/>
+              </w:rPr>
+              <w:t xml:space="preserve">A measure of how opaque a layer is; a channel sees down to roughly optical depth one.</w:t>
+            </w:r>
+          </w:p>
+        </w:tc>
+      </w:tr>
+      <w:tr>
+        <w:tc>
+          <w:tcPr>
+            <w:tcW w:type="dxa" w:w="2700"/>
+            <w:tcMar>
+              <w:top w:type="dxa" w:w="60"/>
+              <w:left w:type="dxa" w:w="100"/>
+              <w:bottom w:type="dxa" w:w="60"/>
+              <w:right w:type="dxa" w:w="100"/>
+            </w:tcMar>
+            <w:vAlign w:val="center"/>
+          </w:tcPr>
+          <w:p>
+            <w:pPr>
+              <w:spacing w:after="0"/>
+              <w:jc w:val="left"/>
+            </w:pPr>
+            <w:r>
+              <w:rPr>
+                <w:rFonts w:ascii="Times New Roman" w:cs="Times New Roman" w:eastAsia="Times New Roman" w:hAnsi="Times New Roman"/>
+                <w:sz w:val="20"/>
+                <w:szCs w:val="20"/>
+              </w:rPr>
+              <w:t xml:space="preserve">Scattering</w:t>
+            </w:r>
+          </w:p>
+        </w:tc>
+        <w:tc>
+          <w:tcPr>
+            <w:tcW w:type="dxa" w:w="6660"/>
+            <w:tcMar>
+              <w:top w:type="dxa" w:w="60"/>
+              <w:left w:type="dxa" w:w="100"/>
+              <w:bottom w:type="dxa" w:w="60"/>
+              <w:right w:type="dxa" w:w="100"/>
+            </w:tcMar>
+            <w:vAlign w:val="center"/>
+          </w:tcPr>
+          <w:p>
+            <w:pPr>
+              <w:spacing w:after="0"/>
+              <w:jc w:val="left"/>
+            </w:pPr>
+            <w:r>
+              <w:rPr>
+                <w:rFonts w:ascii="Times New Roman" w:cs="Times New Roman" w:eastAsia="Times New Roman" w:hAnsi="Times New Roman"/>
+                <w:sz w:val="20"/>
+                <w:szCs w:val="20"/>
+              </w:rPr>
+              <w:t xml:space="preserve">Redirection of radiation by particles. Ice and rain scatter microwaves more strongly at higher frequencies (118, 166, 183 GHz than 54 GHz), lowering brightness temperature over convection.</w:t>
+            </w:r>
+          </w:p>
+        </w:tc>
+      </w:tr>
+      <w:tr>
+        <w:tc>
+          <w:tcPr>
+            <w:tcW w:type="dxa" w:w="2700"/>
+            <w:tcMar>
+              <w:top w:type="dxa" w:w="60"/>
+              <w:left w:type="dxa" w:w="100"/>
+              <w:bottom w:type="dxa" w:w="60"/>
+              <w:right w:type="dxa" w:w="100"/>
+            </w:tcMar>
+            <w:vAlign w:val="center"/>
+          </w:tcPr>
+          <w:p>
+            <w:pPr>
+              <w:spacing w:after="0"/>
+              <w:jc w:val="left"/>
+            </w:pPr>
+            <w:r>
+              <w:rPr>
+                <w:rFonts w:ascii="Times New Roman" w:cs="Times New Roman" w:eastAsia="Times New Roman" w:hAnsi="Times New Roman"/>
+                <w:sz w:val="20"/>
+                <w:szCs w:val="20"/>
+              </w:rPr>
+              <w:t xml:space="preserve">Ice cloud optical properties</w:t>
+            </w:r>
+          </w:p>
+        </w:tc>
+        <w:tc>
+          <w:tcPr>
+            <w:tcW w:type="dxa" w:w="6660"/>
+            <w:tcMar>
+              <w:top w:type="dxa" w:w="60"/>
+              <w:left w:type="dxa" w:w="100"/>
+              <w:bottom w:type="dxa" w:w="60"/>
+              <w:right w:type="dxa" w:w="100"/>
+            </w:tcMar>
+            <w:vAlign w:val="center"/>
+          </w:tcPr>
+          <w:p>
+            <w:pPr>
+              <w:spacing w:after="0"/>
+              <w:jc w:val="left"/>
+            </w:pPr>
+            <w:r>
+              <w:rPr>
+                <w:rFonts w:ascii="Times New Roman" w:cs="Times New Roman" w:eastAsia="Times New Roman" w:hAnsi="Times New Roman"/>
+                <w:sz w:val="20"/>
+                <w:szCs w:val="20"/>
+              </w:rPr>
+              <w:t xml:space="preserve">Single-scattering properties (extinction, single-scattering albedo, phase function) of ice crystals, which depend on habit and size; the subject of the author's graduate research and the missing physics in the analytic operator.</w:t>
+            </w:r>
+          </w:p>
+        </w:tc>
+      </w:tr>
+      <w:tr>
+        <w:tc>
+          <w:tcPr>
+            <w:tcW w:type="dxa" w:w="2700"/>
+            <w:tcMar>
+              <w:top w:type="dxa" w:w="60"/>
+              <w:left w:type="dxa" w:w="100"/>
+              <w:bottom w:type="dxa" w:w="60"/>
+              <w:right w:type="dxa" w:w="100"/>
+            </w:tcMar>
+            <w:vAlign w:val="center"/>
+          </w:tcPr>
+          <w:p>
+            <w:pPr>
+              <w:spacing w:after="0"/>
+              <w:jc w:val="left"/>
+            </w:pPr>
+            <w:r>
+              <w:rPr>
+                <w:rFonts w:ascii="Times New Roman" w:cs="Times New Roman" w:eastAsia="Times New Roman" w:hAnsi="Times New Roman"/>
+                <w:sz w:val="20"/>
+                <w:szCs w:val="20"/>
+              </w:rPr>
+              <w:t xml:space="preserve">Cloud canopy (cirrus shield)</w:t>
+            </w:r>
+          </w:p>
+        </w:tc>
+        <w:tc>
+          <w:tcPr>
+            <w:tcW w:type="dxa" w:w="6660"/>
+            <w:tcMar>
+              <w:top w:type="dxa" w:w="60"/>
+              <w:left w:type="dxa" w:w="100"/>
+              <w:bottom w:type="dxa" w:w="60"/>
+              <w:right w:type="dxa" w:w="100"/>
+            </w:tcMar>
+            <w:vAlign w:val="center"/>
+          </w:tcPr>
+          <w:p>
+            <w:pPr>
+              <w:spacing w:after="0"/>
+              <w:jc w:val="left"/>
+            </w:pPr>
+            <w:r>
+              <w:rPr>
+                <w:rFonts w:ascii="Times New Roman" w:cs="Times New Roman" w:eastAsia="Times New Roman" w:hAnsi="Times New Roman"/>
+                <w:sz w:val="20"/>
+                <w:szCs w:val="20"/>
+              </w:rPr>
+              <w:t xml:space="preserve">The thick anvil of ice cloud over a hurricane that hides the eye and eyewall from infrared and makes window channels unusable for the column.</w:t>
+            </w:r>
+          </w:p>
+        </w:tc>
+      </w:tr>
+      <w:tr>
+        <w:tc>
+          <w:tcPr>
+            <w:tcW w:type="dxa" w:w="2700"/>
+            <w:tcMar>
+              <w:top w:type="dxa" w:w="60"/>
+              <w:left w:type="dxa" w:w="100"/>
+              <w:bottom w:type="dxa" w:w="60"/>
+              <w:right w:type="dxa" w:w="100"/>
+            </w:tcMar>
+            <w:vAlign w:val="center"/>
+          </w:tcPr>
+          <w:p>
+            <w:pPr>
+              <w:spacing w:after="0"/>
+              <w:jc w:val="left"/>
+            </w:pPr>
+            <w:r>
+              <w:rPr>
+                <w:rFonts w:ascii="Times New Roman" w:cs="Times New Roman" w:eastAsia="Times New Roman" w:hAnsi="Times New Roman"/>
+                <w:sz w:val="20"/>
+                <w:szCs w:val="20"/>
+              </w:rPr>
+              <w:t xml:space="preserve">LBLRTM</w:t>
+            </w:r>
+          </w:p>
+        </w:tc>
+        <w:tc>
+          <w:tcPr>
+            <w:tcW w:type="dxa" w:w="6660"/>
+            <w:tcMar>
+              <w:top w:type="dxa" w:w="60"/>
+              <w:left w:type="dxa" w:w="100"/>
+              <w:bottom w:type="dxa" w:w="60"/>
+              <w:right w:type="dxa" w:w="100"/>
+            </w:tcMar>
+            <w:vAlign w:val="center"/>
+          </w:tcPr>
+          <w:p>
+            <w:pPr>
+              <w:spacing w:after="0"/>
+              <w:jc w:val="left"/>
+            </w:pPr>
+            <w:r>
+              <w:rPr>
+                <w:rFonts w:ascii="Times New Roman" w:cs="Times New Roman" w:eastAsia="Times New Roman" w:hAnsi="Times New Roman"/>
+                <w:sz w:val="20"/>
+                <w:szCs w:val="20"/>
+              </w:rPr>
+              <w:t xml:space="preserve">Line-by-line radiative transfer model: a reference model computing gaseous absorption line by line, used to build and validate fast operators.</w:t>
+            </w:r>
+          </w:p>
+        </w:tc>
+      </w:tr>
+      <w:tr>
+        <w:tc>
+          <w:tcPr>
+            <w:tcW w:type="dxa" w:w="2700"/>
+            <w:tcMar>
+              <w:top w:type="dxa" w:w="60"/>
+              <w:left w:type="dxa" w:w="100"/>
+              <w:bottom w:type="dxa" w:w="60"/>
+              <w:right w:type="dxa" w:w="100"/>
+            </w:tcMar>
+            <w:vAlign w:val="center"/>
+          </w:tcPr>
+          <w:p>
+            <w:pPr>
+              <w:spacing w:after="0"/>
+              <w:jc w:val="left"/>
+            </w:pPr>
+            <w:r>
+              <w:rPr>
+                <w:rFonts w:ascii="Times New Roman" w:cs="Times New Roman" w:eastAsia="Times New Roman" w:hAnsi="Times New Roman"/>
+                <w:sz w:val="20"/>
+                <w:szCs w:val="20"/>
+              </w:rPr>
+              <w:t xml:space="preserve">DISORT</w:t>
+            </w:r>
+          </w:p>
+        </w:tc>
+        <w:tc>
+          <w:tcPr>
+            <w:tcW w:type="dxa" w:w="6660"/>
+            <w:tcMar>
+              <w:top w:type="dxa" w:w="60"/>
+              <w:left w:type="dxa" w:w="100"/>
+              <w:bottom w:type="dxa" w:w="60"/>
+              <w:right w:type="dxa" w:w="100"/>
+            </w:tcMar>
+            <w:vAlign w:val="center"/>
+          </w:tcPr>
+          <w:p>
+            <w:pPr>
+              <w:spacing w:after="0"/>
+              <w:jc w:val="left"/>
+            </w:pPr>
+            <w:r>
+              <w:rPr>
+                <w:rFonts w:ascii="Times New Roman" w:cs="Times New Roman" w:eastAsia="Times New Roman" w:hAnsi="Times New Roman"/>
+                <w:sz w:val="20"/>
+                <w:szCs w:val="20"/>
+              </w:rPr>
+              <w:t xml:space="preserve">Discrete ordinates radiative transfer: a reference solver for multiple scattering in plane-parallel layers.</w:t>
+            </w:r>
+          </w:p>
+        </w:tc>
+      </w:tr>
+      <w:tr>
+        <w:tc>
+          <w:tcPr>
+            <w:tcW w:type="dxa" w:w="2700"/>
+            <w:tcMar>
+              <w:top w:type="dxa" w:w="60"/>
+              <w:left w:type="dxa" w:w="100"/>
+              <w:bottom w:type="dxa" w:w="60"/>
+              <w:right w:type="dxa" w:w="100"/>
+            </w:tcMar>
+            <w:vAlign w:val="center"/>
+          </w:tcPr>
+          <w:p>
+            <w:pPr>
+              <w:spacing w:after="0"/>
+              <w:jc w:val="left"/>
+            </w:pPr>
+            <w:r>
+              <w:rPr>
+                <w:rFonts w:ascii="Times New Roman" w:cs="Times New Roman" w:eastAsia="Times New Roman" w:hAnsi="Times New Roman"/>
+                <w:sz w:val="20"/>
+                <w:szCs w:val="20"/>
+              </w:rPr>
+              <w:t xml:space="preserve">RTTOV, CRTM</w:t>
+            </w:r>
+          </w:p>
+        </w:tc>
+        <w:tc>
+          <w:tcPr>
+            <w:tcW w:type="dxa" w:w="6660"/>
+            <w:tcMar>
+              <w:top w:type="dxa" w:w="60"/>
+              <w:left w:type="dxa" w:w="100"/>
+              <w:bottom w:type="dxa" w:w="60"/>
+              <w:right w:type="dxa" w:w="100"/>
+            </w:tcMar>
+            <w:vAlign w:val="center"/>
+          </w:tcPr>
+          <w:p>
+            <w:pPr>
+              <w:spacing w:after="0"/>
+              <w:jc w:val="left"/>
+            </w:pPr>
+            <w:r>
+              <w:rPr>
+                <w:rFonts w:ascii="Times New Roman" w:cs="Times New Roman" w:eastAsia="Times New Roman" w:hAnsi="Times New Roman"/>
+                <w:sz w:val="20"/>
+                <w:szCs w:val="20"/>
+              </w:rPr>
+              <w:t xml:space="preserve">Fast operational radiative transfer models used by ECMWF and NOAA respectively for satellite assimilation; RTTOV-SCATT handles scattering.</w:t>
+            </w:r>
+          </w:p>
+        </w:tc>
+      </w:tr>
+      <w:tr>
+        <w:tc>
+          <w:tcPr>
+            <w:tcW w:type="dxa" w:w="2700"/>
+            <w:tcMar>
+              <w:top w:type="dxa" w:w="60"/>
+              <w:left w:type="dxa" w:w="100"/>
+              <w:bottom w:type="dxa" w:w="60"/>
+              <w:right w:type="dxa" w:w="100"/>
+            </w:tcMar>
+            <w:vAlign w:val="center"/>
+          </w:tcPr>
+          <w:p>
+            <w:pPr>
+              <w:spacing w:after="0"/>
+              <w:jc w:val="left"/>
+            </w:pPr>
+            <w:r>
+              <w:rPr>
+                <w:rFonts w:ascii="Times New Roman" w:cs="Times New Roman" w:eastAsia="Times New Roman" w:hAnsi="Times New Roman"/>
+                <w:sz w:val="20"/>
+                <w:szCs w:val="20"/>
+              </w:rPr>
+              <w:t xml:space="preserve">Emulator (learned operator)</w:t>
+            </w:r>
+          </w:p>
+        </w:tc>
+        <w:tc>
+          <w:tcPr>
+            <w:tcW w:type="dxa" w:w="6660"/>
+            <w:tcMar>
+              <w:top w:type="dxa" w:w="60"/>
+              <w:left w:type="dxa" w:w="100"/>
+              <w:bottom w:type="dxa" w:w="60"/>
+              <w:right w:type="dxa" w:w="100"/>
+            </w:tcMar>
+            <w:vAlign w:val="center"/>
+          </w:tcPr>
+          <w:p>
+            <w:pPr>
+              <w:spacing w:after="0"/>
+              <w:jc w:val="left"/>
+            </w:pPr>
+            <w:r>
+              <w:rPr>
+                <w:rFonts w:ascii="Times New Roman" w:cs="Times New Roman" w:eastAsia="Times New Roman" w:hAnsi="Times New Roman"/>
+                <w:sz w:val="20"/>
+                <w:szCs w:val="20"/>
+              </w:rPr>
+              <w:t xml:space="preserve">A small neural network trained to reproduce a reference radiative transfer model, giving speed and differentiability.</w:t>
+            </w:r>
+          </w:p>
+        </w:tc>
+      </w:tr>
+      <w:tr>
+        <w:tc>
+          <w:tcPr>
+            <w:tcW w:type="dxa" w:w="2700"/>
+            <w:tcMar>
+              <w:top w:type="dxa" w:w="60"/>
+              <w:left w:type="dxa" w:w="100"/>
+              <w:bottom w:type="dxa" w:w="60"/>
+              <w:right w:type="dxa" w:w="100"/>
+            </w:tcMar>
+            <w:vAlign w:val="center"/>
+          </w:tcPr>
+          <w:p>
+            <w:pPr>
+              <w:spacing w:after="0"/>
+              <w:jc w:val="left"/>
+            </w:pPr>
+            <w:r>
+              <w:rPr>
+                <w:rFonts w:ascii="Times New Roman" w:cs="Times New Roman" w:eastAsia="Times New Roman" w:hAnsi="Times New Roman"/>
+                <w:sz w:val="20"/>
+                <w:szCs w:val="20"/>
+              </w:rPr>
+              <w:t xml:space="preserve">Jacobian</w:t>
+            </w:r>
+          </w:p>
+        </w:tc>
+        <w:tc>
+          <w:tcPr>
+            <w:tcW w:type="dxa" w:w="6660"/>
+            <w:tcMar>
+              <w:top w:type="dxa" w:w="60"/>
+              <w:left w:type="dxa" w:w="100"/>
+              <w:bottom w:type="dxa" w:w="60"/>
+              <w:right w:type="dxa" w:w="100"/>
+            </w:tcMar>
+            <w:vAlign w:val="center"/>
+          </w:tcPr>
+          <w:p>
+            <w:pPr>
+              <w:spacing w:after="0"/>
+              <w:jc w:val="left"/>
+            </w:pPr>
+            <w:r>
+              <w:rPr>
+                <w:rFonts w:ascii="Times New Roman" w:cs="Times New Roman" w:eastAsia="Times New Roman" w:hAnsi="Times New Roman"/>
+                <w:sz w:val="20"/>
+                <w:szCs w:val="20"/>
+              </w:rPr>
+              <w:t xml:space="preserve">The matrix of derivatives of an operator's output with respect to the state; needed for gradients and a standard check on an emulator.</w:t>
+            </w:r>
+          </w:p>
+        </w:tc>
+      </w:tr>
+      <w:tr>
+        <w:tc>
+          <w:tcPr>
+            <w:tcW w:type="dxa" w:w="2700"/>
+            <w:tcMar>
+              <w:top w:type="dxa" w:w="60"/>
+              <w:left w:type="dxa" w:w="100"/>
+              <w:bottom w:type="dxa" w:w="60"/>
+              <w:right w:type="dxa" w:w="100"/>
+            </w:tcMar>
+            <w:vAlign w:val="center"/>
+          </w:tcPr>
+          <w:p>
+            <w:pPr>
+              <w:spacing w:after="0"/>
+              <w:jc w:val="left"/>
+            </w:pPr>
+            <w:r>
+              <w:rPr>
+                <w:rFonts w:ascii="Times New Roman" w:cs="Times New Roman" w:eastAsia="Times New Roman" w:hAnsi="Times New Roman"/>
+                <w:sz w:val="20"/>
+                <w:szCs w:val="20"/>
+              </w:rPr>
+              <w:t xml:space="preserve">Analytic RTM</w:t>
+            </w:r>
+          </w:p>
+        </w:tc>
+        <w:tc>
+          <w:tcPr>
+            <w:tcW w:type="dxa" w:w="6660"/>
+            <w:tcMar>
+              <w:top w:type="dxa" w:w="60"/>
+              <w:left w:type="dxa" w:w="100"/>
+              <w:bottom w:type="dxa" w:w="60"/>
+              <w:right w:type="dxa" w:w="100"/>
+            </w:tcMar>
+            <w:vAlign w:val="center"/>
+          </w:tcPr>
+          <w:p>
+            <w:pPr>
+              <w:spacing w:after="0"/>
+              <w:jc w:val="left"/>
+            </w:pPr>
+            <w:r>
+              <w:rPr>
+                <w:rFonts w:ascii="Times New Roman" w:cs="Times New Roman" w:eastAsia="Times New Roman" w:hAnsi="Times New Roman"/>
+                <w:sz w:val="20"/>
+                <w:szCs w:val="20"/>
+              </w:rPr>
+              <w:t xml:space="preserve">The simplified, differentiable operator in milton_da that maps the temperature and rain state to brightness temperatures without a cloud variable.</w:t>
+            </w:r>
+          </w:p>
+        </w:tc>
+      </w:tr>
+      <w:tr>
+        <w:tc>
+          <w:tcPr>
+            <w:tcW w:type="dxa" w:w="2700"/>
+            <w:tcMar>
+              <w:top w:type="dxa" w:w="60"/>
+              <w:left w:type="dxa" w:w="100"/>
+              <w:bottom w:type="dxa" w:w="60"/>
+              <w:right w:type="dxa" w:w="100"/>
+            </w:tcMar>
+            <w:vAlign w:val="center"/>
+          </w:tcPr>
+          <w:p>
+            <w:pPr>
+              <w:spacing w:after="0"/>
+              <w:jc w:val="left"/>
+            </w:pPr>
+            <w:r>
+              <w:rPr>
+                <w:rFonts w:ascii="Times New Roman" w:cs="Times New Roman" w:eastAsia="Times New Roman" w:hAnsi="Times New Roman"/>
+                <w:sz w:val="20"/>
+                <w:szCs w:val="20"/>
+              </w:rPr>
+              <w:t xml:space="preserve">Zenith angle</w:t>
+            </w:r>
+          </w:p>
+        </w:tc>
+        <w:tc>
+          <w:tcPr>
+            <w:tcW w:type="dxa" w:w="6660"/>
+            <w:tcMar>
+              <w:top w:type="dxa" w:w="60"/>
+              <w:left w:type="dxa" w:w="100"/>
+              <w:bottom w:type="dxa" w:w="60"/>
+              <w:right w:type="dxa" w:w="100"/>
+            </w:tcMar>
+            <w:vAlign w:val="center"/>
+          </w:tcPr>
+          <w:p>
+            <w:pPr>
+              <w:spacing w:after="0"/>
+              <w:jc w:val="left"/>
+            </w:pPr>
+            <w:r>
+              <w:rPr>
+                <w:rFonts w:ascii="Times New Roman" w:cs="Times New Roman" w:eastAsia="Times New Roman" w:hAnsi="Times New Roman"/>
+                <w:sz w:val="20"/>
+                <w:szCs w:val="20"/>
+              </w:rPr>
+              <w:t xml:space="preserve">The angle from vertical along which a satellite views a pixel; larger angles mean a longer path and higher weighting-function peaks.</w:t>
+            </w:r>
+          </w:p>
+        </w:tc>
+      </w:tr>
+      <w:tr>
+        <w:tc>
+          <w:tcPr>
+            <w:tcW w:type="dxa" w:w="2700"/>
+            <w:tcMar>
+              <w:top w:type="dxa" w:w="60"/>
+              <w:left w:type="dxa" w:w="100"/>
+              <w:bottom w:type="dxa" w:w="60"/>
+              <w:right w:type="dxa" w:w="100"/>
+            </w:tcMar>
+            <w:vAlign w:val="center"/>
+          </w:tcPr>
+          <w:p>
+            <w:pPr>
+              <w:spacing w:after="0"/>
+              <w:jc w:val="left"/>
+            </w:pPr>
+            <w:r>
+              <w:rPr>
+                <w:rFonts w:ascii="Times New Roman" w:cs="Times New Roman" w:eastAsia="Times New Roman" w:hAnsi="Times New Roman"/>
+                <w:sz w:val="20"/>
+                <w:szCs w:val="20"/>
+              </w:rPr>
+              <w:t xml:space="preserve">Scan position</w:t>
+            </w:r>
+          </w:p>
+        </w:tc>
+        <w:tc>
+          <w:tcPr>
+            <w:tcW w:type="dxa" w:w="6660"/>
+            <w:tcMar>
+              <w:top w:type="dxa" w:w="60"/>
+              <w:left w:type="dxa" w:w="100"/>
+              <w:bottom w:type="dxa" w:w="60"/>
+              <w:right w:type="dxa" w:w="100"/>
+            </w:tcMar>
+            <w:vAlign w:val="center"/>
+          </w:tcPr>
+          <w:p>
+            <w:pPr>
+              <w:spacing w:after="0"/>
+              <w:jc w:val="left"/>
+            </w:pPr>
+            <w:r>
+              <w:rPr>
+                <w:rFonts w:ascii="Times New Roman" w:cs="Times New Roman" w:eastAsia="Times New Roman" w:hAnsi="Times New Roman"/>
+                <w:sz w:val="20"/>
+                <w:szCs w:val="20"/>
+              </w:rPr>
+              <w:t xml:space="preserve">Where in the swath a pixel sits; biases often depend on it, which is why audits stratify by it.</w:t>
+            </w:r>
+          </w:p>
+        </w:tc>
+      </w:tr>
+      <w:tr>
+        <w:tc>
+          <w:tcPr>
+            <w:tcW w:type="dxa" w:w="2700"/>
+            <w:tcMar>
+              <w:top w:type="dxa" w:w="60"/>
+              <w:left w:type="dxa" w:w="100"/>
+              <w:bottom w:type="dxa" w:w="60"/>
+              <w:right w:type="dxa" w:w="100"/>
+            </w:tcMar>
+            <w:vAlign w:val="center"/>
+          </w:tcPr>
+          <w:p>
+            <w:pPr>
+              <w:spacing w:after="0"/>
+              <w:jc w:val="left"/>
+            </w:pPr>
+            <w:r>
+              <w:rPr>
+                <w:rFonts w:ascii="Times New Roman" w:cs="Times New Roman" w:eastAsia="Times New Roman" w:hAnsi="Times New Roman"/>
+                <w:sz w:val="20"/>
+                <w:szCs w:val="20"/>
+              </w:rPr>
+              <w:t xml:space="preserve">Swath, overpass, revisit</w:t>
+            </w:r>
+          </w:p>
+        </w:tc>
+        <w:tc>
+          <w:tcPr>
+            <w:tcW w:type="dxa" w:w="6660"/>
+            <w:tcMar>
+              <w:top w:type="dxa" w:w="60"/>
+              <w:left w:type="dxa" w:w="100"/>
+              <w:bottom w:type="dxa" w:w="60"/>
+              <w:right w:type="dxa" w:w="100"/>
+            </w:tcMar>
+            <w:vAlign w:val="center"/>
+          </w:tcPr>
+          <w:p>
+            <w:pPr>
+              <w:spacing w:after="0"/>
+              <w:jc w:val="left"/>
+            </w:pPr>
+            <w:r>
+              <w:rPr>
+                <w:rFonts w:ascii="Times New Roman" w:cs="Times New Roman" w:eastAsia="Times New Roman" w:hAnsi="Times New Roman"/>
+                <w:sz w:val="20"/>
+                <w:szCs w:val="20"/>
+              </w:rPr>
+              <w:t xml:space="preserve">The strip a polar instrument observes; one pass over a location; the time between passes. A constellation shortens the revisit.</w:t>
+            </w:r>
+          </w:p>
+        </w:tc>
+      </w:tr>
+      <w:tr>
+        <w:tc>
+          <w:tcPr>
+            <w:tcW w:type="dxa" w:w="2700"/>
+            <w:tcMar>
+              <w:top w:type="dxa" w:w="60"/>
+              <w:left w:type="dxa" w:w="100"/>
+              <w:bottom w:type="dxa" w:w="60"/>
+              <w:right w:type="dxa" w:w="100"/>
+            </w:tcMar>
+            <w:vAlign w:val="center"/>
+          </w:tcPr>
+          <w:p>
+            <w:pPr>
+              <w:spacing w:after="0"/>
+              <w:jc w:val="left"/>
+            </w:pPr>
+            <w:r>
+              <w:rPr>
+                <w:rFonts w:ascii="Times New Roman" w:cs="Times New Roman" w:eastAsia="Times New Roman" w:hAnsi="Times New Roman"/>
+                <w:sz w:val="20"/>
+                <w:szCs w:val="20"/>
+              </w:rPr>
+              <w:t xml:space="preserve">Footprint</w:t>
+            </w:r>
+          </w:p>
+        </w:tc>
+        <w:tc>
+          <w:tcPr>
+            <w:tcW w:type="dxa" w:w="6660"/>
+            <w:tcMar>
+              <w:top w:type="dxa" w:w="60"/>
+              <w:left w:type="dxa" w:w="100"/>
+              <w:bottom w:type="dxa" w:w="60"/>
+              <w:right w:type="dxa" w:w="100"/>
+            </w:tcMar>
+            <w:vAlign w:val="center"/>
+          </w:tcPr>
+          <w:p>
+            <w:pPr>
+              <w:spacing w:after="0"/>
+              <w:jc w:val="left"/>
+            </w:pPr>
+            <w:r>
+              <w:rPr>
+                <w:rFonts w:ascii="Times New Roman" w:cs="Times New Roman" w:eastAsia="Times New Roman" w:hAnsi="Times New Roman"/>
+                <w:sz w:val="20"/>
+                <w:szCs w:val="20"/>
+              </w:rPr>
+              <w:t xml:space="preserve">The ground area one microwave measurement averages over, 16 to 50 km for ATMS depending on channel.</w:t>
+            </w:r>
+          </w:p>
+        </w:tc>
+      </w:tr>
+      <w:tr>
+        <w:tc>
+          <w:tcPr>
+            <w:tcW w:type="dxa" w:w="2700"/>
+            <w:tcMar>
+              <w:top w:type="dxa" w:w="60"/>
+              <w:left w:type="dxa" w:w="100"/>
+              <w:bottom w:type="dxa" w:w="60"/>
+              <w:right w:type="dxa" w:w="100"/>
+            </w:tcMar>
+            <w:vAlign w:val="center"/>
+          </w:tcPr>
+          <w:p>
+            <w:pPr>
+              <w:spacing w:after="0"/>
+              <w:jc w:val="left"/>
+            </w:pPr>
+            <w:r>
+              <w:rPr>
+                <w:rFonts w:ascii="Times New Roman" w:cs="Times New Roman" w:eastAsia="Times New Roman" w:hAnsi="Times New Roman"/>
+                <w:sz w:val="20"/>
+                <w:szCs w:val="20"/>
+              </w:rPr>
+              <w:t xml:space="preserve">Fixed-grid projection</w:t>
+            </w:r>
+          </w:p>
+        </w:tc>
+        <w:tc>
+          <w:tcPr>
+            <w:tcW w:type="dxa" w:w="6660"/>
+            <w:tcMar>
+              <w:top w:type="dxa" w:w="60"/>
+              <w:left w:type="dxa" w:w="100"/>
+              <w:bottom w:type="dxa" w:w="60"/>
+              <w:right w:type="dxa" w:w="100"/>
+            </w:tcMar>
+            <w:vAlign w:val="center"/>
+          </w:tcPr>
+          <w:p>
+            <w:pPr>
+              <w:spacing w:after="0"/>
+              <w:jc w:val="left"/>
+            </w:pPr>
+            <w:r>
+              <w:rPr>
+                <w:rFonts w:ascii="Times New Roman" w:cs="Times New Roman" w:eastAsia="Times New Roman" w:hAnsi="Times New Roman"/>
+                <w:sz w:val="20"/>
+                <w:szCs w:val="20"/>
+              </w:rPr>
+              <w:t xml:space="preserve">The geostationary image coordinate system of GOES; inverting it gives latitude and longitude for each pixel.</w:t>
+            </w:r>
+          </w:p>
+        </w:tc>
+      </w:tr>
+      <w:tr>
+        <w:tc>
+          <w:tcPr>
+            <w:tcW w:type="dxa" w:w="2700"/>
+            <w:tcMar>
+              <w:top w:type="dxa" w:w="60"/>
+              <w:left w:type="dxa" w:w="100"/>
+              <w:bottom w:type="dxa" w:w="60"/>
+              <w:right w:type="dxa" w:w="100"/>
+            </w:tcMar>
+            <w:vAlign w:val="center"/>
+          </w:tcPr>
+          <w:p>
+            <w:pPr>
+              <w:spacing w:after="0"/>
+              <w:jc w:val="left"/>
+            </w:pPr>
+            <w:r>
+              <w:rPr>
+                <w:rFonts w:ascii="Times New Roman" w:cs="Times New Roman" w:eastAsia="Times New Roman" w:hAnsi="Times New Roman"/>
+                <w:sz w:val="20"/>
+                <w:szCs w:val="20"/>
+              </w:rPr>
+              <w:t xml:space="preserve">GOES-16 ABI</w:t>
+            </w:r>
+          </w:p>
+        </w:tc>
+        <w:tc>
+          <w:tcPr>
+            <w:tcW w:type="dxa" w:w="6660"/>
+            <w:tcMar>
+              <w:top w:type="dxa" w:w="60"/>
+              <w:left w:type="dxa" w:w="100"/>
+              <w:bottom w:type="dxa" w:w="60"/>
+              <w:right w:type="dxa" w:w="100"/>
+            </w:tcMar>
+            <w:vAlign w:val="center"/>
+          </w:tcPr>
+          <w:p>
+            <w:pPr>
+              <w:spacing w:after="0"/>
+              <w:jc w:val="left"/>
+            </w:pPr>
+            <w:r>
+              <w:rPr>
+                <w:rFonts w:ascii="Times New Roman" w:cs="Times New Roman" w:eastAsia="Times New Roman" w:hAnsi="Times New Roman"/>
+                <w:sz w:val="20"/>
+                <w:szCs w:val="20"/>
+              </w:rPr>
+              <w:t xml:space="preserve">The Advanced Baseline Imager on the GOES-East geostationary satellite: 16 bands, 2 km infrared, full disk every 10 minutes.</w:t>
+            </w:r>
+          </w:p>
+        </w:tc>
+      </w:tr>
+      <w:tr>
+        <w:tc>
+          <w:tcPr>
+            <w:tcW w:type="dxa" w:w="2700"/>
+            <w:tcMar>
+              <w:top w:type="dxa" w:w="60"/>
+              <w:left w:type="dxa" w:w="100"/>
+              <w:bottom w:type="dxa" w:w="60"/>
+              <w:right w:type="dxa" w:w="100"/>
+            </w:tcMar>
+            <w:vAlign w:val="center"/>
+          </w:tcPr>
+          <w:p>
+            <w:pPr>
+              <w:spacing w:after="0"/>
+              <w:jc w:val="left"/>
+            </w:pPr>
+            <w:r>
+              <w:rPr>
+                <w:rFonts w:ascii="Times New Roman" w:cs="Times New Roman" w:eastAsia="Times New Roman" w:hAnsi="Times New Roman"/>
+                <w:sz w:val="20"/>
+                <w:szCs w:val="20"/>
+              </w:rPr>
+              <w:t xml:space="preserve">ATMS</w:t>
+            </w:r>
+          </w:p>
+        </w:tc>
+        <w:tc>
+          <w:tcPr>
+            <w:tcW w:type="dxa" w:w="6660"/>
+            <w:tcMar>
+              <w:top w:type="dxa" w:w="60"/>
+              <w:left w:type="dxa" w:w="100"/>
+              <w:bottom w:type="dxa" w:w="60"/>
+              <w:right w:type="dxa" w:w="100"/>
+            </w:tcMar>
+            <w:vAlign w:val="center"/>
+          </w:tcPr>
+          <w:p>
+            <w:pPr>
+              <w:spacing w:after="0"/>
+              <w:jc w:val="left"/>
+            </w:pPr>
+            <w:r>
+              <w:rPr>
+                <w:rFonts w:ascii="Times New Roman" w:cs="Times New Roman" w:eastAsia="Times New Roman" w:hAnsi="Times New Roman"/>
+                <w:sz w:val="20"/>
+                <w:szCs w:val="20"/>
+              </w:rPr>
+              <w:t xml:space="preserve">Advanced Technology Microwave Sounder on Suomi-NPP and NOAA-20/21: 22 channels, 23 to 183 GHz; channels 5 to 9 are the mid-tropospheric oxygen temperature channels used here.</w:t>
+            </w:r>
+          </w:p>
+        </w:tc>
+      </w:tr>
+      <w:tr>
+        <w:tc>
+          <w:tcPr>
+            <w:tcW w:type="dxa" w:w="2700"/>
+            <w:tcMar>
+              <w:top w:type="dxa" w:w="60"/>
+              <w:left w:type="dxa" w:w="100"/>
+              <w:bottom w:type="dxa" w:w="60"/>
+              <w:right w:type="dxa" w:w="100"/>
+            </w:tcMar>
+            <w:vAlign w:val="center"/>
+          </w:tcPr>
+          <w:p>
+            <w:pPr>
+              <w:spacing w:after="0"/>
+              <w:jc w:val="left"/>
+            </w:pPr>
+            <w:r>
+              <w:rPr>
+                <w:rFonts w:ascii="Times New Roman" w:cs="Times New Roman" w:eastAsia="Times New Roman" w:hAnsi="Times New Roman"/>
+                <w:sz w:val="20"/>
+                <w:szCs w:val="20"/>
+              </w:rPr>
+              <w:t xml:space="preserve">AMSU</w:t>
+            </w:r>
+          </w:p>
+        </w:tc>
+        <w:tc>
+          <w:tcPr>
+            <w:tcW w:type="dxa" w:w="6660"/>
+            <w:tcMar>
+              <w:top w:type="dxa" w:w="60"/>
+              <w:left w:type="dxa" w:w="100"/>
+              <w:bottom w:type="dxa" w:w="60"/>
+              <w:right w:type="dxa" w:w="100"/>
+            </w:tcMar>
+            <w:vAlign w:val="center"/>
+          </w:tcPr>
+          <w:p>
+            <w:pPr>
+              <w:spacing w:after="0"/>
+              <w:jc w:val="left"/>
+            </w:pPr>
+            <w:r>
+              <w:rPr>
+                <w:rFonts w:ascii="Times New Roman" w:cs="Times New Roman" w:eastAsia="Times New Roman" w:hAnsi="Times New Roman"/>
+                <w:sz w:val="20"/>
+                <w:szCs w:val="20"/>
+              </w:rPr>
+              <w:t xml:space="preserve">The earlier Advanced Microwave Sounding Unit, whose channel set ATMS extends.</w:t>
+            </w:r>
+          </w:p>
+        </w:tc>
+      </w:tr>
+      <w:tr>
+        <w:tc>
+          <w:tcPr>
+            <w:tcW w:type="dxa" w:w="2700"/>
+            <w:tcMar>
+              <w:top w:type="dxa" w:w="60"/>
+              <w:left w:type="dxa" w:w="100"/>
+              <w:bottom w:type="dxa" w:w="60"/>
+              <w:right w:type="dxa" w:w="100"/>
+            </w:tcMar>
+            <w:vAlign w:val="center"/>
+          </w:tcPr>
+          <w:p>
+            <w:pPr>
+              <w:spacing w:after="0"/>
+              <w:jc w:val="left"/>
+            </w:pPr>
+            <w:r>
+              <w:rPr>
+                <w:rFonts w:ascii="Times New Roman" w:cs="Times New Roman" w:eastAsia="Times New Roman" w:hAnsi="Times New Roman"/>
+                <w:sz w:val="20"/>
+                <w:szCs w:val="20"/>
+              </w:rPr>
+              <w:t xml:space="preserve">TMS (Tomorrow Microwave Sounder)</w:t>
+            </w:r>
+          </w:p>
+        </w:tc>
+        <w:tc>
+          <w:tcPr>
+            <w:tcW w:type="dxa" w:w="6660"/>
+            <w:tcMar>
+              <w:top w:type="dxa" w:w="60"/>
+              <w:left w:type="dxa" w:w="100"/>
+              <w:bottom w:type="dxa" w:w="60"/>
+              <w:right w:type="dxa" w:w="100"/>
+            </w:tcMar>
+            <w:vAlign w:val="center"/>
+          </w:tcPr>
+          <w:p>
+            <w:pPr>
+              <w:spacing w:after="0"/>
+              <w:jc w:val="left"/>
+            </w:pPr>
+            <w:r>
+              <w:rPr>
+                <w:rFonts w:ascii="Times New Roman" w:cs="Times New Roman" w:eastAsia="Times New Roman" w:hAnsi="Times New Roman"/>
+                <w:sz w:val="20"/>
+                <w:szCs w:val="20"/>
+              </w:rPr>
+              <w:t xml:space="preserve">Tomorrow.io's small-satellite sounder with 12 channels between about 91 and 204 GHz, including 118 GHz oxygen and 183 GHz water vapour channels; no 50 to 60 GHz band.</w:t>
+            </w:r>
+          </w:p>
+        </w:tc>
+      </w:tr>
+      <w:tr>
+        <w:tc>
+          <w:tcPr>
+            <w:tcW w:type="dxa" w:w="2700"/>
+            <w:tcMar>
+              <w:top w:type="dxa" w:w="60"/>
+              <w:left w:type="dxa" w:w="100"/>
+              <w:bottom w:type="dxa" w:w="60"/>
+              <w:right w:type="dxa" w:w="100"/>
+            </w:tcMar>
+            <w:vAlign w:val="center"/>
+          </w:tcPr>
+          <w:p>
+            <w:pPr>
+              <w:spacing w:after="0"/>
+              <w:jc w:val="left"/>
+            </w:pPr>
+            <w:r>
+              <w:rPr>
+                <w:rFonts w:ascii="Times New Roman" w:cs="Times New Roman" w:eastAsia="Times New Roman" w:hAnsi="Times New Roman"/>
+                <w:sz w:val="20"/>
+                <w:szCs w:val="20"/>
+              </w:rPr>
+              <w:t xml:space="preserve">Pathfinder</w:t>
+            </w:r>
+          </w:p>
+        </w:tc>
+        <w:tc>
+          <w:tcPr>
+            <w:tcW w:type="dxa" w:w="6660"/>
+            <w:tcMar>
+              <w:top w:type="dxa" w:w="60"/>
+              <w:left w:type="dxa" w:w="100"/>
+              <w:bottom w:type="dxa" w:w="60"/>
+              <w:right w:type="dxa" w:w="100"/>
+            </w:tcMar>
+            <w:vAlign w:val="center"/>
+          </w:tcPr>
+          <w:p>
+            <w:pPr>
+              <w:spacing w:after="0"/>
+              <w:jc w:val="left"/>
+            </w:pPr>
+            <w:r>
+              <w:rPr>
+                <w:rFonts w:ascii="Times New Roman" w:cs="Times New Roman" w:eastAsia="Times New Roman" w:hAnsi="Times New Roman"/>
+                <w:sz w:val="20"/>
+                <w:szCs w:val="20"/>
+              </w:rPr>
+              <w:t xml:space="preserve">Tomorrow.io's earlier Ku-band precipitation radar satellites.</w:t>
+            </w:r>
+          </w:p>
+        </w:tc>
+      </w:tr>
+      <w:tr>
+        <w:tc>
+          <w:tcPr>
+            <w:tcW w:type="dxa" w:w="2700"/>
+            <w:tcMar>
+              <w:top w:type="dxa" w:w="60"/>
+              <w:left w:type="dxa" w:w="100"/>
+              <w:bottom w:type="dxa" w:w="60"/>
+              <w:right w:type="dxa" w:w="100"/>
+            </w:tcMar>
+            <w:vAlign w:val="center"/>
+          </w:tcPr>
+          <w:p>
+            <w:pPr>
+              <w:spacing w:after="0"/>
+              <w:jc w:val="left"/>
+            </w:pPr>
+            <w:r>
+              <w:rPr>
+                <w:rFonts w:ascii="Times New Roman" w:cs="Times New Roman" w:eastAsia="Times New Roman" w:hAnsi="Times New Roman"/>
+                <w:sz w:val="20"/>
+                <w:szCs w:val="20"/>
+              </w:rPr>
+              <w:t xml:space="preserve">Constellation</w:t>
+            </w:r>
+          </w:p>
+        </w:tc>
+        <w:tc>
+          <w:tcPr>
+            <w:tcW w:type="dxa" w:w="6660"/>
+            <w:tcMar>
+              <w:top w:type="dxa" w:w="60"/>
+              <w:left w:type="dxa" w:w="100"/>
+              <w:bottom w:type="dxa" w:w="60"/>
+              <w:right w:type="dxa" w:w="100"/>
+            </w:tcMar>
+            <w:vAlign w:val="center"/>
+          </w:tcPr>
+          <w:p>
+            <w:pPr>
+              <w:spacing w:after="0"/>
+              <w:jc w:val="left"/>
+            </w:pPr>
+            <w:r>
+              <w:rPr>
+                <w:rFonts w:ascii="Times New Roman" w:cs="Times New Roman" w:eastAsia="Times New Roman" w:hAnsi="Times New Roman"/>
+                <w:sz w:val="20"/>
+                <w:szCs w:val="20"/>
+              </w:rPr>
+              <w:t xml:space="preserve">Many satellites whose combined coverage shortens revisit time; Tomorrow.io cited 13 in orbit in early 2026 with a goal of about 60-minute global revisit.</w:t>
+            </w:r>
+          </w:p>
+        </w:tc>
+      </w:tr>
+      <w:tr>
+        <w:tc>
+          <w:tcPr>
+            <w:tcW w:type="dxa" w:w="2700"/>
+            <w:tcMar>
+              <w:top w:type="dxa" w:w="60"/>
+              <w:left w:type="dxa" w:w="100"/>
+              <w:bottom w:type="dxa" w:w="60"/>
+              <w:right w:type="dxa" w:w="100"/>
+            </w:tcMar>
+            <w:vAlign w:val="center"/>
+          </w:tcPr>
+          <w:p>
+            <w:pPr>
+              <w:spacing w:after="0"/>
+              <w:jc w:val="left"/>
+            </w:pPr>
+            <w:r>
+              <w:rPr>
+                <w:rFonts w:ascii="Times New Roman" w:cs="Times New Roman" w:eastAsia="Times New Roman" w:hAnsi="Times New Roman"/>
+                <w:sz w:val="20"/>
+                <w:szCs w:val="20"/>
+              </w:rPr>
+              <w:t xml:space="preserve">DeepSky</w:t>
+            </w:r>
+          </w:p>
+        </w:tc>
+        <w:tc>
+          <w:tcPr>
+            <w:tcW w:type="dxa" w:w="6660"/>
+            <w:tcMar>
+              <w:top w:type="dxa" w:w="60"/>
+              <w:left w:type="dxa" w:w="100"/>
+              <w:bottom w:type="dxa" w:w="60"/>
+              <w:right w:type="dxa" w:w="100"/>
+            </w:tcMar>
+            <w:vAlign w:val="center"/>
+          </w:tcPr>
+          <w:p>
+            <w:pPr>
+              <w:spacing w:after="0"/>
+              <w:jc w:val="left"/>
+            </w:pPr>
+            <w:r>
+              <w:rPr>
+                <w:rFonts w:ascii="Times New Roman" w:cs="Times New Roman" w:eastAsia="Times New Roman" w:hAnsi="Times New Roman"/>
+                <w:sz w:val="20"/>
+                <w:szCs w:val="20"/>
+              </w:rPr>
+              <w:t xml:space="preserve">Tomorrow.io's second constellation, announced January 2026, designed to feed its own models directly.</w:t>
+            </w:r>
+          </w:p>
+        </w:tc>
+      </w:tr>
+      <w:tr>
+        <w:tc>
+          <w:tcPr>
+            <w:tcW w:type="dxa" w:w="2700"/>
+            <w:tcMar>
+              <w:top w:type="dxa" w:w="60"/>
+              <w:left w:type="dxa" w:w="100"/>
+              <w:bottom w:type="dxa" w:w="60"/>
+              <w:right w:type="dxa" w:w="100"/>
+            </w:tcMar>
+            <w:vAlign w:val="center"/>
+          </w:tcPr>
+          <w:p>
+            <w:pPr>
+              <w:spacing w:after="0"/>
+              <w:jc w:val="left"/>
+            </w:pPr>
+            <w:r>
+              <w:rPr>
+                <w:rFonts w:ascii="Times New Roman" w:cs="Times New Roman" w:eastAsia="Times New Roman" w:hAnsi="Times New Roman"/>
+                <w:sz w:val="20"/>
+                <w:szCs w:val="20"/>
+              </w:rPr>
+              <w:t xml:space="preserve">Radiosonde</w:t>
+            </w:r>
+          </w:p>
+        </w:tc>
+        <w:tc>
+          <w:tcPr>
+            <w:tcW w:type="dxa" w:w="6660"/>
+            <w:tcMar>
+              <w:top w:type="dxa" w:w="60"/>
+              <w:left w:type="dxa" w:w="100"/>
+              <w:bottom w:type="dxa" w:w="60"/>
+              <w:right w:type="dxa" w:w="100"/>
+            </w:tcMar>
+            <w:vAlign w:val="center"/>
+          </w:tcPr>
+          <w:p>
+            <w:pPr>
+              <w:spacing w:after="0"/>
+              <w:jc w:val="left"/>
+            </w:pPr>
+            <w:r>
+              <w:rPr>
+                <w:rFonts w:ascii="Times New Roman" w:cs="Times New Roman" w:eastAsia="Times New Roman" w:hAnsi="Times New Roman"/>
+                <w:sz w:val="20"/>
+                <w:szCs w:val="20"/>
+              </w:rPr>
+              <w:t xml:space="preserve">A balloon-borne instrument measuring a profile of temperature, humidity and wind; the traditional truth for radiative transfer and DA, absent over the ocean.</w:t>
+            </w:r>
+          </w:p>
+        </w:tc>
+      </w:tr>
+      <w:tr>
+        <w:tc>
+          <w:tcPr>
+            <w:tcW w:type="dxa" w:w="2700"/>
+            <w:tcMar>
+              <w:top w:type="dxa" w:w="60"/>
+              <w:left w:type="dxa" w:w="100"/>
+              <w:bottom w:type="dxa" w:w="60"/>
+              <w:right w:type="dxa" w:w="100"/>
+            </w:tcMar>
+            <w:vAlign w:val="center"/>
+          </w:tcPr>
+          <w:p>
+            <w:pPr>
+              <w:spacing w:after="0"/>
+              <w:jc w:val="left"/>
+            </w:pPr>
+            <w:r>
+              <w:rPr>
+                <w:rFonts w:ascii="Times New Roman" w:cs="Times New Roman" w:eastAsia="Times New Roman" w:hAnsi="Times New Roman"/>
+                <w:sz w:val="20"/>
+                <w:szCs w:val="20"/>
+              </w:rPr>
+              <w:t xml:space="preserve">Dropsonde</w:t>
+            </w:r>
+          </w:p>
+        </w:tc>
+        <w:tc>
+          <w:tcPr>
+            <w:tcW w:type="dxa" w:w="6660"/>
+            <w:tcMar>
+              <w:top w:type="dxa" w:w="60"/>
+              <w:left w:type="dxa" w:w="100"/>
+              <w:bottom w:type="dxa" w:w="60"/>
+              <w:right w:type="dxa" w:w="100"/>
+            </w:tcMar>
+            <w:vAlign w:val="center"/>
+          </w:tcPr>
+          <w:p>
+            <w:pPr>
+              <w:spacing w:after="0"/>
+              <w:jc w:val="left"/>
+            </w:pPr>
+            <w:r>
+              <w:rPr>
+                <w:rFonts w:ascii="Times New Roman" w:cs="Times New Roman" w:eastAsia="Times New Roman" w:hAnsi="Times New Roman"/>
+                <w:sz w:val="20"/>
+                <w:szCs w:val="20"/>
+              </w:rPr>
+              <w:t xml:space="preserve">A radiosonde dropped from a reconnaissance aircraft, the best in situ truth inside a hurricane.</w:t>
+            </w:r>
+          </w:p>
+        </w:tc>
+      </w:tr>
+    </w:tbl>
+    <w:p>
+      <w:pPr>
+        <w:spacing w:after="120"/>
+      </w:pPr>
+    </w:p>
+    <w:p>
+      <w:pPr>
+        <w:pStyle w:val="Heading2"/>
+        <w:spacing w:after="120" w:before="280"/>
+      </w:pPr>
+      <w:r>
+        <w:rPr>
+          <w:rFonts w:ascii="Times New Roman" w:cs="Times New Roman" w:eastAsia="Times New Roman" w:hAnsi="Times New Roman"/>
+        </w:rPr>
+        <w:t xml:space="preserve">B.5 Meteorology and hurricanes</w:t>
+      </w:r>
+    </w:p>
+    <w:tbl>
+      <w:tblPr>
+        <w:tblW w:type="dxa" w:w="9360"/>
+        <w:tblBorders>
+          <w:top w:val="single" w:color="auto" w:sz="4"/>
+          <w:left w:val="single" w:color="auto" w:sz="4"/>
+          <w:bottom w:val="single" w:color="auto" w:sz="4"/>
+          <w:right w:val="single" w:color="auto" w:sz="4"/>
+          <w:insideH w:val="single" w:color="auto" w:sz="4"/>
+          <w:insideV w:val="single" w:color="auto" w:sz="4"/>
+        </w:tblBorders>
+      </w:tblPr>
+      <w:tblGrid>
+        <w:gridCol w:w="2700"/>
+        <w:gridCol w:w="6660"/>
+      </w:tblGrid>
+      <w:tr>
+        <w:trPr>
+          <w:tblHeader/>
+        </w:trPr>
+        <w:tc>
+          <w:tcPr>
+            <w:tcW w:type="dxa" w:w="2700"/>
+            <w:shd w:fill="E4E9F0" w:color="auto" w:val="clear"/>
+            <w:tcMar>
+              <w:top w:type="dxa" w:w="60"/>
+              <w:left w:type="dxa" w:w="100"/>
+              <w:bottom w:type="dxa" w:w="60"/>
+              <w:right w:type="dxa" w:w="100"/>
+            </w:tcMar>
+            <w:vAlign w:val="center"/>
+          </w:tcPr>
+          <w:p>
+            <w:pPr>
+              <w:spacing w:after="0"/>
+              <w:jc w:val="left"/>
+            </w:pPr>
+            <w:r>
+              <w:rPr>
+                <w:rFonts w:ascii="Times New Roman" w:cs="Times New Roman" w:eastAsia="Times New Roman" w:hAnsi="Times New Roman"/>
+                <w:b/>
+                <w:bCs/>
+                <w:sz w:val="20"/>
+                <w:szCs w:val="20"/>
+              </w:rPr>
+              <w:t xml:space="preserve">Term</w:t>
+            </w:r>
+          </w:p>
+        </w:tc>
+        <w:tc>
+          <w:tcPr>
+            <w:tcW w:type="dxa" w:w="6660"/>
+            <w:shd w:fill="E4E9F0" w:color="auto" w:val="clear"/>
+            <w:tcMar>
+              <w:top w:type="dxa" w:w="60"/>
+              <w:left w:type="dxa" w:w="100"/>
+              <w:bottom w:type="dxa" w:w="60"/>
+              <w:right w:type="dxa" w:w="100"/>
+            </w:tcMar>
+            <w:vAlign w:val="center"/>
+          </w:tcPr>
+          <w:p>
+            <w:pPr>
+              <w:spacing w:after="0"/>
+              <w:jc w:val="left"/>
+            </w:pPr>
+            <w:r>
+              <w:rPr>
+                <w:rFonts w:ascii="Times New Roman" w:cs="Times New Roman" w:eastAsia="Times New Roman" w:hAnsi="Times New Roman"/>
+                <w:b/>
+                <w:bCs/>
+                <w:sz w:val="20"/>
+                <w:szCs w:val="20"/>
+              </w:rPr>
+              <w:t xml:space="preserve">Meaning</w:t>
+            </w:r>
+          </w:p>
+        </w:tc>
+      </w:tr>
+      <w:tr>
+        <w:tc>
+          <w:tcPr>
+            <w:tcW w:type="dxa" w:w="2700"/>
+            <w:tcMar>
+              <w:top w:type="dxa" w:w="60"/>
+              <w:left w:type="dxa" w:w="100"/>
+              <w:bottom w:type="dxa" w:w="60"/>
+              <w:right w:type="dxa" w:w="100"/>
+            </w:tcMar>
+            <w:vAlign w:val="center"/>
+          </w:tcPr>
+          <w:p>
+            <w:pPr>
+              <w:spacing w:after="0"/>
+              <w:jc w:val="left"/>
+            </w:pPr>
+            <w:r>
+              <w:rPr>
+                <w:rFonts w:ascii="Times New Roman" w:cs="Times New Roman" w:eastAsia="Times New Roman" w:hAnsi="Times New Roman"/>
+                <w:sz w:val="20"/>
+                <w:szCs w:val="20"/>
+              </w:rPr>
+              <w:t xml:space="preserve">Warm core</w:t>
+            </w:r>
+          </w:p>
+        </w:tc>
+        <w:tc>
+          <w:tcPr>
+            <w:tcW w:type="dxa" w:w="6660"/>
+            <w:tcMar>
+              <w:top w:type="dxa" w:w="60"/>
+              <w:left w:type="dxa" w:w="100"/>
+              <w:bottom w:type="dxa" w:w="60"/>
+              <w:right w:type="dxa" w:w="100"/>
+            </w:tcMar>
+            <w:vAlign w:val="center"/>
+          </w:tcPr>
+          <w:p>
+            <w:pPr>
+              <w:spacing w:after="0"/>
+              <w:jc w:val="left"/>
+            </w:pPr>
+            <w:r>
+              <w:rPr>
+                <w:rFonts w:ascii="Times New Roman" w:cs="Times New Roman" w:eastAsia="Times New Roman" w:hAnsi="Times New Roman"/>
+                <w:sz w:val="20"/>
+                <w:szCs w:val="20"/>
+              </w:rPr>
+              <w:t xml:space="preserve">The region of anomalously warm air above a hurricane's eye, produced by subsidence; its strength at 250 to 400 hPa is tightly linked to intensity.</w:t>
+            </w:r>
+          </w:p>
+        </w:tc>
+      </w:tr>
+      <w:tr>
+        <w:tc>
+          <w:tcPr>
+            <w:tcW w:type="dxa" w:w="2700"/>
+            <w:tcMar>
+              <w:top w:type="dxa" w:w="60"/>
+              <w:left w:type="dxa" w:w="100"/>
+              <w:bottom w:type="dxa" w:w="60"/>
+              <w:right w:type="dxa" w:w="100"/>
+            </w:tcMar>
+            <w:vAlign w:val="center"/>
+          </w:tcPr>
+          <w:p>
+            <w:pPr>
+              <w:spacing w:after="0"/>
+              <w:jc w:val="left"/>
+            </w:pPr>
+            <w:r>
+              <w:rPr>
+                <w:rFonts w:ascii="Times New Roman" w:cs="Times New Roman" w:eastAsia="Times New Roman" w:hAnsi="Times New Roman"/>
+                <w:sz w:val="20"/>
+                <w:szCs w:val="20"/>
+              </w:rPr>
+              <w:t xml:space="preserve">Warm-core anomaly</w:t>
+            </w:r>
+          </w:p>
+        </w:tc>
+        <w:tc>
+          <w:tcPr>
+            <w:tcW w:type="dxa" w:w="6660"/>
+            <w:tcMar>
+              <w:top w:type="dxa" w:w="60"/>
+              <w:left w:type="dxa" w:w="100"/>
+              <w:bottom w:type="dxa" w:w="60"/>
+              <w:right w:type="dxa" w:w="100"/>
+            </w:tcMar>
+            <w:vAlign w:val="center"/>
+          </w:tcPr>
+          <w:p>
+            <w:pPr>
+              <w:spacing w:after="0"/>
+              <w:jc w:val="left"/>
+            </w:pPr>
+            <w:r>
+              <w:rPr>
+                <w:rFonts w:ascii="Times New Roman" w:cs="Times New Roman" w:eastAsia="Times New Roman" w:hAnsi="Times New Roman"/>
+                <w:sz w:val="20"/>
+                <w:szCs w:val="20"/>
+              </w:rPr>
+              <w:t xml:space="preserve">Temperature in the eye minus the environmental mean at the same level, in Kelvin; the quantity on the warm-core chart.</w:t>
+            </w:r>
+          </w:p>
+        </w:tc>
+      </w:tr>
+      <w:tr>
+        <w:tc>
+          <w:tcPr>
+            <w:tcW w:type="dxa" w:w="2700"/>
+            <w:tcMar>
+              <w:top w:type="dxa" w:w="60"/>
+              <w:left w:type="dxa" w:w="100"/>
+              <w:bottom w:type="dxa" w:w="60"/>
+              <w:right w:type="dxa" w:w="100"/>
+            </w:tcMar>
+            <w:vAlign w:val="center"/>
+          </w:tcPr>
+          <w:p>
+            <w:pPr>
+              <w:spacing w:after="0"/>
+              <w:jc w:val="left"/>
+            </w:pPr>
+            <w:r>
+              <w:rPr>
+                <w:rFonts w:ascii="Times New Roman" w:cs="Times New Roman" w:eastAsia="Times New Roman" w:hAnsi="Times New Roman"/>
+                <w:sz w:val="20"/>
+                <w:szCs w:val="20"/>
+              </w:rPr>
+              <w:t xml:space="preserve">Eye, eyewall, rainbands</w:t>
+            </w:r>
+          </w:p>
+        </w:tc>
+        <w:tc>
+          <w:tcPr>
+            <w:tcW w:type="dxa" w:w="6660"/>
+            <w:tcMar>
+              <w:top w:type="dxa" w:w="60"/>
+              <w:left w:type="dxa" w:w="100"/>
+              <w:bottom w:type="dxa" w:w="60"/>
+              <w:right w:type="dxa" w:w="100"/>
+            </w:tcMar>
+            <w:vAlign w:val="center"/>
+          </w:tcPr>
+          <w:p>
+            <w:pPr>
+              <w:spacing w:after="0"/>
+              <w:jc w:val="left"/>
+            </w:pPr>
+            <w:r>
+              <w:rPr>
+                <w:rFonts w:ascii="Times New Roman" w:cs="Times New Roman" w:eastAsia="Times New Roman" w:hAnsi="Times New Roman"/>
+                <w:sz w:val="20"/>
+                <w:szCs w:val="20"/>
+              </w:rPr>
+              <w:t xml:space="preserve">The calm centre, the ring of strongest convection around it, and the spiral bands outside.</w:t>
+            </w:r>
+          </w:p>
+        </w:tc>
+      </w:tr>
+      <w:tr>
+        <w:tc>
+          <w:tcPr>
+            <w:tcW w:type="dxa" w:w="2700"/>
+            <w:tcMar>
+              <w:top w:type="dxa" w:w="60"/>
+              <w:left w:type="dxa" w:w="100"/>
+              <w:bottom w:type="dxa" w:w="60"/>
+              <w:right w:type="dxa" w:w="100"/>
+            </w:tcMar>
+            <w:vAlign w:val="center"/>
+          </w:tcPr>
+          <w:p>
+            <w:pPr>
+              <w:spacing w:after="0"/>
+              <w:jc w:val="left"/>
+            </w:pPr>
+            <w:r>
+              <w:rPr>
+                <w:rFonts w:ascii="Times New Roman" w:cs="Times New Roman" w:eastAsia="Times New Roman" w:hAnsi="Times New Roman"/>
+                <w:sz w:val="20"/>
+                <w:szCs w:val="20"/>
+              </w:rPr>
+              <w:t xml:space="preserve">Eyewall replacement cycle</w:t>
+            </w:r>
+          </w:p>
+        </w:tc>
+        <w:tc>
+          <w:tcPr>
+            <w:tcW w:type="dxa" w:w="6660"/>
+            <w:tcMar>
+              <w:top w:type="dxa" w:w="60"/>
+              <w:left w:type="dxa" w:w="100"/>
+              <w:bottom w:type="dxa" w:w="60"/>
+              <w:right w:type="dxa" w:w="100"/>
+            </w:tcMar>
+            <w:vAlign w:val="center"/>
+          </w:tcPr>
+          <w:p>
+            <w:pPr>
+              <w:spacing w:after="0"/>
+              <w:jc w:val="left"/>
+            </w:pPr>
+            <w:r>
+              <w:rPr>
+                <w:rFonts w:ascii="Times New Roman" w:cs="Times New Roman" w:eastAsia="Times New Roman" w:hAnsi="Times New Roman"/>
+                <w:sz w:val="20"/>
+                <w:szCs w:val="20"/>
+              </w:rPr>
+              <w:t xml:space="preserve">An outer eyewall forming and contracting to replace the inner one, temporarily weakening the storm; Milton began one after peak.</w:t>
+            </w:r>
+          </w:p>
+        </w:tc>
+      </w:tr>
+      <w:tr>
+        <w:tc>
+          <w:tcPr>
+            <w:tcW w:type="dxa" w:w="2700"/>
+            <w:tcMar>
+              <w:top w:type="dxa" w:w="60"/>
+              <w:left w:type="dxa" w:w="100"/>
+              <w:bottom w:type="dxa" w:w="60"/>
+              <w:right w:type="dxa" w:w="100"/>
+            </w:tcMar>
+            <w:vAlign w:val="center"/>
+          </w:tcPr>
+          <w:p>
+            <w:pPr>
+              <w:spacing w:after="0"/>
+              <w:jc w:val="left"/>
+            </w:pPr>
+            <w:r>
+              <w:rPr>
+                <w:rFonts w:ascii="Times New Roman" w:cs="Times New Roman" w:eastAsia="Times New Roman" w:hAnsi="Times New Roman"/>
+                <w:sz w:val="20"/>
+                <w:szCs w:val="20"/>
+              </w:rPr>
+              <w:t xml:space="preserve">Rapid (explosive) intensification</w:t>
+            </w:r>
+          </w:p>
+        </w:tc>
+        <w:tc>
+          <w:tcPr>
+            <w:tcW w:type="dxa" w:w="6660"/>
+            <w:tcMar>
+              <w:top w:type="dxa" w:w="60"/>
+              <w:left w:type="dxa" w:w="100"/>
+              <w:bottom w:type="dxa" w:w="60"/>
+              <w:right w:type="dxa" w:w="100"/>
+            </w:tcMar>
+            <w:vAlign w:val="center"/>
+          </w:tcPr>
+          <w:p>
+            <w:pPr>
+              <w:spacing w:after="0"/>
+              <w:jc w:val="left"/>
+            </w:pPr>
+            <w:r>
+              <w:rPr>
+                <w:rFonts w:ascii="Times New Roman" w:cs="Times New Roman" w:eastAsia="Times New Roman" w:hAnsi="Times New Roman"/>
+                <w:sz w:val="20"/>
+                <w:szCs w:val="20"/>
+              </w:rPr>
+              <w:t xml:space="preserve">A large pressure fall or wind increase in a short time; Milton fell from 977 to 897 hPa in about 16 hours on 7 October 2024.</w:t>
+            </w:r>
+          </w:p>
+        </w:tc>
+      </w:tr>
+      <w:tr>
+        <w:tc>
+          <w:tcPr>
+            <w:tcW w:type="dxa" w:w="2700"/>
+            <w:tcMar>
+              <w:top w:type="dxa" w:w="60"/>
+              <w:left w:type="dxa" w:w="100"/>
+              <w:bottom w:type="dxa" w:w="60"/>
+              <w:right w:type="dxa" w:w="100"/>
+            </w:tcMar>
+            <w:vAlign w:val="center"/>
+          </w:tcPr>
+          <w:p>
+            <w:pPr>
+              <w:spacing w:after="0"/>
+              <w:jc w:val="left"/>
+            </w:pPr>
+            <w:r>
+              <w:rPr>
+                <w:rFonts w:ascii="Times New Roman" w:cs="Times New Roman" w:eastAsia="Times New Roman" w:hAnsi="Times New Roman"/>
+                <w:sz w:val="20"/>
+                <w:szCs w:val="20"/>
+              </w:rPr>
+              <w:t xml:space="preserve">Central pressure (hPa)</w:t>
+            </w:r>
+          </w:p>
+        </w:tc>
+        <w:tc>
+          <w:tcPr>
+            <w:tcW w:type="dxa" w:w="6660"/>
+            <w:tcMar>
+              <w:top w:type="dxa" w:w="60"/>
+              <w:left w:type="dxa" w:w="100"/>
+              <w:bottom w:type="dxa" w:w="60"/>
+              <w:right w:type="dxa" w:w="100"/>
+            </w:tcMar>
+            <w:vAlign w:val="center"/>
+          </w:tcPr>
+          <w:p>
+            <w:pPr>
+              <w:spacing w:after="0"/>
+              <w:jc w:val="left"/>
+            </w:pPr>
+            <w:r>
+              <w:rPr>
+                <w:rFonts w:ascii="Times New Roman" w:cs="Times New Roman" w:eastAsia="Times New Roman" w:hAnsi="Times New Roman"/>
+                <w:sz w:val="20"/>
+                <w:szCs w:val="20"/>
+              </w:rPr>
+              <w:t xml:space="preserve">The minimum sea-level pressure in the eye; lower means stronger. 897 hPa is among the lowest on record in the Atlantic.</w:t>
+            </w:r>
+          </w:p>
+        </w:tc>
+      </w:tr>
+      <w:tr>
+        <w:tc>
+          <w:tcPr>
+            <w:tcW w:type="dxa" w:w="2700"/>
+            <w:tcMar>
+              <w:top w:type="dxa" w:w="60"/>
+              <w:left w:type="dxa" w:w="100"/>
+              <w:bottom w:type="dxa" w:w="60"/>
+              <w:right w:type="dxa" w:w="100"/>
+            </w:tcMar>
+            <w:vAlign w:val="center"/>
+          </w:tcPr>
+          <w:p>
+            <w:pPr>
+              <w:spacing w:after="0"/>
+              <w:jc w:val="left"/>
+            </w:pPr>
+            <w:r>
+              <w:rPr>
+                <w:rFonts w:ascii="Times New Roman" w:cs="Times New Roman" w:eastAsia="Times New Roman" w:hAnsi="Times New Roman"/>
+                <w:sz w:val="20"/>
+                <w:szCs w:val="20"/>
+              </w:rPr>
+              <w:t xml:space="preserve">Pressure level</w:t>
+            </w:r>
+          </w:p>
+        </w:tc>
+        <w:tc>
+          <w:tcPr>
+            <w:tcW w:type="dxa" w:w="6660"/>
+            <w:tcMar>
+              <w:top w:type="dxa" w:w="60"/>
+              <w:left w:type="dxa" w:w="100"/>
+              <w:bottom w:type="dxa" w:w="60"/>
+              <w:right w:type="dxa" w:w="100"/>
+            </w:tcMar>
+            <w:vAlign w:val="center"/>
+          </w:tcPr>
+          <w:p>
+            <w:pPr>
+              <w:spacing w:after="0"/>
+              <w:jc w:val="left"/>
+            </w:pPr>
+            <w:r>
+              <w:rPr>
+                <w:rFonts w:ascii="Times New Roman" w:cs="Times New Roman" w:eastAsia="Times New Roman" w:hAnsi="Times New Roman"/>
+                <w:sz w:val="20"/>
+                <w:szCs w:val="20"/>
+              </w:rPr>
+              <w:t xml:space="preserve">A surface of constant pressure used as a vertical coordinate; 1000 hPa is near the surface, 200 hPa near the tropopause.</w:t>
+            </w:r>
+          </w:p>
+        </w:tc>
+      </w:tr>
+      <w:tr>
+        <w:tc>
+          <w:tcPr>
+            <w:tcW w:type="dxa" w:w="2700"/>
+            <w:tcMar>
+              <w:top w:type="dxa" w:w="60"/>
+              <w:left w:type="dxa" w:w="100"/>
+              <w:bottom w:type="dxa" w:w="60"/>
+              <w:right w:type="dxa" w:w="100"/>
+            </w:tcMar>
+            <w:vAlign w:val="center"/>
+          </w:tcPr>
+          <w:p>
+            <w:pPr>
+              <w:spacing w:after="0"/>
+              <w:jc w:val="left"/>
+            </w:pPr>
+            <w:r>
+              <w:rPr>
+                <w:rFonts w:ascii="Times New Roman" w:cs="Times New Roman" w:eastAsia="Times New Roman" w:hAnsi="Times New Roman"/>
+                <w:sz w:val="20"/>
+                <w:szCs w:val="20"/>
+              </w:rPr>
+              <w:t xml:space="preserve">Static stability</w:t>
+            </w:r>
+          </w:p>
+        </w:tc>
+        <w:tc>
+          <w:tcPr>
+            <w:tcW w:type="dxa" w:w="6660"/>
+            <w:tcMar>
+              <w:top w:type="dxa" w:w="60"/>
+              <w:left w:type="dxa" w:w="100"/>
+              <w:bottom w:type="dxa" w:w="60"/>
+              <w:right w:type="dxa" w:w="100"/>
+            </w:tcMar>
+            <w:vAlign w:val="center"/>
+          </w:tcPr>
+          <w:p>
+            <w:pPr>
+              <w:spacing w:after="0"/>
+              <w:jc w:val="left"/>
+            </w:pPr>
+            <w:r>
+              <w:rPr>
+                <w:rFonts w:ascii="Times New Roman" w:cs="Times New Roman" w:eastAsia="Times New Roman" w:hAnsi="Times New Roman"/>
+                <w:sz w:val="20"/>
+                <w:szCs w:val="20"/>
+              </w:rPr>
+              <w:t xml:space="preserve">The resistance of a layer to vertical motion, set by how temperature decreases with height; a lapse rate steeper than the dry adiabat is unphysical, which the penalty forbids.</w:t>
+            </w:r>
+          </w:p>
+        </w:tc>
+      </w:tr>
+      <w:tr>
+        <w:tc>
+          <w:tcPr>
+            <w:tcW w:type="dxa" w:w="2700"/>
+            <w:tcMar>
+              <w:top w:type="dxa" w:w="60"/>
+              <w:left w:type="dxa" w:w="100"/>
+              <w:bottom w:type="dxa" w:w="60"/>
+              <w:right w:type="dxa" w:w="100"/>
+            </w:tcMar>
+            <w:vAlign w:val="center"/>
+          </w:tcPr>
+          <w:p>
+            <w:pPr>
+              <w:spacing w:after="0"/>
+              <w:jc w:val="left"/>
+            </w:pPr>
+            <w:r>
+              <w:rPr>
+                <w:rFonts w:ascii="Times New Roman" w:cs="Times New Roman" w:eastAsia="Times New Roman" w:hAnsi="Times New Roman"/>
+                <w:sz w:val="20"/>
+                <w:szCs w:val="20"/>
+              </w:rPr>
+              <w:t xml:space="preserve">Super-adiabatic layer</w:t>
+            </w:r>
+          </w:p>
+        </w:tc>
+        <w:tc>
+          <w:tcPr>
+            <w:tcW w:type="dxa" w:w="6660"/>
+            <w:tcMar>
+              <w:top w:type="dxa" w:w="60"/>
+              <w:left w:type="dxa" w:w="100"/>
+              <w:bottom w:type="dxa" w:w="60"/>
+              <w:right w:type="dxa" w:w="100"/>
+            </w:tcMar>
+            <w:vAlign w:val="center"/>
+          </w:tcPr>
+          <w:p>
+            <w:pPr>
+              <w:spacing w:after="0"/>
+              <w:jc w:val="left"/>
+            </w:pPr>
+            <w:r>
+              <w:rPr>
+                <w:rFonts w:ascii="Times New Roman" w:cs="Times New Roman" w:eastAsia="Times New Roman" w:hAnsi="Times New Roman"/>
+                <w:sz w:val="20"/>
+                <w:szCs w:val="20"/>
+              </w:rPr>
+              <w:t xml:space="preserve">A layer in which temperature falls faster with height than the dry adiabatic rate; physically unstable and a sign of a bad retrieval.</w:t>
+            </w:r>
+          </w:p>
+        </w:tc>
+      </w:tr>
+      <w:tr>
+        <w:tc>
+          <w:tcPr>
+            <w:tcW w:type="dxa" w:w="2700"/>
+            <w:tcMar>
+              <w:top w:type="dxa" w:w="60"/>
+              <w:left w:type="dxa" w:w="100"/>
+              <w:bottom w:type="dxa" w:w="60"/>
+              <w:right w:type="dxa" w:w="100"/>
+            </w:tcMar>
+            <w:vAlign w:val="center"/>
+          </w:tcPr>
+          <w:p>
+            <w:pPr>
+              <w:spacing w:after="0"/>
+              <w:jc w:val="left"/>
+            </w:pPr>
+            <w:r>
+              <w:rPr>
+                <w:rFonts w:ascii="Times New Roman" w:cs="Times New Roman" w:eastAsia="Times New Roman" w:hAnsi="Times New Roman"/>
+                <w:sz w:val="20"/>
+                <w:szCs w:val="20"/>
+              </w:rPr>
+              <w:t xml:space="preserve">Hypsometric thickness</w:t>
+            </w:r>
+          </w:p>
+        </w:tc>
+        <w:tc>
+          <w:tcPr>
+            <w:tcW w:type="dxa" w:w="6660"/>
+            <w:tcMar>
+              <w:top w:type="dxa" w:w="60"/>
+              <w:left w:type="dxa" w:w="100"/>
+              <w:bottom w:type="dxa" w:w="60"/>
+              <w:right w:type="dxa" w:w="100"/>
+            </w:tcMar>
+            <w:vAlign w:val="center"/>
+          </w:tcPr>
+          <w:p>
+            <w:pPr>
+              <w:spacing w:after="0"/>
+              <w:jc w:val="left"/>
+            </w:pPr>
+            <w:r>
+              <w:rPr>
+                <w:rFonts w:ascii="Times New Roman" w:cs="Times New Roman" w:eastAsia="Times New Roman" w:hAnsi="Times New Roman"/>
+                <w:sz w:val="20"/>
+                <w:szCs w:val="20"/>
+              </w:rPr>
+              <w:t xml:space="preserve">The depth between two pressure levels, proportional to the mean temperature of the layer; a check that links temperature to geopotential.</w:t>
+            </w:r>
+          </w:p>
+        </w:tc>
+      </w:tr>
+      <w:tr>
+        <w:tc>
+          <w:tcPr>
+            <w:tcW w:type="dxa" w:w="2700"/>
+            <w:tcMar>
+              <w:top w:type="dxa" w:w="60"/>
+              <w:left w:type="dxa" w:w="100"/>
+              <w:bottom w:type="dxa" w:w="60"/>
+              <w:right w:type="dxa" w:w="100"/>
+            </w:tcMar>
+            <w:vAlign w:val="center"/>
+          </w:tcPr>
+          <w:p>
+            <w:pPr>
+              <w:spacing w:after="0"/>
+              <w:jc w:val="left"/>
+            </w:pPr>
+            <w:r>
+              <w:rPr>
+                <w:rFonts w:ascii="Times New Roman" w:cs="Times New Roman" w:eastAsia="Times New Roman" w:hAnsi="Times New Roman"/>
+                <w:sz w:val="20"/>
+                <w:szCs w:val="20"/>
+              </w:rPr>
+              <w:t xml:space="preserve">Best track (IBTrACS, HURDAT)</w:t>
+            </w:r>
+          </w:p>
+        </w:tc>
+        <w:tc>
+          <w:tcPr>
+            <w:tcW w:type="dxa" w:w="6660"/>
+            <w:tcMar>
+              <w:top w:type="dxa" w:w="60"/>
+              <w:left w:type="dxa" w:w="100"/>
+              <w:bottom w:type="dxa" w:w="60"/>
+              <w:right w:type="dxa" w:w="100"/>
+            </w:tcMar>
+            <w:vAlign w:val="center"/>
+          </w:tcPr>
+          <w:p>
+            <w:pPr>
+              <w:spacing w:after="0"/>
+              <w:jc w:val="left"/>
+            </w:pPr>
+            <w:r>
+              <w:rPr>
+                <w:rFonts w:ascii="Times New Roman" w:cs="Times New Roman" w:eastAsia="Times New Roman" w:hAnsi="Times New Roman"/>
+                <w:sz w:val="20"/>
+                <w:szCs w:val="20"/>
+              </w:rPr>
+              <w:t xml:space="preserve">The post-season official record of a storm's position and intensity, used here to centre every scene on the storm.</w:t>
+            </w:r>
+          </w:p>
+        </w:tc>
+      </w:tr>
+      <w:tr>
+        <w:tc>
+          <w:tcPr>
+            <w:tcW w:type="dxa" w:w="2700"/>
+            <w:tcMar>
+              <w:top w:type="dxa" w:w="60"/>
+              <w:left w:type="dxa" w:w="100"/>
+              <w:bottom w:type="dxa" w:w="60"/>
+              <w:right w:type="dxa" w:w="100"/>
+            </w:tcMar>
+            <w:vAlign w:val="center"/>
+          </w:tcPr>
+          <w:p>
+            <w:pPr>
+              <w:spacing w:after="0"/>
+              <w:jc w:val="left"/>
+            </w:pPr>
+            <w:r>
+              <w:rPr>
+                <w:rFonts w:ascii="Times New Roman" w:cs="Times New Roman" w:eastAsia="Times New Roman" w:hAnsi="Times New Roman"/>
+                <w:sz w:val="20"/>
+                <w:szCs w:val="20"/>
+              </w:rPr>
+              <w:t xml:space="preserve">Track error, intensity error, lead time</w:t>
+            </w:r>
+          </w:p>
+        </w:tc>
+        <w:tc>
+          <w:tcPr>
+            <w:tcW w:type="dxa" w:w="6660"/>
+            <w:tcMar>
+              <w:top w:type="dxa" w:w="60"/>
+              <w:left w:type="dxa" w:w="100"/>
+              <w:bottom w:type="dxa" w:w="60"/>
+              <w:right w:type="dxa" w:w="100"/>
+            </w:tcMar>
+            <w:vAlign w:val="center"/>
+          </w:tcPr>
+          <w:p>
+            <w:pPr>
+              <w:spacing w:after="0"/>
+              <w:jc w:val="left"/>
+            </w:pPr>
+            <w:r>
+              <w:rPr>
+                <w:rFonts w:ascii="Times New Roman" w:cs="Times New Roman" w:eastAsia="Times New Roman" w:hAnsi="Times New Roman"/>
+                <w:sz w:val="20"/>
+                <w:szCs w:val="20"/>
+              </w:rPr>
+              <w:t xml:space="preserve">The standard forecast scores for hurricanes: distance between forecast and actual centre, difference in wind or pressure, and how far ahead a forecast was made.</w:t>
+            </w:r>
+          </w:p>
+        </w:tc>
+      </w:tr>
+      <w:tr>
+        <w:tc>
+          <w:tcPr>
+            <w:tcW w:type="dxa" w:w="2700"/>
+            <w:tcMar>
+              <w:top w:type="dxa" w:w="60"/>
+              <w:left w:type="dxa" w:w="100"/>
+              <w:bottom w:type="dxa" w:w="60"/>
+              <w:right w:type="dxa" w:w="100"/>
+            </w:tcMar>
+            <w:vAlign w:val="center"/>
+          </w:tcPr>
+          <w:p>
+            <w:pPr>
+              <w:spacing w:after="0"/>
+              <w:jc w:val="left"/>
+            </w:pPr>
+            <w:r>
+              <w:rPr>
+                <w:rFonts w:ascii="Times New Roman" w:cs="Times New Roman" w:eastAsia="Times New Roman" w:hAnsi="Times New Roman"/>
+                <w:sz w:val="20"/>
+                <w:szCs w:val="20"/>
+              </w:rPr>
+              <w:t xml:space="preserve">Vertical wind shear</w:t>
+            </w:r>
+          </w:p>
+        </w:tc>
+        <w:tc>
+          <w:tcPr>
+            <w:tcW w:type="dxa" w:w="6660"/>
+            <w:tcMar>
+              <w:top w:type="dxa" w:w="60"/>
+              <w:left w:type="dxa" w:w="100"/>
+              <w:bottom w:type="dxa" w:w="60"/>
+              <w:right w:type="dxa" w:w="100"/>
+            </w:tcMar>
+            <w:vAlign w:val="center"/>
+          </w:tcPr>
+          <w:p>
+            <w:pPr>
+              <w:spacing w:after="0"/>
+              <w:jc w:val="left"/>
+            </w:pPr>
+            <w:r>
+              <w:rPr>
+                <w:rFonts w:ascii="Times New Roman" w:cs="Times New Roman" w:eastAsia="Times New Roman" w:hAnsi="Times New Roman"/>
+                <w:sz w:val="20"/>
+                <w:szCs w:val="20"/>
+              </w:rPr>
+              <w:t xml:space="preserve">The change of wind with height, which tilts and weakens a hurricane; Milton encountered it on 9 October.</w:t>
+            </w:r>
+          </w:p>
+        </w:tc>
+      </w:tr>
+      <w:tr>
+        <w:tc>
+          <w:tcPr>
+            <w:tcW w:type="dxa" w:w="2700"/>
+            <w:tcMar>
+              <w:top w:type="dxa" w:w="60"/>
+              <w:left w:type="dxa" w:w="100"/>
+              <w:bottom w:type="dxa" w:w="60"/>
+              <w:right w:type="dxa" w:w="100"/>
+            </w:tcMar>
+            <w:vAlign w:val="center"/>
+          </w:tcPr>
+          <w:p>
+            <w:pPr>
+              <w:spacing w:after="0"/>
+              <w:jc w:val="left"/>
+            </w:pPr>
+            <w:r>
+              <w:rPr>
+                <w:rFonts w:ascii="Times New Roman" w:cs="Times New Roman" w:eastAsia="Times New Roman" w:hAnsi="Times New Roman"/>
+                <w:sz w:val="20"/>
+                <w:szCs w:val="20"/>
+              </w:rPr>
+              <w:t xml:space="preserve">Reconnaissance aircraft</w:t>
+            </w:r>
+          </w:p>
+        </w:tc>
+        <w:tc>
+          <w:tcPr>
+            <w:tcW w:type="dxa" w:w="6660"/>
+            <w:tcMar>
+              <w:top w:type="dxa" w:w="60"/>
+              <w:left w:type="dxa" w:w="100"/>
+              <w:bottom w:type="dxa" w:w="60"/>
+              <w:right w:type="dxa" w:w="100"/>
+            </w:tcMar>
+            <w:vAlign w:val="center"/>
+          </w:tcPr>
+          <w:p>
+            <w:pPr>
+              <w:spacing w:after="0"/>
+              <w:jc w:val="left"/>
+            </w:pPr>
+            <w:r>
+              <w:rPr>
+                <w:rFonts w:ascii="Times New Roman" w:cs="Times New Roman" w:eastAsia="Times New Roman" w:hAnsi="Times New Roman"/>
+                <w:sz w:val="20"/>
+                <w:szCs w:val="20"/>
+              </w:rPr>
+              <w:t xml:space="preserve">NOAA and Air Force flights into hurricanes that measure the eye directly; their Milton warm core exceeded 10 K.</w:t>
+            </w:r>
+          </w:p>
+        </w:tc>
+      </w:tr>
+      <w:tr>
+        <w:tc>
+          <w:tcPr>
+            <w:tcW w:type="dxa" w:w="2700"/>
+            <w:tcMar>
+              <w:top w:type="dxa" w:w="60"/>
+              <w:left w:type="dxa" w:w="100"/>
+              <w:bottom w:type="dxa" w:w="60"/>
+              <w:right w:type="dxa" w:w="100"/>
+            </w:tcMar>
+            <w:vAlign w:val="center"/>
+          </w:tcPr>
+          <w:p>
+            <w:pPr>
+              <w:spacing w:after="0"/>
+              <w:jc w:val="left"/>
+            </w:pPr>
+            <w:r>
+              <w:rPr>
+                <w:rFonts w:ascii="Times New Roman" w:cs="Times New Roman" w:eastAsia="Times New Roman" w:hAnsi="Times New Roman"/>
+                <w:sz w:val="20"/>
+                <w:szCs w:val="20"/>
+              </w:rPr>
+              <w:t xml:space="preserve">NHC, NOAA, NCEP</w:t>
+            </w:r>
+          </w:p>
+        </w:tc>
+        <w:tc>
+          <w:tcPr>
+            <w:tcW w:type="dxa" w:w="6660"/>
+            <w:tcMar>
+              <w:top w:type="dxa" w:w="60"/>
+              <w:left w:type="dxa" w:w="100"/>
+              <w:bottom w:type="dxa" w:w="60"/>
+              <w:right w:type="dxa" w:w="100"/>
+            </w:tcMar>
+            <w:vAlign w:val="center"/>
+          </w:tcPr>
+          <w:p>
+            <w:pPr>
+              <w:spacing w:after="0"/>
+              <w:jc w:val="left"/>
+            </w:pPr>
+            <w:r>
+              <w:rPr>
+                <w:rFonts w:ascii="Times New Roman" w:cs="Times New Roman" w:eastAsia="Times New Roman" w:hAnsi="Times New Roman"/>
+                <w:sz w:val="20"/>
+                <w:szCs w:val="20"/>
+              </w:rPr>
+              <w:t xml:space="preserve">The US National Hurricane Center, its parent agency, and the National Centers for Environmental Prediction that run the GFS model and its analysis.</w:t>
+            </w:r>
+          </w:p>
+        </w:tc>
+      </w:tr>
+      <w:tr>
+        <w:tc>
+          <w:tcPr>
+            <w:tcW w:type="dxa" w:w="2700"/>
+            <w:tcMar>
+              <w:top w:type="dxa" w:w="60"/>
+              <w:left w:type="dxa" w:w="100"/>
+              <w:bottom w:type="dxa" w:w="60"/>
+              <w:right w:type="dxa" w:w="100"/>
+            </w:tcMar>
+            <w:vAlign w:val="center"/>
+          </w:tcPr>
+          <w:p>
+            <w:pPr>
+              <w:spacing w:after="0"/>
+              <w:jc w:val="left"/>
+            </w:pPr>
+            <w:r>
+              <w:rPr>
+                <w:rFonts w:ascii="Times New Roman" w:cs="Times New Roman" w:eastAsia="Times New Roman" w:hAnsi="Times New Roman"/>
+                <w:sz w:val="20"/>
+                <w:szCs w:val="20"/>
+              </w:rPr>
+              <w:t xml:space="preserve">ECMWF</w:t>
+            </w:r>
+          </w:p>
+        </w:tc>
+        <w:tc>
+          <w:tcPr>
+            <w:tcW w:type="dxa" w:w="6660"/>
+            <w:tcMar>
+              <w:top w:type="dxa" w:w="60"/>
+              <w:left w:type="dxa" w:w="100"/>
+              <w:bottom w:type="dxa" w:w="60"/>
+              <w:right w:type="dxa" w:w="100"/>
+            </w:tcMar>
+            <w:vAlign w:val="center"/>
+          </w:tcPr>
+          <w:p>
+            <w:pPr>
+              <w:spacing w:after="0"/>
+              <w:jc w:val="left"/>
+            </w:pPr>
+            <w:r>
+              <w:rPr>
+                <w:rFonts w:ascii="Times New Roman" w:cs="Times New Roman" w:eastAsia="Times New Roman" w:hAnsi="Times New Roman"/>
+                <w:sz w:val="20"/>
+                <w:szCs w:val="20"/>
+              </w:rPr>
+              <w:t xml:space="preserve">The European Centre for Medium-Range Weather Forecasts, whose analysis and IFS model are the usual reference.</w:t>
+            </w:r>
+          </w:p>
+        </w:tc>
+      </w:tr>
+      <w:tr>
+        <w:tc>
+          <w:tcPr>
+            <w:tcW w:type="dxa" w:w="2700"/>
+            <w:tcMar>
+              <w:top w:type="dxa" w:w="60"/>
+              <w:left w:type="dxa" w:w="100"/>
+              <w:bottom w:type="dxa" w:w="60"/>
+              <w:right w:type="dxa" w:w="100"/>
+            </w:tcMar>
+            <w:vAlign w:val="center"/>
+          </w:tcPr>
+          <w:p>
+            <w:pPr>
+              <w:spacing w:after="0"/>
+              <w:jc w:val="left"/>
+            </w:pPr>
+            <w:r>
+              <w:rPr>
+                <w:rFonts w:ascii="Times New Roman" w:cs="Times New Roman" w:eastAsia="Times New Roman" w:hAnsi="Times New Roman"/>
+                <w:sz w:val="20"/>
+                <w:szCs w:val="20"/>
+              </w:rPr>
+              <w:t xml:space="preserve">HAFS, HWRF</w:t>
+            </w:r>
+          </w:p>
+        </w:tc>
+        <w:tc>
+          <w:tcPr>
+            <w:tcW w:type="dxa" w:w="6660"/>
+            <w:tcMar>
+              <w:top w:type="dxa" w:w="60"/>
+              <w:left w:type="dxa" w:w="100"/>
+              <w:bottom w:type="dxa" w:w="60"/>
+              <w:right w:type="dxa" w:w="100"/>
+            </w:tcMar>
+            <w:vAlign w:val="center"/>
+          </w:tcPr>
+          <w:p>
+            <w:pPr>
+              <w:spacing w:after="0"/>
+              <w:jc w:val="left"/>
+            </w:pPr>
+            <w:r>
+              <w:rPr>
+                <w:rFonts w:ascii="Times New Roman" w:cs="Times New Roman" w:eastAsia="Times New Roman" w:hAnsi="Times New Roman"/>
+                <w:sz w:val="20"/>
+                <w:szCs w:val="20"/>
+              </w:rPr>
+              <w:t xml:space="preserve">NOAA's hurricane-specific forecast models with inner-core resolution far finer than ERA5.</w:t>
+            </w:r>
+          </w:p>
+        </w:tc>
+      </w:tr>
+    </w:tbl>
+    <w:p>
+      <w:pPr>
+        <w:spacing w:after="120"/>
+      </w:pPr>
+    </w:p>
+    <w:p>
+      <w:pPr>
+        <w:pStyle w:val="Heading2"/>
+        <w:spacing w:after="120" w:before="280"/>
+      </w:pPr>
+      <w:r>
+        <w:rPr>
+          <w:rFonts w:ascii="Times New Roman" w:cs="Times New Roman" w:eastAsia="Times New Roman" w:hAnsi="Times New Roman"/>
+        </w:rPr>
+        <w:t xml:space="preserve">B.6 Datasets and verification</w:t>
+      </w:r>
+    </w:p>
+    <w:tbl>
+      <w:tblPr>
+        <w:tblW w:type="dxa" w:w="9360"/>
+        <w:tblBorders>
+          <w:top w:val="single" w:color="auto" w:sz="4"/>
+          <w:left w:val="single" w:color="auto" w:sz="4"/>
+          <w:bottom w:val="single" w:color="auto" w:sz="4"/>
+          <w:right w:val="single" w:color="auto" w:sz="4"/>
+          <w:insideH w:val="single" w:color="auto" w:sz="4"/>
+          <w:insideV w:val="single" w:color="auto" w:sz="4"/>
+        </w:tblBorders>
+      </w:tblPr>
+      <w:tblGrid>
+        <w:gridCol w:w="2700"/>
+        <w:gridCol w:w="6660"/>
+      </w:tblGrid>
+      <w:tr>
+        <w:trPr>
+          <w:tblHeader/>
+        </w:trPr>
+        <w:tc>
+          <w:tcPr>
+            <w:tcW w:type="dxa" w:w="2700"/>
+            <w:shd w:fill="E4E9F0" w:color="auto" w:val="clear"/>
+            <w:tcMar>
+              <w:top w:type="dxa" w:w="60"/>
+              <w:left w:type="dxa" w:w="100"/>
+              <w:bottom w:type="dxa" w:w="60"/>
+              <w:right w:type="dxa" w:w="100"/>
+            </w:tcMar>
+            <w:vAlign w:val="center"/>
+          </w:tcPr>
+          <w:p>
+            <w:pPr>
+              <w:spacing w:after="0"/>
+              <w:jc w:val="left"/>
+            </w:pPr>
+            <w:r>
+              <w:rPr>
+                <w:rFonts w:ascii="Times New Roman" w:cs="Times New Roman" w:eastAsia="Times New Roman" w:hAnsi="Times New Roman"/>
+                <w:b/>
+                <w:bCs/>
+                <w:sz w:val="20"/>
+                <w:szCs w:val="20"/>
+              </w:rPr>
+              <w:t xml:space="preserve">Term</w:t>
+            </w:r>
+          </w:p>
+        </w:tc>
+        <w:tc>
+          <w:tcPr>
+            <w:tcW w:type="dxa" w:w="6660"/>
+            <w:shd w:fill="E4E9F0" w:color="auto" w:val="clear"/>
+            <w:tcMar>
+              <w:top w:type="dxa" w:w="60"/>
+              <w:left w:type="dxa" w:w="100"/>
+              <w:bottom w:type="dxa" w:w="60"/>
+              <w:right w:type="dxa" w:w="100"/>
+            </w:tcMar>
+            <w:vAlign w:val="center"/>
+          </w:tcPr>
+          <w:p>
+            <w:pPr>
+              <w:spacing w:after="0"/>
+              <w:jc w:val="left"/>
+            </w:pPr>
+            <w:r>
+              <w:rPr>
+                <w:rFonts w:ascii="Times New Roman" w:cs="Times New Roman" w:eastAsia="Times New Roman" w:hAnsi="Times New Roman"/>
+                <w:b/>
+                <w:bCs/>
+                <w:sz w:val="20"/>
+                <w:szCs w:val="20"/>
+              </w:rPr>
+              <w:t xml:space="preserve">Meaning</w:t>
+            </w:r>
+          </w:p>
+        </w:tc>
+      </w:tr>
+      <w:tr>
+        <w:tc>
+          <w:tcPr>
+            <w:tcW w:type="dxa" w:w="2700"/>
+            <w:tcMar>
+              <w:top w:type="dxa" w:w="60"/>
+              <w:left w:type="dxa" w:w="100"/>
+              <w:bottom w:type="dxa" w:w="60"/>
+              <w:right w:type="dxa" w:w="100"/>
+            </w:tcMar>
+            <w:vAlign w:val="center"/>
+          </w:tcPr>
+          <w:p>
+            <w:pPr>
+              <w:spacing w:after="0"/>
+              <w:jc w:val="left"/>
+            </w:pPr>
+            <w:r>
+              <w:rPr>
+                <w:rFonts w:ascii="Times New Roman" w:cs="Times New Roman" w:eastAsia="Times New Roman" w:hAnsi="Times New Roman"/>
+                <w:sz w:val="20"/>
+                <w:szCs w:val="20"/>
+              </w:rPr>
+              <w:t xml:space="preserve">ERA5</w:t>
+            </w:r>
+          </w:p>
+        </w:tc>
+        <w:tc>
+          <w:tcPr>
+            <w:tcW w:type="dxa" w:w="6660"/>
+            <w:tcMar>
+              <w:top w:type="dxa" w:w="60"/>
+              <w:left w:type="dxa" w:w="100"/>
+              <w:bottom w:type="dxa" w:w="60"/>
+              <w:right w:type="dxa" w:w="100"/>
+            </w:tcMar>
+            <w:vAlign w:val="center"/>
+          </w:tcPr>
+          <w:p>
+            <w:pPr>
+              <w:spacing w:after="0"/>
+              <w:jc w:val="left"/>
+            </w:pPr>
+            <w:r>
+              <w:rPr>
+                <w:rFonts w:ascii="Times New Roman" w:cs="Times New Roman" w:eastAsia="Times New Roman" w:hAnsi="Times New Roman"/>
+                <w:sz w:val="20"/>
+                <w:szCs w:val="20"/>
+              </w:rPr>
+              <w:t xml:space="preserve">ECMWF's global reanalysis at about 31 km, used as temperature truth here; it smooths a 30 km eye, so its Milton warm core peaks at 4.4 K.</w:t>
+            </w:r>
+          </w:p>
+        </w:tc>
+      </w:tr>
+      <w:tr>
+        <w:tc>
+          <w:tcPr>
+            <w:tcW w:type="dxa" w:w="2700"/>
+            <w:tcMar>
+              <w:top w:type="dxa" w:w="60"/>
+              <w:left w:type="dxa" w:w="100"/>
+              <w:bottom w:type="dxa" w:w="60"/>
+              <w:right w:type="dxa" w:w="100"/>
+            </w:tcMar>
+            <w:vAlign w:val="center"/>
+          </w:tcPr>
+          <w:p>
+            <w:pPr>
+              <w:spacing w:after="0"/>
+              <w:jc w:val="left"/>
+            </w:pPr>
+            <w:r>
+              <w:rPr>
+                <w:rFonts w:ascii="Times New Roman" w:cs="Times New Roman" w:eastAsia="Times New Roman" w:hAnsi="Times New Roman"/>
+                <w:sz w:val="20"/>
+                <w:szCs w:val="20"/>
+              </w:rPr>
+              <w:t xml:space="preserve">Reanalysis</w:t>
+            </w:r>
+          </w:p>
+        </w:tc>
+        <w:tc>
+          <w:tcPr>
+            <w:tcW w:type="dxa" w:w="6660"/>
+            <w:tcMar>
+              <w:top w:type="dxa" w:w="60"/>
+              <w:left w:type="dxa" w:w="100"/>
+              <w:bottom w:type="dxa" w:w="60"/>
+              <w:right w:type="dxa" w:w="100"/>
+            </w:tcMar>
+            <w:vAlign w:val="center"/>
+          </w:tcPr>
+          <w:p>
+            <w:pPr>
+              <w:spacing w:after="0"/>
+              <w:jc w:val="left"/>
+            </w:pPr>
+            <w:r>
+              <w:rPr>
+                <w:rFonts w:ascii="Times New Roman" w:cs="Times New Roman" w:eastAsia="Times New Roman" w:hAnsi="Times New Roman"/>
+                <w:sz w:val="20"/>
+                <w:szCs w:val="20"/>
+              </w:rPr>
+              <w:t xml:space="preserve">A consistent historical analysis produced by running one modern DA system over decades of observations.</w:t>
+            </w:r>
+          </w:p>
+        </w:tc>
+      </w:tr>
+      <w:tr>
+        <w:tc>
+          <w:tcPr>
+            <w:tcW w:type="dxa" w:w="2700"/>
+            <w:tcMar>
+              <w:top w:type="dxa" w:w="60"/>
+              <w:left w:type="dxa" w:w="100"/>
+              <w:bottom w:type="dxa" w:w="60"/>
+              <w:right w:type="dxa" w:w="100"/>
+            </w:tcMar>
+            <w:vAlign w:val="center"/>
+          </w:tcPr>
+          <w:p>
+            <w:pPr>
+              <w:spacing w:after="0"/>
+              <w:jc w:val="left"/>
+            </w:pPr>
+            <w:r>
+              <w:rPr>
+                <w:rFonts w:ascii="Times New Roman" w:cs="Times New Roman" w:eastAsia="Times New Roman" w:hAnsi="Times New Roman"/>
+                <w:sz w:val="20"/>
+                <w:szCs w:val="20"/>
+              </w:rPr>
+              <w:t xml:space="preserve">IMERG</w:t>
+            </w:r>
+          </w:p>
+        </w:tc>
+        <w:tc>
+          <w:tcPr>
+            <w:tcW w:type="dxa" w:w="6660"/>
+            <w:tcMar>
+              <w:top w:type="dxa" w:w="60"/>
+              <w:left w:type="dxa" w:w="100"/>
+              <w:bottom w:type="dxa" w:w="60"/>
+              <w:right w:type="dxa" w:w="100"/>
+            </w:tcMar>
+            <w:vAlign w:val="center"/>
+          </w:tcPr>
+          <w:p>
+            <w:pPr>
+              <w:spacing w:after="0"/>
+              <w:jc w:val="left"/>
+            </w:pPr>
+            <w:r>
+              <w:rPr>
+                <w:rFonts w:ascii="Times New Roman" w:cs="Times New Roman" w:eastAsia="Times New Roman" w:hAnsi="Times New Roman"/>
+                <w:sz w:val="20"/>
+                <w:szCs w:val="20"/>
+              </w:rPr>
+              <w:t xml:space="preserve">NASA's half-hourly global precipitation product from merged satellite estimates, used as rain truth.</w:t>
+            </w:r>
+          </w:p>
+        </w:tc>
+      </w:tr>
+      <w:tr>
+        <w:tc>
+          <w:tcPr>
+            <w:tcW w:type="dxa" w:w="2700"/>
+            <w:tcMar>
+              <w:top w:type="dxa" w:w="60"/>
+              <w:left w:type="dxa" w:w="100"/>
+              <w:bottom w:type="dxa" w:w="60"/>
+              <w:right w:type="dxa" w:w="100"/>
+            </w:tcMar>
+            <w:vAlign w:val="center"/>
+          </w:tcPr>
+          <w:p>
+            <w:pPr>
+              <w:spacing w:after="0"/>
+              <w:jc w:val="left"/>
+            </w:pPr>
+            <w:r>
+              <w:rPr>
+                <w:rFonts w:ascii="Times New Roman" w:cs="Times New Roman" w:eastAsia="Times New Roman" w:hAnsi="Times New Roman"/>
+                <w:sz w:val="20"/>
+                <w:szCs w:val="20"/>
+              </w:rPr>
+              <w:t xml:space="preserve">CF NetCDF</w:t>
+            </w:r>
+          </w:p>
+        </w:tc>
+        <w:tc>
+          <w:tcPr>
+            <w:tcW w:type="dxa" w:w="6660"/>
+            <w:tcMar>
+              <w:top w:type="dxa" w:w="60"/>
+              <w:left w:type="dxa" w:w="100"/>
+              <w:bottom w:type="dxa" w:w="60"/>
+              <w:right w:type="dxa" w:w="100"/>
+            </w:tcMar>
+            <w:vAlign w:val="center"/>
+          </w:tcPr>
+          <w:p>
+            <w:pPr>
+              <w:spacing w:after="0"/>
+              <w:jc w:val="left"/>
+            </w:pPr>
+            <w:r>
+              <w:rPr>
+                <w:rFonts w:ascii="Times New Roman" w:cs="Times New Roman" w:eastAsia="Times New Roman" w:hAnsi="Times New Roman"/>
+                <w:sz w:val="20"/>
+                <w:szCs w:val="20"/>
+              </w:rPr>
+              <w:t xml:space="preserve">The Climate and Forecast conventions for self-describing NetCDF files; the output format of the retrieval.</w:t>
+            </w:r>
+          </w:p>
+        </w:tc>
+      </w:tr>
+      <w:tr>
+        <w:tc>
+          <w:tcPr>
+            <w:tcW w:type="dxa" w:w="2700"/>
+            <w:tcMar>
+              <w:top w:type="dxa" w:w="60"/>
+              <w:left w:type="dxa" w:w="100"/>
+              <w:bottom w:type="dxa" w:w="60"/>
+              <w:right w:type="dxa" w:w="100"/>
+            </w:tcMar>
+            <w:vAlign w:val="center"/>
+          </w:tcPr>
+          <w:p>
+            <w:pPr>
+              <w:spacing w:after="0"/>
+              <w:jc w:val="left"/>
+            </w:pPr>
+            <w:r>
+              <w:rPr>
+                <w:rFonts w:ascii="Times New Roman" w:cs="Times New Roman" w:eastAsia="Times New Roman" w:hAnsi="Times New Roman"/>
+                <w:sz w:val="20"/>
+                <w:szCs w:val="20"/>
+              </w:rPr>
+              <w:t xml:space="preserve">RMSE</w:t>
+            </w:r>
+          </w:p>
+        </w:tc>
+        <w:tc>
+          <w:tcPr>
+            <w:tcW w:type="dxa" w:w="6660"/>
+            <w:tcMar>
+              <w:top w:type="dxa" w:w="60"/>
+              <w:left w:type="dxa" w:w="100"/>
+              <w:bottom w:type="dxa" w:w="60"/>
+              <w:right w:type="dxa" w:w="100"/>
+            </w:tcMar>
+            <w:vAlign w:val="center"/>
+          </w:tcPr>
+          <w:p>
+            <w:pPr>
+              <w:spacing w:after="0"/>
+              <w:jc w:val="left"/>
+            </w:pPr>
+            <w:r>
+              <w:rPr>
+                <w:rFonts w:ascii="Times New Roman" w:cs="Times New Roman" w:eastAsia="Times New Roman" w:hAnsi="Times New Roman"/>
+                <w:sz w:val="20"/>
+                <w:szCs w:val="20"/>
+              </w:rPr>
+              <w:t xml:space="preserve">Root mean square error, the standard error score. Compare it to the climatological standard deviation (2 to 4 K per level here) to know whether it is good.</w:t>
+            </w:r>
+          </w:p>
+        </w:tc>
+      </w:tr>
+      <w:tr>
+        <w:tc>
+          <w:tcPr>
+            <w:tcW w:type="dxa" w:w="2700"/>
+            <w:tcMar>
+              <w:top w:type="dxa" w:w="60"/>
+              <w:left w:type="dxa" w:w="100"/>
+              <w:bottom w:type="dxa" w:w="60"/>
+              <w:right w:type="dxa" w:w="100"/>
+            </w:tcMar>
+            <w:vAlign w:val="center"/>
+          </w:tcPr>
+          <w:p>
+            <w:pPr>
+              <w:spacing w:after="0"/>
+              <w:jc w:val="left"/>
+            </w:pPr>
+            <w:r>
+              <w:rPr>
+                <w:rFonts w:ascii="Times New Roman" w:cs="Times New Roman" w:eastAsia="Times New Roman" w:hAnsi="Times New Roman"/>
+                <w:sz w:val="20"/>
+                <w:szCs w:val="20"/>
+              </w:rPr>
+              <w:t xml:space="preserve">Inner-core RMSE</w:t>
+            </w:r>
+          </w:p>
+        </w:tc>
+        <w:tc>
+          <w:tcPr>
+            <w:tcW w:type="dxa" w:w="6660"/>
+            <w:tcMar>
+              <w:top w:type="dxa" w:w="60"/>
+              <w:left w:type="dxa" w:w="100"/>
+              <w:bottom w:type="dxa" w:w="60"/>
+              <w:right w:type="dxa" w:w="100"/>
+            </w:tcMar>
+            <w:vAlign w:val="center"/>
+          </w:tcPr>
+          <w:p>
+            <w:pPr>
+              <w:spacing w:after="0"/>
+              <w:jc w:val="left"/>
+            </w:pPr>
+            <w:r>
+              <w:rPr>
+                <w:rFonts w:ascii="Times New Roman" w:cs="Times New Roman" w:eastAsia="Times New Roman" w:hAnsi="Times New Roman"/>
+                <w:sz w:val="20"/>
+                <w:szCs w:val="20"/>
+              </w:rPr>
+              <w:t xml:space="preserve">RMSE inside a 130 km box around the eye, where the warm core is and where a hurricane retrieval is actually tested.</w:t>
+            </w:r>
+          </w:p>
+        </w:tc>
+      </w:tr>
+      <w:tr>
+        <w:tc>
+          <w:tcPr>
+            <w:tcW w:type="dxa" w:w="2700"/>
+            <w:tcMar>
+              <w:top w:type="dxa" w:w="60"/>
+              <w:left w:type="dxa" w:w="100"/>
+              <w:bottom w:type="dxa" w:w="60"/>
+              <w:right w:type="dxa" w:w="100"/>
+            </w:tcMar>
+            <w:vAlign w:val="center"/>
+          </w:tcPr>
+          <w:p>
+            <w:pPr>
+              <w:spacing w:after="0"/>
+              <w:jc w:val="left"/>
+            </w:pPr>
+            <w:r>
+              <w:rPr>
+                <w:rFonts w:ascii="Times New Roman" w:cs="Times New Roman" w:eastAsia="Times New Roman" w:hAnsi="Times New Roman"/>
+                <w:sz w:val="20"/>
+                <w:szCs w:val="20"/>
+              </w:rPr>
+              <w:t xml:space="preserve">Domain RMSE</w:t>
+            </w:r>
+          </w:p>
+        </w:tc>
+        <w:tc>
+          <w:tcPr>
+            <w:tcW w:type="dxa" w:w="6660"/>
+            <w:tcMar>
+              <w:top w:type="dxa" w:w="60"/>
+              <w:left w:type="dxa" w:w="100"/>
+              <w:bottom w:type="dxa" w:w="60"/>
+              <w:right w:type="dxa" w:w="100"/>
+            </w:tcMar>
+            <w:vAlign w:val="center"/>
+          </w:tcPr>
+          <w:p>
+            <w:pPr>
+              <w:spacing w:after="0"/>
+              <w:jc w:val="left"/>
+            </w:pPr>
+            <w:r>
+              <w:rPr>
+                <w:rFonts w:ascii="Times New Roman" w:cs="Times New Roman" w:eastAsia="Times New Roman" w:hAnsi="Times New Roman"/>
+                <w:sz w:val="20"/>
+                <w:szCs w:val="20"/>
+              </w:rPr>
+              <w:t xml:space="preserve">RMSE over the whole storm-centred grid, dominated by the quiet environment and therefore a weak metric.</w:t>
+            </w:r>
+          </w:p>
+        </w:tc>
+      </w:tr>
+      <w:tr>
+        <w:tc>
+          <w:tcPr>
+            <w:tcW w:type="dxa" w:w="2700"/>
+            <w:tcMar>
+              <w:top w:type="dxa" w:w="60"/>
+              <w:left w:type="dxa" w:w="100"/>
+              <w:bottom w:type="dxa" w:w="60"/>
+              <w:right w:type="dxa" w:w="100"/>
+            </w:tcMar>
+            <w:vAlign w:val="center"/>
+          </w:tcPr>
+          <w:p>
+            <w:pPr>
+              <w:spacing w:after="0"/>
+              <w:jc w:val="left"/>
+            </w:pPr>
+            <w:r>
+              <w:rPr>
+                <w:rFonts w:ascii="Times New Roman" w:cs="Times New Roman" w:eastAsia="Times New Roman" w:hAnsi="Times New Roman"/>
+                <w:sz w:val="20"/>
+                <w:szCs w:val="20"/>
+              </w:rPr>
+              <w:t xml:space="preserve">Misfit</w:t>
+            </w:r>
+          </w:p>
+        </w:tc>
+        <w:tc>
+          <w:tcPr>
+            <w:tcW w:type="dxa" w:w="6660"/>
+            <w:tcMar>
+              <w:top w:type="dxa" w:w="60"/>
+              <w:left w:type="dxa" w:w="100"/>
+              <w:bottom w:type="dxa" w:w="60"/>
+              <w:right w:type="dxa" w:w="100"/>
+            </w:tcMar>
+            <w:vAlign w:val="center"/>
+          </w:tcPr>
+          <w:p>
+            <w:pPr>
+              <w:spacing w:after="0"/>
+              <w:jc w:val="left"/>
+            </w:pPr>
+            <w:r>
+              <w:rPr>
+                <w:rFonts w:ascii="Times New Roman" w:cs="Times New Roman" w:eastAsia="Times New Roman" w:hAnsi="Times New Roman"/>
+                <w:sz w:val="20"/>
+                <w:szCs w:val="20"/>
+              </w:rPr>
+              <w:t xml:space="preserve">The difference between simulated and observed radiances for an analysis, after bias correction; 1.5 to 2.8 K for the sounding channels here.</w:t>
+            </w:r>
+          </w:p>
+        </w:tc>
+      </w:tr>
+      <w:tr>
+        <w:tc>
+          <w:tcPr>
+            <w:tcW w:type="dxa" w:w="2700"/>
+            <w:tcMar>
+              <w:top w:type="dxa" w:w="60"/>
+              <w:left w:type="dxa" w:w="100"/>
+              <w:bottom w:type="dxa" w:w="60"/>
+              <w:right w:type="dxa" w:w="100"/>
+            </w:tcMar>
+            <w:vAlign w:val="center"/>
+          </w:tcPr>
+          <w:p>
+            <w:pPr>
+              <w:spacing w:after="0"/>
+              <w:jc w:val="left"/>
+            </w:pPr>
+            <w:r>
+              <w:rPr>
+                <w:rFonts w:ascii="Times New Roman" w:cs="Times New Roman" w:eastAsia="Times New Roman" w:hAnsi="Times New Roman"/>
+                <w:sz w:val="20"/>
+                <w:szCs w:val="20"/>
+              </w:rPr>
+              <w:t xml:space="preserve">Ensemble spread</w:t>
+            </w:r>
+          </w:p>
+        </w:tc>
+        <w:tc>
+          <w:tcPr>
+            <w:tcW w:type="dxa" w:w="6660"/>
+            <w:tcMar>
+              <w:top w:type="dxa" w:w="60"/>
+              <w:left w:type="dxa" w:w="100"/>
+              <w:bottom w:type="dxa" w:w="60"/>
+              <w:right w:type="dxa" w:w="100"/>
+            </w:tcMar>
+            <w:vAlign w:val="center"/>
+          </w:tcPr>
+          <w:p>
+            <w:pPr>
+              <w:spacing w:after="0"/>
+              <w:jc w:val="left"/>
+            </w:pPr>
+            <w:r>
+              <w:rPr>
+                <w:rFonts w:ascii="Times New Roman" w:cs="Times New Roman" w:eastAsia="Times New Roman" w:hAnsi="Times New Roman"/>
+                <w:sz w:val="20"/>
+                <w:szCs w:val="20"/>
+              </w:rPr>
+              <w:t xml:space="preserve">The standard deviation across members, which should match the error if the ensemble is calibrated (spread-skill relationship).</w:t>
+            </w:r>
+          </w:p>
+        </w:tc>
+      </w:tr>
+      <w:tr>
+        <w:tc>
+          <w:tcPr>
+            <w:tcW w:type="dxa" w:w="2700"/>
+            <w:tcMar>
+              <w:top w:type="dxa" w:w="60"/>
+              <w:left w:type="dxa" w:w="100"/>
+              <w:bottom w:type="dxa" w:w="60"/>
+              <w:right w:type="dxa" w:w="100"/>
+            </w:tcMar>
+            <w:vAlign w:val="center"/>
+          </w:tcPr>
+          <w:p>
+            <w:pPr>
+              <w:spacing w:after="0"/>
+              <w:jc w:val="left"/>
+            </w:pPr>
+            <w:r>
+              <w:rPr>
+                <w:rFonts w:ascii="Times New Roman" w:cs="Times New Roman" w:eastAsia="Times New Roman" w:hAnsi="Times New Roman"/>
+                <w:sz w:val="20"/>
+                <w:szCs w:val="20"/>
+              </w:rPr>
+              <w:t xml:space="preserve">Rank histogram</w:t>
+            </w:r>
+          </w:p>
+        </w:tc>
+        <w:tc>
+          <w:tcPr>
+            <w:tcW w:type="dxa" w:w="6660"/>
+            <w:tcMar>
+              <w:top w:type="dxa" w:w="60"/>
+              <w:left w:type="dxa" w:w="100"/>
+              <w:bottom w:type="dxa" w:w="60"/>
+              <w:right w:type="dxa" w:w="100"/>
+            </w:tcMar>
+            <w:vAlign w:val="center"/>
+          </w:tcPr>
+          <w:p>
+            <w:pPr>
+              <w:spacing w:after="0"/>
+              <w:jc w:val="left"/>
+            </w:pPr>
+            <w:r>
+              <w:rPr>
+                <w:rFonts w:ascii="Times New Roman" w:cs="Times New Roman" w:eastAsia="Times New Roman" w:hAnsi="Times New Roman"/>
+                <w:sz w:val="20"/>
+                <w:szCs w:val="20"/>
+              </w:rPr>
+              <w:t xml:space="preserve">A test of ensemble calibration: where the truth falls among the sorted members should be uniform.</w:t>
+            </w:r>
+          </w:p>
+        </w:tc>
+      </w:tr>
+      <w:tr>
+        <w:tc>
+          <w:tcPr>
+            <w:tcW w:type="dxa" w:w="2700"/>
+            <w:tcMar>
+              <w:top w:type="dxa" w:w="60"/>
+              <w:left w:type="dxa" w:w="100"/>
+              <w:bottom w:type="dxa" w:w="60"/>
+              <w:right w:type="dxa" w:w="100"/>
+            </w:tcMar>
+            <w:vAlign w:val="center"/>
+          </w:tcPr>
+          <w:p>
+            <w:pPr>
+              <w:spacing w:after="0"/>
+              <w:jc w:val="left"/>
+            </w:pPr>
+            <w:r>
+              <w:rPr>
+                <w:rFonts w:ascii="Times New Roman" w:cs="Times New Roman" w:eastAsia="Times New Roman" w:hAnsi="Times New Roman"/>
+                <w:sz w:val="20"/>
+                <w:szCs w:val="20"/>
+              </w:rPr>
+              <w:t xml:space="preserve">Heidke skill score (HSS)</w:t>
+            </w:r>
+          </w:p>
+        </w:tc>
+        <w:tc>
+          <w:tcPr>
+            <w:tcW w:type="dxa" w:w="6660"/>
+            <w:tcMar>
+              <w:top w:type="dxa" w:w="60"/>
+              <w:left w:type="dxa" w:w="100"/>
+              <w:bottom w:type="dxa" w:w="60"/>
+              <w:right w:type="dxa" w:w="100"/>
+            </w:tcMar>
+            <w:vAlign w:val="center"/>
+          </w:tcPr>
+          <w:p>
+            <w:pPr>
+              <w:spacing w:after="0"/>
+              <w:jc w:val="left"/>
+            </w:pPr>
+            <w:r>
+              <w:rPr>
+                <w:rFonts w:ascii="Times New Roman" w:cs="Times New Roman" w:eastAsia="Times New Roman" w:hAnsi="Times New Roman"/>
+                <w:sz w:val="20"/>
+                <w:szCs w:val="20"/>
+              </w:rPr>
+              <w:t xml:space="preserve">A categorical score for threshold events (rain above a level) that corrects for chance; used in Cannon et al.</w:t>
+            </w:r>
+          </w:p>
+        </w:tc>
+      </w:tr>
+      <w:tr>
+        <w:tc>
+          <w:tcPr>
+            <w:tcW w:type="dxa" w:w="2700"/>
+            <w:tcMar>
+              <w:top w:type="dxa" w:w="60"/>
+              <w:left w:type="dxa" w:w="100"/>
+              <w:bottom w:type="dxa" w:w="60"/>
+              <w:right w:type="dxa" w:w="100"/>
+            </w:tcMar>
+            <w:vAlign w:val="center"/>
+          </w:tcPr>
+          <w:p>
+            <w:pPr>
+              <w:spacing w:after="0"/>
+              <w:jc w:val="left"/>
+            </w:pPr>
+            <w:r>
+              <w:rPr>
+                <w:rFonts w:ascii="Times New Roman" w:cs="Times New Roman" w:eastAsia="Times New Roman" w:hAnsi="Times New Roman"/>
+                <w:sz w:val="20"/>
+                <w:szCs w:val="20"/>
+              </w:rPr>
+              <w:t xml:space="preserve">Bootstrap confidence interval</w:t>
+            </w:r>
+          </w:p>
+        </w:tc>
+        <w:tc>
+          <w:tcPr>
+            <w:tcW w:type="dxa" w:w="6660"/>
+            <w:tcMar>
+              <w:top w:type="dxa" w:w="60"/>
+              <w:left w:type="dxa" w:w="100"/>
+              <w:bottom w:type="dxa" w:w="60"/>
+              <w:right w:type="dxa" w:w="100"/>
+            </w:tcMar>
+            <w:vAlign w:val="center"/>
+          </w:tcPr>
+          <w:p>
+            <w:pPr>
+              <w:spacing w:after="0"/>
+              <w:jc w:val="left"/>
+            </w:pPr>
+            <w:r>
+              <w:rPr>
+                <w:rFonts w:ascii="Times New Roman" w:cs="Times New Roman" w:eastAsia="Times New Roman" w:hAnsi="Times New Roman"/>
+                <w:sz w:val="20"/>
+                <w:szCs w:val="20"/>
+              </w:rPr>
+              <w:t xml:space="preserve">Uncertainty on a score obtained by resampling the cases; needed to tell a real improvement from noise.</w:t>
+            </w:r>
+          </w:p>
+        </w:tc>
+      </w:tr>
+      <w:tr>
+        <w:tc>
+          <w:tcPr>
+            <w:tcW w:type="dxa" w:w="2700"/>
+            <w:tcMar>
+              <w:top w:type="dxa" w:w="60"/>
+              <w:left w:type="dxa" w:w="100"/>
+              <w:bottom w:type="dxa" w:w="60"/>
+              <w:right w:type="dxa" w:w="100"/>
+            </w:tcMar>
+            <w:vAlign w:val="center"/>
+          </w:tcPr>
+          <w:p>
+            <w:pPr>
+              <w:spacing w:after="0"/>
+              <w:jc w:val="left"/>
+            </w:pPr>
+            <w:r>
+              <w:rPr>
+                <w:rFonts w:ascii="Times New Roman" w:cs="Times New Roman" w:eastAsia="Times New Roman" w:hAnsi="Times New Roman"/>
+                <w:sz w:val="20"/>
+                <w:szCs w:val="20"/>
+              </w:rPr>
+              <w:t xml:space="preserve">Stratified verification</w:t>
+            </w:r>
+          </w:p>
+        </w:tc>
+        <w:tc>
+          <w:tcPr>
+            <w:tcW w:type="dxa" w:w="6660"/>
+            <w:tcMar>
+              <w:top w:type="dxa" w:w="60"/>
+              <w:left w:type="dxa" w:w="100"/>
+              <w:bottom w:type="dxa" w:w="60"/>
+              <w:right w:type="dxa" w:w="100"/>
+            </w:tcMar>
+            <w:vAlign w:val="center"/>
+          </w:tcPr>
+          <w:p>
+            <w:pPr>
+              <w:spacing w:after="0"/>
+              <w:jc w:val="left"/>
+            </w:pPr>
+            <w:r>
+              <w:rPr>
+                <w:rFonts w:ascii="Times New Roman" w:cs="Times New Roman" w:eastAsia="Times New Roman" w:hAnsi="Times New Roman"/>
+                <w:sz w:val="20"/>
+                <w:szCs w:val="20"/>
+              </w:rPr>
+              <w:t xml:space="preserve">Scoring separately by regime, for example hours with and without a sounder overpass, to isolate the effect of an observation.</w:t>
+            </w:r>
+          </w:p>
+        </w:tc>
+      </w:tr>
+      <w:tr>
+        <w:tc>
+          <w:tcPr>
+            <w:tcW w:type="dxa" w:w="2700"/>
+            <w:tcMar>
+              <w:top w:type="dxa" w:w="60"/>
+              <w:left w:type="dxa" w:w="100"/>
+              <w:bottom w:type="dxa" w:w="60"/>
+              <w:right w:type="dxa" w:w="100"/>
+            </w:tcMar>
+            <w:vAlign w:val="center"/>
+          </w:tcPr>
+          <w:p>
+            <w:pPr>
+              <w:spacing w:after="0"/>
+              <w:jc w:val="left"/>
+            </w:pPr>
+            <w:r>
+              <w:rPr>
+                <w:rFonts w:ascii="Times New Roman" w:cs="Times New Roman" w:eastAsia="Times New Roman" w:hAnsi="Times New Roman"/>
+                <w:sz w:val="20"/>
+                <w:szCs w:val="20"/>
+              </w:rPr>
+              <w:t xml:space="preserve">Ablation</w:t>
+            </w:r>
+          </w:p>
+        </w:tc>
+        <w:tc>
+          <w:tcPr>
+            <w:tcW w:type="dxa" w:w="6660"/>
+            <w:tcMar>
+              <w:top w:type="dxa" w:w="60"/>
+              <w:left w:type="dxa" w:w="100"/>
+              <w:bottom w:type="dxa" w:w="60"/>
+              <w:right w:type="dxa" w:w="100"/>
+            </w:tcMar>
+            <w:vAlign w:val="center"/>
+          </w:tcPr>
+          <w:p>
+            <w:pPr>
+              <w:spacing w:after="0"/>
+              <w:jc w:val="left"/>
+            </w:pPr>
+            <w:r>
+              <w:rPr>
+                <w:rFonts w:ascii="Times New Roman" w:cs="Times New Roman" w:eastAsia="Times New Roman" w:hAnsi="Times New Roman"/>
+                <w:sz w:val="20"/>
+                <w:szCs w:val="20"/>
+              </w:rPr>
+              <w:t xml:space="preserve">Removing one component (no microwave, no operator, no prior) and rescoring, to measure its contribution.</w:t>
+            </w:r>
+          </w:p>
+        </w:tc>
+      </w:tr>
+      <w:tr>
+        <w:tc>
+          <w:tcPr>
+            <w:tcW w:type="dxa" w:w="2700"/>
+            <w:tcMar>
+              <w:top w:type="dxa" w:w="60"/>
+              <w:left w:type="dxa" w:w="100"/>
+              <w:bottom w:type="dxa" w:w="60"/>
+              <w:right w:type="dxa" w:w="100"/>
+            </w:tcMar>
+            <w:vAlign w:val="center"/>
+          </w:tcPr>
+          <w:p>
+            <w:pPr>
+              <w:spacing w:after="0"/>
+              <w:jc w:val="left"/>
+            </w:pPr>
+            <w:r>
+              <w:rPr>
+                <w:rFonts w:ascii="Times New Roman" w:cs="Times New Roman" w:eastAsia="Times New Roman" w:hAnsi="Times New Roman"/>
+                <w:sz w:val="20"/>
+                <w:szCs w:val="20"/>
+              </w:rPr>
+              <w:t xml:space="preserve">Persistence baseline</w:t>
+            </w:r>
+          </w:p>
+        </w:tc>
+        <w:tc>
+          <w:tcPr>
+            <w:tcW w:type="dxa" w:w="6660"/>
+            <w:tcMar>
+              <w:top w:type="dxa" w:w="60"/>
+              <w:left w:type="dxa" w:w="100"/>
+              <w:bottom w:type="dxa" w:w="60"/>
+              <w:right w:type="dxa" w:w="100"/>
+            </w:tcMar>
+            <w:vAlign w:val="center"/>
+          </w:tcPr>
+          <w:p>
+            <w:pPr>
+              <w:spacing w:after="0"/>
+              <w:jc w:val="left"/>
+            </w:pPr>
+            <w:r>
+              <w:rPr>
+                <w:rFonts w:ascii="Times New Roman" w:cs="Times New Roman" w:eastAsia="Times New Roman" w:hAnsi="Times New Roman"/>
+                <w:sz w:val="20"/>
+                <w:szCs w:val="20"/>
+              </w:rPr>
+              <w:t xml:space="preserve">Forecasting no change; the minimum any model must beat.</w:t>
+            </w:r>
+          </w:p>
+        </w:tc>
+      </w:tr>
+    </w:tbl>
+    <w:p>
+      <w:pPr>
+        <w:spacing w:after="120"/>
+      </w:pPr>
+    </w:p>
+    <w:p>
+      <w:pPr>
+        <w:pStyle w:val="Heading2"/>
+        <w:spacing w:after="120" w:before="280"/>
+      </w:pPr>
+      <w:r>
+        <w:rPr>
+          <w:rFonts w:ascii="Times New Roman" w:cs="Times New Roman" w:eastAsia="Times New Roman" w:hAnsi="Times New Roman"/>
+        </w:rPr>
+        <w:t xml:space="preserve">B.7 Tomorrow.io products and terms</w:t>
+      </w:r>
+    </w:p>
+    <w:tbl>
+      <w:tblPr>
+        <w:tblW w:type="dxa" w:w="9360"/>
+        <w:tblBorders>
+          <w:top w:val="single" w:color="auto" w:sz="4"/>
+          <w:left w:val="single" w:color="auto" w:sz="4"/>
+          <w:bottom w:val="single" w:color="auto" w:sz="4"/>
+          <w:right w:val="single" w:color="auto" w:sz="4"/>
+          <w:insideH w:val="single" w:color="auto" w:sz="4"/>
+          <w:insideV w:val="single" w:color="auto" w:sz="4"/>
+        </w:tblBorders>
+      </w:tblPr>
+      <w:tblGrid>
+        <w:gridCol w:w="2700"/>
+        <w:gridCol w:w="6660"/>
+      </w:tblGrid>
+      <w:tr>
+        <w:trPr>
+          <w:tblHeader/>
+        </w:trPr>
+        <w:tc>
+          <w:tcPr>
+            <w:tcW w:type="dxa" w:w="2700"/>
+            <w:shd w:fill="E4E9F0" w:color="auto" w:val="clear"/>
+            <w:tcMar>
+              <w:top w:type="dxa" w:w="60"/>
+              <w:left w:type="dxa" w:w="100"/>
+              <w:bottom w:type="dxa" w:w="60"/>
+              <w:right w:type="dxa" w:w="100"/>
+            </w:tcMar>
+            <w:vAlign w:val="center"/>
+          </w:tcPr>
+          <w:p>
+            <w:pPr>
+              <w:spacing w:after="0"/>
+              <w:jc w:val="left"/>
+            </w:pPr>
+            <w:r>
+              <w:rPr>
+                <w:rFonts w:ascii="Times New Roman" w:cs="Times New Roman" w:eastAsia="Times New Roman" w:hAnsi="Times New Roman"/>
+                <w:b/>
+                <w:bCs/>
+                <w:sz w:val="20"/>
+                <w:szCs w:val="20"/>
+              </w:rPr>
+              <w:t xml:space="preserve">Term</w:t>
+            </w:r>
+          </w:p>
+        </w:tc>
+        <w:tc>
+          <w:tcPr>
+            <w:tcW w:type="dxa" w:w="6660"/>
+            <w:shd w:fill="E4E9F0" w:color="auto" w:val="clear"/>
+            <w:tcMar>
+              <w:top w:type="dxa" w:w="60"/>
+              <w:left w:type="dxa" w:w="100"/>
+              <w:bottom w:type="dxa" w:w="60"/>
+              <w:right w:type="dxa" w:w="100"/>
+            </w:tcMar>
+            <w:vAlign w:val="center"/>
+          </w:tcPr>
+          <w:p>
+            <w:pPr>
+              <w:spacing w:after="0"/>
+              <w:jc w:val="left"/>
+            </w:pPr>
+            <w:r>
+              <w:rPr>
+                <w:rFonts w:ascii="Times New Roman" w:cs="Times New Roman" w:eastAsia="Times New Roman" w:hAnsi="Times New Roman"/>
+                <w:b/>
+                <w:bCs/>
+                <w:sz w:val="20"/>
+                <w:szCs w:val="20"/>
+              </w:rPr>
+              <w:t xml:space="preserve">Meaning</w:t>
+            </w:r>
+          </w:p>
+        </w:tc>
+      </w:tr>
+      <w:tr>
+        <w:tc>
+          <w:tcPr>
+            <w:tcW w:type="dxa" w:w="2700"/>
+            <w:tcMar>
+              <w:top w:type="dxa" w:w="60"/>
+              <w:left w:type="dxa" w:w="100"/>
+              <w:bottom w:type="dxa" w:w="60"/>
+              <w:right w:type="dxa" w:w="100"/>
+            </w:tcMar>
+            <w:vAlign w:val="center"/>
+          </w:tcPr>
+          <w:p>
+            <w:pPr>
+              <w:spacing w:after="0"/>
+              <w:jc w:val="left"/>
+            </w:pPr>
+            <w:r>
+              <w:rPr>
+                <w:rFonts w:ascii="Times New Roman" w:cs="Times New Roman" w:eastAsia="Times New Roman" w:hAnsi="Times New Roman"/>
+                <w:sz w:val="20"/>
+                <w:szCs w:val="20"/>
+              </w:rPr>
+              <w:t xml:space="preserve">Sky 1</w:t>
+            </w:r>
+          </w:p>
+        </w:tc>
+        <w:tc>
+          <w:tcPr>
+            <w:tcW w:type="dxa" w:w="6660"/>
+            <w:tcMar>
+              <w:top w:type="dxa" w:w="60"/>
+              <w:left w:type="dxa" w:w="100"/>
+              <w:bottom w:type="dxa" w:w="60"/>
+              <w:right w:type="dxa" w:w="100"/>
+            </w:tcMar>
+            <w:vAlign w:val="center"/>
+          </w:tcPr>
+          <w:p>
+            <w:pPr>
+              <w:spacing w:after="0"/>
+              <w:jc w:val="left"/>
+            </w:pPr>
+            <w:r>
+              <w:rPr>
+                <w:rFonts w:ascii="Times New Roman" w:cs="Times New Roman" w:eastAsia="Times New Roman" w:hAnsi="Times New Roman"/>
+                <w:sz w:val="20"/>
+                <w:szCs w:val="20"/>
+              </w:rPr>
+              <w:t xml:space="preserve">Tomorrow.io's atmospheric state model (August 2026): an hourly analysis built from the centre's analysis plus the constellation's observations, using a learned update.</w:t>
+            </w:r>
+          </w:p>
+        </w:tc>
+      </w:tr>
+      <w:tr>
+        <w:tc>
+          <w:tcPr>
+            <w:tcW w:type="dxa" w:w="2700"/>
+            <w:tcMar>
+              <w:top w:type="dxa" w:w="60"/>
+              <w:left w:type="dxa" w:w="100"/>
+              <w:bottom w:type="dxa" w:w="60"/>
+              <w:right w:type="dxa" w:w="100"/>
+            </w:tcMar>
+            <w:vAlign w:val="center"/>
+          </w:tcPr>
+          <w:p>
+            <w:pPr>
+              <w:spacing w:after="0"/>
+              <w:jc w:val="left"/>
+            </w:pPr>
+            <w:r>
+              <w:rPr>
+                <w:rFonts w:ascii="Times New Roman" w:cs="Times New Roman" w:eastAsia="Times New Roman" w:hAnsi="Times New Roman"/>
+                <w:sz w:val="20"/>
+                <w:szCs w:val="20"/>
+              </w:rPr>
+              <w:t xml:space="preserve">The modelling stack</w:t>
+            </w:r>
+          </w:p>
+        </w:tc>
+        <w:tc>
+          <w:tcPr>
+            <w:tcW w:type="dxa" w:w="6660"/>
+            <w:tcMar>
+              <w:top w:type="dxa" w:w="60"/>
+              <w:left w:type="dxa" w:w="100"/>
+              <w:bottom w:type="dxa" w:w="60"/>
+              <w:right w:type="dxa" w:w="100"/>
+            </w:tcMar>
+            <w:vAlign w:val="center"/>
+          </w:tcPr>
+          <w:p>
+            <w:pPr>
+              <w:spacing w:after="0"/>
+              <w:jc w:val="left"/>
+            </w:pPr>
+            <w:r>
+              <w:rPr>
+                <w:rFonts w:ascii="Times New Roman" w:cs="Times New Roman" w:eastAsia="Times New Roman" w:hAnsi="Times New Roman"/>
+                <w:sz w:val="20"/>
+                <w:szCs w:val="20"/>
+              </w:rPr>
+              <w:t xml:space="preserve">Sky plus five decision-window models: Tactical (hours), Decision (1 to 2 days), Strategy (1 to 2 weeks), Forensic (backward), Risk (years).</w:t>
+            </w:r>
+          </w:p>
+        </w:tc>
+      </w:tr>
+      <w:tr>
+        <w:tc>
+          <w:tcPr>
+            <w:tcW w:type="dxa" w:w="2700"/>
+            <w:tcMar>
+              <w:top w:type="dxa" w:w="60"/>
+              <w:left w:type="dxa" w:w="100"/>
+              <w:bottom w:type="dxa" w:w="60"/>
+              <w:right w:type="dxa" w:w="100"/>
+            </w:tcMar>
+            <w:vAlign w:val="center"/>
+          </w:tcPr>
+          <w:p>
+            <w:pPr>
+              <w:spacing w:after="0"/>
+              <w:jc w:val="left"/>
+            </w:pPr>
+            <w:r>
+              <w:rPr>
+                <w:rFonts w:ascii="Times New Roman" w:cs="Times New Roman" w:eastAsia="Times New Roman" w:hAnsi="Times New Roman"/>
+                <w:sz w:val="20"/>
+                <w:szCs w:val="20"/>
+              </w:rPr>
+              <w:t xml:space="preserve">CBAM</w:t>
+            </w:r>
+          </w:p>
+        </w:tc>
+        <w:tc>
+          <w:tcPr>
+            <w:tcW w:type="dxa" w:w="6660"/>
+            <w:tcMar>
+              <w:top w:type="dxa" w:w="60"/>
+              <w:left w:type="dxa" w:w="100"/>
+              <w:bottom w:type="dxa" w:w="60"/>
+              <w:right w:type="dxa" w:w="100"/>
+            </w:tcMar>
+            <w:vAlign w:val="center"/>
+          </w:tcPr>
+          <w:p>
+            <w:pPr>
+              <w:spacing w:after="0"/>
+              <w:jc w:val="left"/>
+            </w:pPr>
+            <w:r>
+              <w:rPr>
+                <w:rFonts w:ascii="Times New Roman" w:cs="Times New Roman" w:eastAsia="Times New Roman" w:hAnsi="Times New Roman"/>
+                <w:sz w:val="20"/>
+                <w:szCs w:val="20"/>
+              </w:rPr>
+              <w:t xml:space="preserve">An earlier Tomorrow.io model name that still appears in its navigation.</w:t>
+            </w:r>
+          </w:p>
+        </w:tc>
+      </w:tr>
+      <w:tr>
+        <w:tc>
+          <w:tcPr>
+            <w:tcW w:type="dxa" w:w="2700"/>
+            <w:tcMar>
+              <w:top w:type="dxa" w:w="60"/>
+              <w:left w:type="dxa" w:w="100"/>
+              <w:bottom w:type="dxa" w:w="60"/>
+              <w:right w:type="dxa" w:w="100"/>
+            </w:tcMar>
+            <w:vAlign w:val="center"/>
+          </w:tcPr>
+          <w:p>
+            <w:pPr>
+              <w:spacing w:after="0"/>
+              <w:jc w:val="left"/>
+            </w:pPr>
+            <w:r>
+              <w:rPr>
+                <w:rFonts w:ascii="Times New Roman" w:cs="Times New Roman" w:eastAsia="Times New Roman" w:hAnsi="Times New Roman"/>
+                <w:sz w:val="20"/>
+                <w:szCs w:val="20"/>
+              </w:rPr>
+              <w:t xml:space="preserve">ICGen</w:t>
+            </w:r>
+          </w:p>
+        </w:tc>
+        <w:tc>
+          <w:tcPr>
+            <w:tcW w:type="dxa" w:w="6660"/>
+            <w:tcMar>
+              <w:top w:type="dxa" w:w="60"/>
+              <w:left w:type="dxa" w:w="100"/>
+              <w:bottom w:type="dxa" w:w="60"/>
+              <w:right w:type="dxa" w:w="100"/>
+            </w:tcMar>
+            <w:vAlign w:val="center"/>
+          </w:tcPr>
+          <w:p>
+            <w:pPr>
+              <w:spacing w:after="0"/>
+              <w:jc w:val="left"/>
+            </w:pPr>
+            <w:r>
+              <w:rPr>
+                <w:rFonts w:ascii="Times New Roman" w:cs="Times New Roman" w:eastAsia="Times New Roman" w:hAnsi="Times New Roman"/>
+                <w:sz w:val="20"/>
+                <w:szCs w:val="20"/>
+              </w:rPr>
+              <w:t xml:space="preserve">Tomorrow.io's initial-condition generation work, where a latent diffusion approach was about 50 percent worse than direct injection of sounder channels.</w:t>
+            </w:r>
+          </w:p>
+        </w:tc>
+      </w:tr>
+      <w:tr>
+        <w:tc>
+          <w:tcPr>
+            <w:tcW w:type="dxa" w:w="2700"/>
+            <w:tcMar>
+              <w:top w:type="dxa" w:w="60"/>
+              <w:left w:type="dxa" w:w="100"/>
+              <w:bottom w:type="dxa" w:w="60"/>
+              <w:right w:type="dxa" w:w="100"/>
+            </w:tcMar>
+            <w:vAlign w:val="center"/>
+          </w:tcPr>
+          <w:p>
+            <w:pPr>
+              <w:spacing w:after="0"/>
+              <w:jc w:val="left"/>
+            </w:pPr>
+            <w:r>
+              <w:rPr>
+                <w:rFonts w:ascii="Times New Roman" w:cs="Times New Roman" w:eastAsia="Times New Roman" w:hAnsi="Times New Roman"/>
+                <w:sz w:val="20"/>
+                <w:szCs w:val="20"/>
+              </w:rPr>
+              <w:t xml:space="preserve">Direct injection</w:t>
+            </w:r>
+          </w:p>
+        </w:tc>
+        <w:tc>
+          <w:tcPr>
+            <w:tcW w:type="dxa" w:w="6660"/>
+            <w:tcMar>
+              <w:top w:type="dxa" w:w="60"/>
+              <w:left w:type="dxa" w:w="100"/>
+              <w:bottom w:type="dxa" w:w="60"/>
+              <w:right w:type="dxa" w:w="100"/>
+            </w:tcMar>
+            <w:vAlign w:val="center"/>
+          </w:tcPr>
+          <w:p>
+            <w:pPr>
+              <w:spacing w:after="0"/>
+              <w:jc w:val="left"/>
+            </w:pPr>
+            <w:r>
+              <w:rPr>
+                <w:rFonts w:ascii="Times New Roman" w:cs="Times New Roman" w:eastAsia="Times New Roman" w:hAnsi="Times New Roman"/>
+                <w:sz w:val="20"/>
+                <w:szCs w:val="20"/>
+              </w:rPr>
+              <w:t xml:space="preserve">Feeding sounder channels straight into a forecast or state model as inputs rather than assimilating them through an operator.</w:t>
+            </w:r>
+          </w:p>
+        </w:tc>
+      </w:tr>
+      <w:tr>
+        <w:tc>
+          <w:tcPr>
+            <w:tcW w:type="dxa" w:w="2700"/>
+            <w:tcMar>
+              <w:top w:type="dxa" w:w="60"/>
+              <w:left w:type="dxa" w:w="100"/>
+              <w:bottom w:type="dxa" w:w="60"/>
+              <w:right w:type="dxa" w:w="100"/>
+            </w:tcMar>
+            <w:vAlign w:val="center"/>
+          </w:tcPr>
+          <w:p>
+            <w:pPr>
+              <w:spacing w:after="0"/>
+              <w:jc w:val="left"/>
+            </w:pPr>
+            <w:r>
+              <w:rPr>
+                <w:rFonts w:ascii="Times New Roman" w:cs="Times New Roman" w:eastAsia="Times New Roman" w:hAnsi="Times New Roman"/>
+                <w:sz w:val="20"/>
+                <w:szCs w:val="20"/>
+              </w:rPr>
+              <w:t xml:space="preserve">Gale</w:t>
+            </w:r>
+          </w:p>
+        </w:tc>
+        <w:tc>
+          <w:tcPr>
+            <w:tcW w:type="dxa" w:w="6660"/>
+            <w:tcMar>
+              <w:top w:type="dxa" w:w="60"/>
+              <w:left w:type="dxa" w:w="100"/>
+              <w:bottom w:type="dxa" w:w="60"/>
+              <w:right w:type="dxa" w:w="100"/>
+            </w:tcMar>
+            <w:vAlign w:val="center"/>
+          </w:tcPr>
+          <w:p>
+            <w:pPr>
+              <w:spacing w:after="0"/>
+              <w:jc w:val="left"/>
+            </w:pPr>
+            <w:r>
+              <w:rPr>
+                <w:rFonts w:ascii="Times New Roman" w:cs="Times New Roman" w:eastAsia="Times New Roman" w:hAnsi="Times New Roman"/>
+                <w:sz w:val="20"/>
+                <w:szCs w:val="20"/>
+              </w:rPr>
+              <w:t xml:space="preserve">Tomorrow.io's weather reasoning agent, exposed as GALE-AI/Chat and GALE-AI/Summary endpoints.</w:t>
+            </w:r>
+          </w:p>
+        </w:tc>
+      </w:tr>
+      <w:tr>
+        <w:tc>
+          <w:tcPr>
+            <w:tcW w:type="dxa" w:w="2700"/>
+            <w:tcMar>
+              <w:top w:type="dxa" w:w="60"/>
+              <w:left w:type="dxa" w:w="100"/>
+              <w:bottom w:type="dxa" w:w="60"/>
+              <w:right w:type="dxa" w:w="100"/>
+            </w:tcMar>
+            <w:vAlign w:val="center"/>
+          </w:tcPr>
+          <w:p>
+            <w:pPr>
+              <w:spacing w:after="0"/>
+              <w:jc w:val="left"/>
+            </w:pPr>
+            <w:r>
+              <w:rPr>
+                <w:rFonts w:ascii="Times New Roman" w:cs="Times New Roman" w:eastAsia="Times New Roman" w:hAnsi="Times New Roman"/>
+                <w:sz w:val="20"/>
+                <w:szCs w:val="20"/>
+              </w:rPr>
+              <w:t xml:space="preserve">MCP server</w:t>
+            </w:r>
+          </w:p>
+        </w:tc>
+        <w:tc>
+          <w:tcPr>
+            <w:tcW w:type="dxa" w:w="6660"/>
+            <w:tcMar>
+              <w:top w:type="dxa" w:w="60"/>
+              <w:left w:type="dxa" w:w="100"/>
+              <w:bottom w:type="dxa" w:w="60"/>
+              <w:right w:type="dxa" w:w="100"/>
+            </w:tcMar>
+            <w:vAlign w:val="center"/>
+          </w:tcPr>
+          <w:p>
+            <w:pPr>
+              <w:spacing w:after="0"/>
+              <w:jc w:val="left"/>
+            </w:pPr>
+            <w:r>
+              <w:rPr>
+                <w:rFonts w:ascii="Times New Roman" w:cs="Times New Roman" w:eastAsia="Times New Roman" w:hAnsi="Times New Roman"/>
+                <w:sz w:val="20"/>
+                <w:szCs w:val="20"/>
+              </w:rPr>
+              <w:t xml:space="preserve">A Model Context Protocol endpoint that lets a customer's own AI agent call Tomorrow.io data and tools natively.</w:t>
+            </w:r>
+          </w:p>
+        </w:tc>
+      </w:tr>
+      <w:tr>
+        <w:tc>
+          <w:tcPr>
+            <w:tcW w:type="dxa" w:w="2700"/>
+            <w:tcMar>
+              <w:top w:type="dxa" w:w="60"/>
+              <w:left w:type="dxa" w:w="100"/>
+              <w:bottom w:type="dxa" w:w="60"/>
+              <w:right w:type="dxa" w:w="100"/>
+            </w:tcMar>
+            <w:vAlign w:val="center"/>
+          </w:tcPr>
+          <w:p>
+            <w:pPr>
+              <w:spacing w:after="0"/>
+              <w:jc w:val="left"/>
+            </w:pPr>
+            <w:r>
+              <w:rPr>
+                <w:rFonts w:ascii="Times New Roman" w:cs="Times New Roman" w:eastAsia="Times New Roman" w:hAnsi="Times New Roman"/>
+                <w:sz w:val="20"/>
+                <w:szCs w:val="20"/>
+              </w:rPr>
+              <w:t xml:space="preserve">Custom Vector Events (CVE)</w:t>
+            </w:r>
+          </w:p>
+        </w:tc>
+        <w:tc>
+          <w:tcPr>
+            <w:tcW w:type="dxa" w:w="6660"/>
+            <w:tcMar>
+              <w:top w:type="dxa" w:w="60"/>
+              <w:left w:type="dxa" w:w="100"/>
+              <w:bottom w:type="dxa" w:w="60"/>
+              <w:right w:type="dxa" w:w="100"/>
+            </w:tcMar>
+            <w:vAlign w:val="center"/>
+          </w:tcPr>
+          <w:p>
+            <w:pPr>
+              <w:spacing w:after="0"/>
+              <w:jc w:val="left"/>
+            </w:pPr>
+            <w:r>
+              <w:rPr>
+                <w:rFonts w:ascii="Times New Roman" w:cs="Times New Roman" w:eastAsia="Times New Roman" w:hAnsi="Times New Roman"/>
+                <w:sz w:val="20"/>
+                <w:szCs w:val="20"/>
+              </w:rPr>
+              <w:t xml:space="preserve">Weather-triggered events with persistent identity (new, updated, cancelled) and trigger values, delivered into customer systems.</w:t>
+            </w:r>
+          </w:p>
+        </w:tc>
+      </w:tr>
+      <w:tr>
+        <w:tc>
+          <w:tcPr>
+            <w:tcW w:type="dxa" w:w="2700"/>
+            <w:tcMar>
+              <w:top w:type="dxa" w:w="60"/>
+              <w:left w:type="dxa" w:w="100"/>
+              <w:bottom w:type="dxa" w:w="60"/>
+              <w:right w:type="dxa" w:w="100"/>
+            </w:tcMar>
+            <w:vAlign w:val="center"/>
+          </w:tcPr>
+          <w:p>
+            <w:pPr>
+              <w:spacing w:after="0"/>
+              <w:jc w:val="left"/>
+            </w:pPr>
+            <w:r>
+              <w:rPr>
+                <w:rFonts w:ascii="Times New Roman" w:cs="Times New Roman" w:eastAsia="Times New Roman" w:hAnsi="Times New Roman"/>
+                <w:sz w:val="20"/>
+                <w:szCs w:val="20"/>
+              </w:rPr>
+              <w:t xml:space="preserve">Decision window</w:t>
+            </w:r>
+          </w:p>
+        </w:tc>
+        <w:tc>
+          <w:tcPr>
+            <w:tcW w:type="dxa" w:w="6660"/>
+            <w:tcMar>
+              <w:top w:type="dxa" w:w="60"/>
+              <w:left w:type="dxa" w:w="100"/>
+              <w:bottom w:type="dxa" w:w="60"/>
+              <w:right w:type="dxa" w:w="100"/>
+            </w:tcMar>
+            <w:vAlign w:val="center"/>
+          </w:tcPr>
+          <w:p>
+            <w:pPr>
+              <w:spacing w:after="0"/>
+              <w:jc w:val="left"/>
+            </w:pPr>
+            <w:r>
+              <w:rPr>
+                <w:rFonts w:ascii="Times New Roman" w:cs="Times New Roman" w:eastAsia="Times New Roman" w:hAnsi="Times New Roman"/>
+                <w:sz w:val="20"/>
+                <w:szCs w:val="20"/>
+              </w:rPr>
+              <w:t xml:space="preserve">The lead time over which a customer's decision is made; the organising principle of the stack.</w:t>
+            </w:r>
+          </w:p>
+        </w:tc>
+      </w:tr>
+      <w:tr>
+        <w:tc>
+          <w:tcPr>
+            <w:tcW w:type="dxa" w:w="2700"/>
+            <w:tcMar>
+              <w:top w:type="dxa" w:w="60"/>
+              <w:left w:type="dxa" w:w="100"/>
+              <w:bottom w:type="dxa" w:w="60"/>
+              <w:right w:type="dxa" w:w="100"/>
+            </w:tcMar>
+            <w:vAlign w:val="center"/>
+          </w:tcPr>
+          <w:p>
+            <w:pPr>
+              <w:spacing w:after="0"/>
+              <w:jc w:val="left"/>
+            </w:pPr>
+            <w:r>
+              <w:rPr>
+                <w:rFonts w:ascii="Times New Roman" w:cs="Times New Roman" w:eastAsia="Times New Roman" w:hAnsi="Times New Roman"/>
+                <w:sz w:val="20"/>
+                <w:szCs w:val="20"/>
+              </w:rPr>
+              <w:t xml:space="preserve">Forensic weather</w:t>
+            </w:r>
+          </w:p>
+        </w:tc>
+        <w:tc>
+          <w:tcPr>
+            <w:tcW w:type="dxa" w:w="6660"/>
+            <w:tcMar>
+              <w:top w:type="dxa" w:w="60"/>
+              <w:left w:type="dxa" w:w="100"/>
+              <w:bottom w:type="dxa" w:w="60"/>
+              <w:right w:type="dxa" w:w="100"/>
+            </w:tcMar>
+            <w:vAlign w:val="center"/>
+          </w:tcPr>
+          <w:p>
+            <w:pPr>
+              <w:spacing w:after="0"/>
+              <w:jc w:val="left"/>
+            </w:pPr>
+            <w:r>
+              <w:rPr>
+                <w:rFonts w:ascii="Times New Roman" w:cs="Times New Roman" w:eastAsia="Times New Roman" w:hAnsi="Times New Roman"/>
+                <w:sz w:val="20"/>
+                <w:szCs w:val="20"/>
+              </w:rPr>
+              <w:t xml:space="preserve">Reconstruction of what happened at a place and time in the past, for claims, maintenance and disputes.</w:t>
+            </w:r>
+          </w:p>
+        </w:tc>
+      </w:tr>
+      <w:tr>
+        <w:tc>
+          <w:tcPr>
+            <w:tcW w:type="dxa" w:w="2700"/>
+            <w:tcMar>
+              <w:top w:type="dxa" w:w="60"/>
+              <w:left w:type="dxa" w:w="100"/>
+              <w:bottom w:type="dxa" w:w="60"/>
+              <w:right w:type="dxa" w:w="100"/>
+            </w:tcMar>
+            <w:vAlign w:val="center"/>
+          </w:tcPr>
+          <w:p>
+            <w:pPr>
+              <w:spacing w:after="0"/>
+              <w:jc w:val="left"/>
+            </w:pPr>
+            <w:r>
+              <w:rPr>
+                <w:rFonts w:ascii="Times New Roman" w:cs="Times New Roman" w:eastAsia="Times New Roman" w:hAnsi="Times New Roman"/>
+                <w:sz w:val="20"/>
+                <w:szCs w:val="20"/>
+              </w:rPr>
+              <w:t xml:space="preserve">Weather intelligence, resilience platform</w:t>
+            </w:r>
+          </w:p>
+        </w:tc>
+        <w:tc>
+          <w:tcPr>
+            <w:tcW w:type="dxa" w:w="6660"/>
+            <w:tcMar>
+              <w:top w:type="dxa" w:w="60"/>
+              <w:left w:type="dxa" w:w="100"/>
+              <w:bottom w:type="dxa" w:w="60"/>
+              <w:right w:type="dxa" w:w="100"/>
+            </w:tcMar>
+            <w:vAlign w:val="center"/>
+          </w:tcPr>
+          <w:p>
+            <w:pPr>
+              <w:spacing w:after="0"/>
+              <w:jc w:val="left"/>
+            </w:pPr>
+            <w:r>
+              <w:rPr>
+                <w:rFonts w:ascii="Times New Roman" w:cs="Times New Roman" w:eastAsia="Times New Roman" w:hAnsi="Times New Roman"/>
+                <w:sz w:val="20"/>
+                <w:szCs w:val="20"/>
+              </w:rPr>
+              <w:t xml:space="preserve">Tomorrow.io's terms for its product: forecasts turned into operational decisions and alerts.</w:t>
+            </w:r>
+          </w:p>
+        </w:tc>
+      </w:tr>
+      <w:tr>
+        <w:tc>
+          <w:tcPr>
+            <w:tcW w:type="dxa" w:w="2700"/>
+            <w:tcMar>
+              <w:top w:type="dxa" w:w="60"/>
+              <w:left w:type="dxa" w:w="100"/>
+              <w:bottom w:type="dxa" w:w="60"/>
+              <w:right w:type="dxa" w:w="100"/>
+            </w:tcMar>
+            <w:vAlign w:val="center"/>
+          </w:tcPr>
+          <w:p>
+            <w:pPr>
+              <w:spacing w:after="0"/>
+              <w:jc w:val="left"/>
+            </w:pPr>
+            <w:r>
+              <w:rPr>
+                <w:rFonts w:ascii="Times New Roman" w:cs="Times New Roman" w:eastAsia="Times New Roman" w:hAnsi="Times New Roman"/>
+                <w:sz w:val="20"/>
+                <w:szCs w:val="20"/>
+              </w:rPr>
+              <w:t xml:space="preserve">Nowcasting</w:t>
+            </w:r>
+          </w:p>
+        </w:tc>
+        <w:tc>
+          <w:tcPr>
+            <w:tcW w:type="dxa" w:w="6660"/>
+            <w:tcMar>
+              <w:top w:type="dxa" w:w="60"/>
+              <w:left w:type="dxa" w:w="100"/>
+              <w:bottom w:type="dxa" w:w="60"/>
+              <w:right w:type="dxa" w:w="100"/>
+            </w:tcMar>
+            <w:vAlign w:val="center"/>
+          </w:tcPr>
+          <w:p>
+            <w:pPr>
+              <w:spacing w:after="0"/>
+              <w:jc w:val="left"/>
+            </w:pPr>
+            <w:r>
+              <w:rPr>
+                <w:rFonts w:ascii="Times New Roman" w:cs="Times New Roman" w:eastAsia="Times New Roman" w:hAnsi="Times New Roman"/>
+                <w:sz w:val="20"/>
+                <w:szCs w:val="20"/>
+              </w:rPr>
+              <w:t xml:space="preserve">Forecasting the next zero to six hours from the latest observations, the Tactical window.</w:t>
+            </w:r>
+          </w:p>
+        </w:tc>
+      </w:tr>
+      <w:tr>
+        <w:tc>
+          <w:tcPr>
+            <w:tcW w:type="dxa" w:w="2700"/>
+            <w:tcMar>
+              <w:top w:type="dxa" w:w="60"/>
+              <w:left w:type="dxa" w:w="100"/>
+              <w:bottom w:type="dxa" w:w="60"/>
+              <w:right w:type="dxa" w:w="100"/>
+            </w:tcMar>
+            <w:vAlign w:val="center"/>
+          </w:tcPr>
+          <w:p>
+            <w:pPr>
+              <w:spacing w:after="0"/>
+              <w:jc w:val="left"/>
+            </w:pPr>
+            <w:r>
+              <w:rPr>
+                <w:rFonts w:ascii="Times New Roman" w:cs="Times New Roman" w:eastAsia="Times New Roman" w:hAnsi="Times New Roman"/>
+                <w:sz w:val="20"/>
+                <w:szCs w:val="20"/>
+              </w:rPr>
+              <w:t xml:space="preserve">Revisit time</w:t>
+            </w:r>
+          </w:p>
+        </w:tc>
+        <w:tc>
+          <w:tcPr>
+            <w:tcW w:type="dxa" w:w="6660"/>
+            <w:tcMar>
+              <w:top w:type="dxa" w:w="60"/>
+              <w:left w:type="dxa" w:w="100"/>
+              <w:bottom w:type="dxa" w:w="60"/>
+              <w:right w:type="dxa" w:w="100"/>
+            </w:tcMar>
+            <w:vAlign w:val="center"/>
+          </w:tcPr>
+          <w:p>
+            <w:pPr>
+              <w:spacing w:after="0"/>
+              <w:jc w:val="left"/>
+            </w:pPr>
+            <w:r>
+              <w:rPr>
+                <w:rFonts w:ascii="Times New Roman" w:cs="Times New Roman" w:eastAsia="Times New Roman" w:hAnsi="Times New Roman"/>
+                <w:sz w:val="20"/>
+                <w:szCs w:val="20"/>
+              </w:rPr>
+              <w:t xml:space="preserve">How often a constellation sees the same place; the number the satellite roadmap is built around.</w:t>
+            </w:r>
+          </w:p>
+        </w:tc>
+      </w:tr>
+    </w:tbl>
+    <w:p>
+      <w:pPr>
+        <w:spacing w:after="120"/>
+      </w:pPr>
+    </w:p>
+    <w:p>
+      <w:pPr>
+        <w:pStyle w:val="Heading2"/>
+        <w:spacing w:after="120" w:before="280"/>
+      </w:pPr>
+      <w:r>
+        <w:rPr>
+          <w:rFonts w:ascii="Times New Roman" w:cs="Times New Roman" w:eastAsia="Times New Roman" w:hAnsi="Times New Roman"/>
+        </w:rPr>
+        <w:t xml:space="preserve">B.8 Project-specific names</w:t>
+      </w:r>
+    </w:p>
+    <w:tbl>
+      <w:tblPr>
+        <w:tblW w:type="dxa" w:w="9360"/>
+        <w:tblBorders>
+          <w:top w:val="single" w:color="auto" w:sz="4"/>
+          <w:left w:val="single" w:color="auto" w:sz="4"/>
+          <w:bottom w:val="single" w:color="auto" w:sz="4"/>
+          <w:right w:val="single" w:color="auto" w:sz="4"/>
+          <w:insideH w:val="single" w:color="auto" w:sz="4"/>
+          <w:insideV w:val="single" w:color="auto" w:sz="4"/>
+        </w:tblBorders>
+      </w:tblPr>
+      <w:tblGrid>
+        <w:gridCol w:w="2700"/>
+        <w:gridCol w:w="6660"/>
+      </w:tblGrid>
+      <w:tr>
+        <w:trPr>
+          <w:tblHeader/>
+        </w:trPr>
+        <w:tc>
+          <w:tcPr>
+            <w:tcW w:type="dxa" w:w="2700"/>
+            <w:shd w:fill="E4E9F0" w:color="auto" w:val="clear"/>
+            <w:tcMar>
+              <w:top w:type="dxa" w:w="60"/>
+              <w:left w:type="dxa" w:w="100"/>
+              <w:bottom w:type="dxa" w:w="60"/>
+              <w:right w:type="dxa" w:w="100"/>
+            </w:tcMar>
+            <w:vAlign w:val="center"/>
+          </w:tcPr>
+          <w:p>
+            <w:pPr>
+              <w:spacing w:after="0"/>
+              <w:jc w:val="left"/>
+            </w:pPr>
+            <w:r>
+              <w:rPr>
+                <w:rFonts w:ascii="Times New Roman" w:cs="Times New Roman" w:eastAsia="Times New Roman" w:hAnsi="Times New Roman"/>
+                <w:b/>
+                <w:bCs/>
+                <w:sz w:val="20"/>
+                <w:szCs w:val="20"/>
+              </w:rPr>
+              <w:t xml:space="preserve">Term</w:t>
+            </w:r>
+          </w:p>
+        </w:tc>
+        <w:tc>
+          <w:tcPr>
+            <w:tcW w:type="dxa" w:w="6660"/>
+            <w:shd w:fill="E4E9F0" w:color="auto" w:val="clear"/>
+            <w:tcMar>
+              <w:top w:type="dxa" w:w="60"/>
+              <w:left w:type="dxa" w:w="100"/>
+              <w:bottom w:type="dxa" w:w="60"/>
+              <w:right w:type="dxa" w:w="100"/>
+            </w:tcMar>
+            <w:vAlign w:val="center"/>
+          </w:tcPr>
+          <w:p>
+            <w:pPr>
+              <w:spacing w:after="0"/>
+              <w:jc w:val="left"/>
+            </w:pPr>
+            <w:r>
+              <w:rPr>
+                <w:rFonts w:ascii="Times New Roman" w:cs="Times New Roman" w:eastAsia="Times New Roman" w:hAnsi="Times New Roman"/>
+                <w:b/>
+                <w:bCs/>
+                <w:sz w:val="20"/>
+                <w:szCs w:val="20"/>
+              </w:rPr>
+              <w:t xml:space="preserve">Meaning</w:t>
+            </w:r>
+          </w:p>
+        </w:tc>
+      </w:tr>
+      <w:tr>
+        <w:tc>
+          <w:tcPr>
+            <w:tcW w:type="dxa" w:w="2700"/>
+            <w:tcMar>
+              <w:top w:type="dxa" w:w="60"/>
+              <w:left w:type="dxa" w:w="100"/>
+              <w:bottom w:type="dxa" w:w="60"/>
+              <w:right w:type="dxa" w:w="100"/>
+            </w:tcMar>
+            <w:vAlign w:val="center"/>
+          </w:tcPr>
+          <w:p>
+            <w:pPr>
+              <w:spacing w:after="0"/>
+              <w:jc w:val="left"/>
+            </w:pPr>
+            <w:r>
+              <w:rPr>
+                <w:rFonts w:ascii="Times New Roman" w:cs="Times New Roman" w:eastAsia="Times New Roman" w:hAnsi="Times New Roman"/>
+                <w:sz w:val="20"/>
+                <w:szCs w:val="20"/>
+              </w:rPr>
+              <w:t xml:space="preserve">milton_da</w:t>
+            </w:r>
+          </w:p>
+        </w:tc>
+        <w:tc>
+          <w:tcPr>
+            <w:tcW w:type="dxa" w:w="6660"/>
+            <w:tcMar>
+              <w:top w:type="dxa" w:w="60"/>
+              <w:left w:type="dxa" w:w="100"/>
+              <w:bottom w:type="dxa" w:w="60"/>
+              <w:right w:type="dxa" w:w="100"/>
+            </w:tcMar>
+            <w:vAlign w:val="center"/>
+          </w:tcPr>
+          <w:p>
+            <w:pPr>
+              <w:spacing w:after="0"/>
+              <w:jc w:val="left"/>
+            </w:pPr>
+            <w:r>
+              <w:rPr>
+                <w:rFonts w:ascii="Times New Roman" w:cs="Times New Roman" w:eastAsia="Times New Roman" w:hAnsi="Times New Roman"/>
+                <w:sz w:val="20"/>
+                <w:szCs w:val="20"/>
+              </w:rPr>
+              <w:t xml:space="preserve">The PyTorch package: data, models, physics, assimilation, training, inference, colab, tests, dashboard.</w:t>
+            </w:r>
+          </w:p>
+        </w:tc>
+      </w:tr>
+      <w:tr>
+        <w:tc>
+          <w:tcPr>
+            <w:tcW w:type="dxa" w:w="2700"/>
+            <w:tcMar>
+              <w:top w:type="dxa" w:w="60"/>
+              <w:left w:type="dxa" w:w="100"/>
+              <w:bottom w:type="dxa" w:w="60"/>
+              <w:right w:type="dxa" w:w="100"/>
+            </w:tcMar>
+            <w:vAlign w:val="center"/>
+          </w:tcPr>
+          <w:p>
+            <w:pPr>
+              <w:spacing w:after="0"/>
+              <w:jc w:val="left"/>
+            </w:pPr>
+            <w:r>
+              <w:rPr>
+                <w:rFonts w:ascii="Times New Roman" w:cs="Times New Roman" w:eastAsia="Times New Roman" w:hAnsi="Times New Roman"/>
+                <w:sz w:val="20"/>
+                <w:szCs w:val="20"/>
+              </w:rPr>
+              <w:t xml:space="preserve">JointLikelihood</w:t>
+            </w:r>
+          </w:p>
+        </w:tc>
+        <w:tc>
+          <w:tcPr>
+            <w:tcW w:type="dxa" w:w="6660"/>
+            <w:tcMar>
+              <w:top w:type="dxa" w:w="60"/>
+              <w:left w:type="dxa" w:w="100"/>
+              <w:bottom w:type="dxa" w:w="60"/>
+              <w:right w:type="dxa" w:w="100"/>
+            </w:tcMar>
+            <w:vAlign w:val="center"/>
+          </w:tcPr>
+          <w:p>
+            <w:pPr>
+              <w:spacing w:after="0"/>
+              <w:jc w:val="left"/>
+            </w:pPr>
+            <w:r>
+              <w:rPr>
+                <w:rFonts w:ascii="Times New Roman" w:cs="Times New Roman" w:eastAsia="Times New Roman" w:hAnsi="Times New Roman"/>
+                <w:sz w:val="20"/>
+                <w:szCs w:val="20"/>
+              </w:rPr>
+              <w:t xml:space="preserve">The module holding the proxy term, the calibrated radiance terms and the thermodynamic penalties, with per-channel bias and weight buffers.</w:t>
+            </w:r>
+          </w:p>
+        </w:tc>
+      </w:tr>
+      <w:tr>
+        <w:tc>
+          <w:tcPr>
+            <w:tcW w:type="dxa" w:w="2700"/>
+            <w:tcMar>
+              <w:top w:type="dxa" w:w="60"/>
+              <w:left w:type="dxa" w:w="100"/>
+              <w:bottom w:type="dxa" w:w="60"/>
+              <w:right w:type="dxa" w:w="100"/>
+            </w:tcMar>
+            <w:vAlign w:val="center"/>
+          </w:tcPr>
+          <w:p>
+            <w:pPr>
+              <w:spacing w:after="0"/>
+              <w:jc w:val="left"/>
+            </w:pPr>
+            <w:r>
+              <w:rPr>
+                <w:rFonts w:ascii="Times New Roman" w:cs="Times New Roman" w:eastAsia="Times New Roman" w:hAnsi="Times New Roman"/>
+                <w:sz w:val="20"/>
+                <w:szCs w:val="20"/>
+              </w:rPr>
+              <w:t xml:space="preserve">GuidedScoreSampler</w:t>
+            </w:r>
+          </w:p>
+        </w:tc>
+        <w:tc>
+          <w:tcPr>
+            <w:tcW w:type="dxa" w:w="6660"/>
+            <w:tcMar>
+              <w:top w:type="dxa" w:w="60"/>
+              <w:left w:type="dxa" w:w="100"/>
+              <w:bottom w:type="dxa" w:w="60"/>
+              <w:right w:type="dxa" w:w="100"/>
+            </w:tcMar>
+            <w:vAlign w:val="center"/>
+          </w:tcPr>
+          <w:p>
+            <w:pPr>
+              <w:spacing w:after="0"/>
+              <w:jc w:val="left"/>
+            </w:pPr>
+            <w:r>
+              <w:rPr>
+                <w:rFonts w:ascii="Times New Roman" w:cs="Times New Roman" w:eastAsia="Times New Roman" w:hAnsi="Times New Roman"/>
+                <w:sz w:val="20"/>
+                <w:szCs w:val="20"/>
+              </w:rPr>
+              <w:t xml:space="preserve">The predictor-corrector sampler with DPS guidance, Tweedie inflation and the guidance gate.</w:t>
+            </w:r>
+          </w:p>
+        </w:tc>
+      </w:tr>
+      <w:tr>
+        <w:tc>
+          <w:tcPr>
+            <w:tcW w:type="dxa" w:w="2700"/>
+            <w:tcMar>
+              <w:top w:type="dxa" w:w="60"/>
+              <w:left w:type="dxa" w:w="100"/>
+              <w:bottom w:type="dxa" w:w="60"/>
+              <w:right w:type="dxa" w:w="100"/>
+            </w:tcMar>
+            <w:vAlign w:val="center"/>
+          </w:tcPr>
+          <w:p>
+            <w:pPr>
+              <w:spacing w:after="0"/>
+              <w:jc w:val="left"/>
+            </w:pPr>
+            <w:r>
+              <w:rPr>
+                <w:rFonts w:ascii="Times New Roman" w:cs="Times New Roman" w:eastAsia="Times New Roman" w:hAnsi="Times New Roman"/>
+                <w:sz w:val="20"/>
+                <w:szCs w:val="20"/>
+              </w:rPr>
+              <w:t xml:space="preserve">calibrate_from_audit</w:t>
+            </w:r>
+          </w:p>
+        </w:tc>
+        <w:tc>
+          <w:tcPr>
+            <w:tcW w:type="dxa" w:w="6660"/>
+            <w:tcMar>
+              <w:top w:type="dxa" w:w="60"/>
+              <w:left w:type="dxa" w:w="100"/>
+              <w:bottom w:type="dxa" w:w="60"/>
+              <w:right w:type="dxa" w:w="100"/>
+            </w:tcMar>
+            <w:vAlign w:val="center"/>
+          </w:tcPr>
+          <w:p>
+            <w:pPr>
+              <w:spacing w:after="0"/>
+              <w:jc w:val="left"/>
+            </w:pPr>
+            <w:r>
+              <w:rPr>
+                <w:rFonts w:ascii="Times New Roman" w:cs="Times New Roman" w:eastAsia="Times New Roman" w:hAnsi="Times New Roman"/>
+                <w:sz w:val="20"/>
+                <w:szCs w:val="20"/>
+              </w:rPr>
+              <w:t xml:space="preserve">The method that reads the audit table and sets which channels enter the likelihood and with what bias and weight.</w:t>
+            </w:r>
+          </w:p>
+        </w:tc>
+      </w:tr>
+      <w:tr>
+        <w:tc>
+          <w:tcPr>
+            <w:tcW w:type="dxa" w:w="2700"/>
+            <w:tcMar>
+              <w:top w:type="dxa" w:w="60"/>
+              <w:left w:type="dxa" w:w="100"/>
+              <w:bottom w:type="dxa" w:w="60"/>
+              <w:right w:type="dxa" w:w="100"/>
+            </w:tcMar>
+            <w:vAlign w:val="center"/>
+          </w:tcPr>
+          <w:p>
+            <w:pPr>
+              <w:spacing w:after="0"/>
+              <w:jc w:val="left"/>
+            </w:pPr>
+            <w:r>
+              <w:rPr>
+                <w:rFonts w:ascii="Times New Roman" w:cs="Times New Roman" w:eastAsia="Times New Roman" w:hAnsi="Times New Roman"/>
+                <w:sz w:val="20"/>
+                <w:szCs w:val="20"/>
+              </w:rPr>
+              <w:t xml:space="preserve">proxy_no_mw (physics-only experiment)</w:t>
+            </w:r>
+          </w:p>
+        </w:tc>
+        <w:tc>
+          <w:tcPr>
+            <w:tcW w:type="dxa" w:w="6660"/>
+            <w:tcMar>
+              <w:top w:type="dxa" w:w="60"/>
+              <w:left w:type="dxa" w:w="100"/>
+              <w:bottom w:type="dxa" w:w="60"/>
+              <w:right w:type="dxa" w:w="100"/>
+            </w:tcMar>
+            <w:vAlign w:val="center"/>
+          </w:tcPr>
+          <w:p>
+            <w:pPr>
+              <w:spacing w:after="0"/>
+              <w:jc w:val="left"/>
+            </w:pPr>
+            <w:r>
+              <w:rPr>
+                <w:rFonts w:ascii="Times New Roman" w:cs="Times New Roman" w:eastAsia="Times New Roman" w:hAnsi="Times New Roman"/>
+                <w:sz w:val="20"/>
+                <w:szCs w:val="20"/>
+              </w:rPr>
+              <w:t xml:space="preserve">A run in which the proxy is denied the microwave so that only the physical likelihood carries the sounder information.</w:t>
+            </w:r>
+          </w:p>
+        </w:tc>
+      </w:tr>
+      <w:tr>
+        <w:tc>
+          <w:tcPr>
+            <w:tcW w:type="dxa" w:w="2700"/>
+            <w:tcMar>
+              <w:top w:type="dxa" w:w="60"/>
+              <w:left w:type="dxa" w:w="100"/>
+              <w:bottom w:type="dxa" w:w="60"/>
+              <w:right w:type="dxa" w:w="100"/>
+            </w:tcMar>
+            <w:vAlign w:val="center"/>
+          </w:tcPr>
+          <w:p>
+            <w:pPr>
+              <w:spacing w:after="0"/>
+              <w:jc w:val="left"/>
+            </w:pPr>
+            <w:r>
+              <w:rPr>
+                <w:rFonts w:ascii="Times New Roman" w:cs="Times New Roman" w:eastAsia="Times New Roman" w:hAnsi="Times New Roman"/>
+                <w:sz w:val="20"/>
+                <w:szCs w:val="20"/>
+              </w:rPr>
+              <w:t xml:space="preserve">sigma_unet</w:t>
+            </w:r>
+          </w:p>
+        </w:tc>
+        <w:tc>
+          <w:tcPr>
+            <w:tcW w:type="dxa" w:w="6660"/>
+            <w:tcMar>
+              <w:top w:type="dxa" w:w="60"/>
+              <w:left w:type="dxa" w:w="100"/>
+              <w:bottom w:type="dxa" w:w="60"/>
+              <w:right w:type="dxa" w:w="100"/>
+            </w:tcMar>
+            <w:vAlign w:val="center"/>
+          </w:tcPr>
+          <w:p>
+            <w:pPr>
+              <w:spacing w:after="0"/>
+              <w:jc w:val="left"/>
+            </w:pPr>
+            <w:r>
+              <w:rPr>
+                <w:rFonts w:ascii="Times New Roman" w:cs="Times New Roman" w:eastAsia="Times New Roman" w:hAnsi="Times New Roman"/>
+                <w:sz w:val="20"/>
+                <w:szCs w:val="20"/>
+              </w:rPr>
+              <w:t xml:space="preserve">The assumed error of the proxy, which sets how tightly the sampler follows it; too small collapses the spread.</w:t>
+            </w:r>
+          </w:p>
+        </w:tc>
+      </w:tr>
+      <w:tr>
+        <w:tc>
+          <w:tcPr>
+            <w:tcW w:type="dxa" w:w="2700"/>
+            <w:tcMar>
+              <w:top w:type="dxa" w:w="60"/>
+              <w:left w:type="dxa" w:w="100"/>
+              <w:bottom w:type="dxa" w:w="60"/>
+              <w:right w:type="dxa" w:w="100"/>
+            </w:tcMar>
+            <w:vAlign w:val="center"/>
+          </w:tcPr>
+          <w:p>
+            <w:pPr>
+              <w:spacing w:after="0"/>
+              <w:jc w:val="left"/>
+            </w:pPr>
+            <w:r>
+              <w:rPr>
+                <w:rFonts w:ascii="Times New Roman" w:cs="Times New Roman" w:eastAsia="Times New Roman" w:hAnsi="Times New Roman"/>
+                <w:sz w:val="20"/>
+                <w:szCs w:val="20"/>
+              </w:rPr>
+              <w:t xml:space="preserve">Scene</w:t>
+            </w:r>
+          </w:p>
+        </w:tc>
+        <w:tc>
+          <w:tcPr>
+            <w:tcW w:type="dxa" w:w="6660"/>
+            <w:tcMar>
+              <w:top w:type="dxa" w:w="60"/>
+              <w:left w:type="dxa" w:w="100"/>
+              <w:bottom w:type="dxa" w:w="60"/>
+              <w:right w:type="dxa" w:w="100"/>
+            </w:tcMar>
+            <w:vAlign w:val="center"/>
+          </w:tcPr>
+          <w:p>
+            <w:pPr>
+              <w:spacing w:after="0"/>
+              <w:jc w:val="left"/>
+            </w:pPr>
+            <w:r>
+              <w:rPr>
+                <w:rFonts w:ascii="Times New Roman" w:cs="Times New Roman" w:eastAsia="Times New Roman" w:hAnsi="Times New Roman"/>
+                <w:sz w:val="20"/>
+                <w:szCs w:val="20"/>
+              </w:rPr>
+              <w:t xml:space="preserve">One storm-centred sample: infrared, microwave with mask and zenith angle, ERA5 temperature, IMERG rain, at one analysis time.</w:t>
+            </w:r>
+          </w:p>
+        </w:tc>
+      </w:tr>
+      <w:tr>
+        <w:tc>
+          <w:tcPr>
+            <w:tcW w:type="dxa" w:w="2700"/>
+            <w:tcMar>
+              <w:top w:type="dxa" w:w="60"/>
+              <w:left w:type="dxa" w:w="100"/>
+              <w:bottom w:type="dxa" w:w="60"/>
+              <w:right w:type="dxa" w:w="100"/>
+            </w:tcMar>
+            <w:vAlign w:val="center"/>
+          </w:tcPr>
+          <w:p>
+            <w:pPr>
+              <w:spacing w:after="0"/>
+              <w:jc w:val="left"/>
+            </w:pPr>
+            <w:r>
+              <w:rPr>
+                <w:rFonts w:ascii="Times New Roman" w:cs="Times New Roman" w:eastAsia="Times New Roman" w:hAnsi="Times New Roman"/>
+                <w:sz w:val="20"/>
+                <w:szCs w:val="20"/>
+              </w:rPr>
+              <w:t xml:space="preserve">Archive</w:t>
+            </w:r>
+          </w:p>
+        </w:tc>
+        <w:tc>
+          <w:tcPr>
+            <w:tcW w:type="dxa" w:w="6660"/>
+            <w:tcMar>
+              <w:top w:type="dxa" w:w="60"/>
+              <w:left w:type="dxa" w:w="100"/>
+              <w:bottom w:type="dxa" w:w="60"/>
+              <w:right w:type="dxa" w:w="100"/>
+            </w:tcMar>
+            <w:vAlign w:val="center"/>
+          </w:tcPr>
+          <w:p>
+            <w:pPr>
+              <w:spacing w:after="0"/>
+              <w:jc w:val="left"/>
+            </w:pPr>
+            <w:r>
+              <w:rPr>
+                <w:rFonts w:ascii="Times New Roman" w:cs="Times New Roman" w:eastAsia="Times New Roman" w:hAnsi="Times New Roman"/>
+                <w:sz w:val="20"/>
+                <w:szCs w:val="20"/>
+              </w:rPr>
+              <w:t xml:space="preserve">The 1,057 training and validation scenes from the 2017 to 2023 Atlantic and East Pacific seasons.</w:t>
+            </w:r>
+          </w:p>
+        </w:tc>
+      </w:tr>
+      <w:tr>
+        <w:tc>
+          <w:tcPr>
+            <w:tcW w:type="dxa" w:w="2700"/>
+            <w:tcMar>
+              <w:top w:type="dxa" w:w="60"/>
+              <w:left w:type="dxa" w:w="100"/>
+              <w:bottom w:type="dxa" w:w="60"/>
+              <w:right w:type="dxa" w:w="100"/>
+            </w:tcMar>
+            <w:vAlign w:val="center"/>
+          </w:tcPr>
+          <w:p>
+            <w:pPr>
+              <w:spacing w:after="0"/>
+              <w:jc w:val="left"/>
+            </w:pPr>
+            <w:r>
+              <w:rPr>
+                <w:rFonts w:ascii="Times New Roman" w:cs="Times New Roman" w:eastAsia="Times New Roman" w:hAnsi="Times New Roman"/>
+                <w:sz w:val="20"/>
+                <w:szCs w:val="20"/>
+              </w:rPr>
+              <w:t xml:space="preserve">Milton Inside Out</w:t>
+            </w:r>
+          </w:p>
+        </w:tc>
+        <w:tc>
+          <w:tcPr>
+            <w:tcW w:type="dxa" w:w="6660"/>
+            <w:tcMar>
+              <w:top w:type="dxa" w:w="60"/>
+              <w:left w:type="dxa" w:w="100"/>
+              <w:bottom w:type="dxa" w:w="60"/>
+              <w:right w:type="dxa" w:w="100"/>
+            </w:tcMar>
+            <w:vAlign w:val="center"/>
+          </w:tcPr>
+          <w:p>
+            <w:pPr>
+              <w:spacing w:after="0"/>
+              <w:jc w:val="left"/>
+            </w:pPr>
+            <w:r>
+              <w:rPr>
+                <w:rFonts w:ascii="Times New Roman" w:cs="Times New Roman" w:eastAsia="Times New Roman" w:hAnsi="Times New Roman"/>
+                <w:sz w:val="20"/>
+                <w:szCs w:val="20"/>
+              </w:rPr>
+              <w:t xml:space="preserve">The public results dashboard on GitHub Pages.</w:t>
+            </w:r>
+          </w:p>
+        </w:tc>
+      </w:tr>
+      <w:tr>
+        <w:tc>
+          <w:tcPr>
+            <w:tcW w:type="dxa" w:w="2700"/>
+            <w:tcMar>
+              <w:top w:type="dxa" w:w="60"/>
+              <w:left w:type="dxa" w:w="100"/>
+              <w:bottom w:type="dxa" w:w="60"/>
+              <w:right w:type="dxa" w:w="100"/>
+            </w:tcMar>
+            <w:vAlign w:val="center"/>
+          </w:tcPr>
+          <w:p>
+            <w:pPr>
+              <w:spacing w:after="0"/>
+              <w:jc w:val="left"/>
+            </w:pPr>
+            <w:r>
+              <w:rPr>
+                <w:rFonts w:ascii="Times New Roman" w:cs="Times New Roman" w:eastAsia="Times New Roman" w:hAnsi="Times New Roman"/>
+                <w:sz w:val="20"/>
+                <w:szCs w:val="20"/>
+              </w:rPr>
+              <w:t xml:space="preserve">Probe</w:t>
+            </w:r>
+          </w:p>
+        </w:tc>
+        <w:tc>
+          <w:tcPr>
+            <w:tcW w:type="dxa" w:w="6660"/>
+            <w:tcMar>
+              <w:top w:type="dxa" w:w="60"/>
+              <w:left w:type="dxa" w:w="100"/>
+              <w:bottom w:type="dxa" w:w="60"/>
+              <w:right w:type="dxa" w:w="100"/>
+            </w:tcMar>
+            <w:vAlign w:val="center"/>
+          </w:tcPr>
+          <w:p>
+            <w:pPr>
+              <w:spacing w:after="0"/>
+              <w:jc w:val="left"/>
+            </w:pPr>
+            <w:r>
+              <w:rPr>
+                <w:rFonts w:ascii="Times New Roman" w:cs="Times New Roman" w:eastAsia="Times New Roman" w:hAnsi="Times New Roman"/>
+                <w:sz w:val="20"/>
+                <w:szCs w:val="20"/>
+              </w:rPr>
+              <w:t xml:space="preserve">The instrumented single-chain script used to diagnose the divergence.</w:t>
+            </w:r>
+          </w:p>
+        </w:tc>
+      </w:tr>
+    </w:tbl>
+    <w:p>
+      <w:pPr>
+        <w:spacing w:after="120"/>
+      </w:pPr>
+    </w:p>
+    <w:p>
+      <w:pPr>
+        <w:pStyle w:val="Heading1"/>
+        <w:spacing w:after="160" w:before="360"/>
+      </w:pPr>
+      <w:r>
+        <w:rPr>
+          <w:rFonts w:ascii="Times New Roman" w:cs="Times New Roman" w:eastAsia="Times New Roman" w:hAnsi="Times New Roman"/>
+        </w:rPr>
+        <w:t xml:space="preserve">Appendix C. References</w:t>
       </w:r>
     </w:p>
     <w:p>

--- a/docs/milton_da_technical_report.docx
+++ b/docs/milton_da_technical_report.docx
@@ -13258,7 +13258,7 @@
           <w:sz w:val="20"/>
           <w:szCs w:val="20"/>
         </w:rPr>
-        <w:t xml:space="preserve">Table 12. Per-scene verification of the 8-member analysis against ERA5 and IMERG. Core: RMSE at 300 hPa in a 130 km box around the best-track centre. Domain: mean over ten levels on the 128 x 128 grid. Warm core (WC) at 300 hPa in K. Two scenes have gaps in the labels and are not scored.</w:t>
+        <w:t xml:space="preserve">Table 12. Per-scene verification of the 8-member analysis against ERA5 and IMERG. Core: RMSE at 300 hPa in a central 16 x 16 pixel box (about 70 km at 4.4 km per pixel) around the best-track centre. Domain: mean over ten levels on the 128 x 128 grid. Warm core (WC) at 300 hPa in K. Two scenes have gaps in the labels and are not scored.</w:t>
       </w:r>
     </w:p>
     <w:tbl>
@@ -18338,7 +18338,7 @@
           <w:sz w:val="20"/>
           <w:szCs w:val="20"/>
         </w:rPr>
-        <w:t xml:space="preserve">Figure 9. Inner-core temperature RMSE at 300 hPa (130 km box) against ERA5 on the eight scenes with an ATMS overpass, for the full analysis, the direct U-Net proxy alone, and the physics-only microwave retrieval.</w:t>
+        <w:t xml:space="preserve">Figure 9. Inner-core temperature RMSE at 300 hPa (central 16 x 16 pixels, about 70 km) against ERA5 on the eight scenes with an ATMS overpass, for the full analysis, the direct U-Net proxy alone, and the physics-only microwave retrieval.</w:t>
       </w:r>
     </w:p>
     <w:p>
@@ -19500,7 +19500,7 @@
           <w:sz w:val="24"/>
           <w:szCs w:val="24"/>
         </w:rPr>
-        <w:t xml:space="preserve">Six figures computed on the page from the embedded results. Domain temperature RMSE against ERA5: the range across the 14 scored scenes of the root mean square difference between the 8-member mean temperature and ERA5, over all ten levels and the full 128 x 128 grid. Inner-core RMSE at 300 hPa: the same quantity at one level in an 8 x 8 box of the coarsened field, about 130 km around the best-track centre. Scenes with the warm core peaking at 250 to 400 hPa: a count of scenes whose warm-core profile has its maximum at one of those three levels. ATMS sounding-channel misfit after calibration: the root mean square difference between the bias-corrected simulated radiances of the analysis and the observed ones over channels 5 to 9, quoted with the value the ERA5 truth itself achieves so that the reader knows the floor. Analysis times with an ATMS overpass: scenes where the swath mask covers more than 30 percent of the domain. Training and validation scenes. The note beneath states the climatological caveat of Section 13.4 so that the domain RMSE is not over-read.</w:t>
+        <w:t xml:space="preserve">Six figures computed on the page from the embedded results. Domain temperature RMSE against ERA5: the range across the 14 scored scenes of the root mean square difference between the 8-member mean temperature and ERA5, over all ten levels and the full 128 x 128 grid. Inner-core RMSE at 300 hPa: the same quantity at one level in an 8 x 8 box of the coarsened field, about 70 km around the best-track centre. Scenes with the warm core peaking at 250 to 400 hPa: a count of scenes whose warm-core profile has its maximum at one of those three levels. ATMS sounding-channel misfit after calibration: the root mean square difference between the bias-corrected simulated radiances of the analysis and the observed ones over channels 5 to 9, quoted with the value the ERA5 truth itself achieves so that the reader knows the floor. Analysis times with an ATMS overpass: scenes where the swath mask covers more than 30 percent of the domain. Training and validation scenes. The note beneath states the climatological caveat of Section 13.4 so that the domain RMSE is not over-read.</w:t>
       </w:r>
     </w:p>
     <w:p>
@@ -29237,7 +29237,7 @@
                 <w:sz w:val="20"/>
                 <w:szCs w:val="20"/>
               </w:rPr>
-              <w:t xml:space="preserve">RMSE inside a 130 km box around the eye, where the warm core is and where a hurricane retrieval is actually tested.</w:t>
+              <w:t xml:space="preserve">RMSE inside a central 16 x 16 pixel box, about 70 km across around the eye, where the warm core is and where a hurricane retrieval is actually tested.</w:t>
             </w:r>
           </w:p>
         </w:tc>
